--- a/docs/HUONG-DAN-DEPLOY-CHI-TIET.docx
+++ b/docs/HUONG-DAN-DEPLOY-CHI-TIET.docx
@@ -36,7 +36,7 @@
         </w:p>
       </w:sdtContent>
     </w:sdt>
-    <w:bookmarkStart w:id="56" w:name="hướng-dẫn-triển-khai-learnquiz"/>
+    <w:bookmarkStart w:id="64" w:name="hướng-dẫn-triển-khai-learnquiz"/>
     <w:p>
       <w:pPr>
         <w:pStyle w:val="Heading1"/>
@@ -483,6 +483,40 @@
             <w:rStyle w:val="Hyperlink"/>
           </w:rPr>
           <w:t xml:space="preserve">Bảng tra lỗi thường gặp</w:t>
+        </w:r>
+      </w:hyperlink>
+    </w:p>
+    <w:p>
+      <w:pPr>
+        <w:numPr>
+          <w:ilvl w:val="0"/>
+          <w:numId w:val="1001"/>
+        </w:numPr>
+        <w:pStyle w:val="Compact"/>
+      </w:pPr>
+      <w:hyperlink w:anchor="X89e11ddbc19bbe57019b9dfaaf8e330c51173e7">
+        <w:r>
+          <w:rPr>
+            <w:rStyle w:val="Hyperlink"/>
+          </w:rPr>
+          <w:t xml:space="preserve">Giám sát &amp; thông báo sau khi deploy</w:t>
+        </w:r>
+      </w:hyperlink>
+    </w:p>
+    <w:p>
+      <w:pPr>
+        <w:numPr>
+          <w:ilvl w:val="0"/>
+          <w:numId w:val="1001"/>
+        </w:numPr>
+        <w:pStyle w:val="Compact"/>
+      </w:pPr>
+      <w:hyperlink w:anchor="Xcfa7cd7497540275322ea1a50e108aabd69fd72">
+        <w:r>
+          <w:rPr>
+            <w:rStyle w:val="Hyperlink"/>
+          </w:rPr>
+          <w:t xml:space="preserve">Quản lý dữ liệu bằng Prisma Studio từ máy tính</w:t>
         </w:r>
       </w:hyperlink>
     </w:p>
@@ -9199,20 +9233,1562 @@
         </w:pict>
       </w:r>
     </w:p>
+    <w:bookmarkEnd w:id="55"/>
+    <w:bookmarkStart w:id="60" w:name="giám-sát-thông-báo-sau-khi-deploy"/>
+    <w:p>
+      <w:pPr>
+        <w:pStyle w:val="Heading2"/>
+      </w:pPr>
+      <w:r>
+        <w:t xml:space="preserve">12. Giám sát &amp; thông báo sau khi deploy</w:t>
+      </w:r>
+    </w:p>
+    <w:bookmarkStart w:id="56" w:name="vercel-web-analytics-đã-cài"/>
+    <w:p>
+      <w:pPr>
+        <w:pStyle w:val="Heading3"/>
+      </w:pPr>
+      <w:r>
+        <w:t xml:space="preserve">12.1. Vercel Web Analytics — đã cài</w:t>
+      </w:r>
+    </w:p>
     <w:p>
       <w:pPr>
         <w:pStyle w:val="FirstParagraph"/>
+      </w:pPr>
+      <w:r>
+        <w:rPr>
+          <w:rStyle w:val="VerbatimChar"/>
+        </w:rPr>
+        <w:t xml:space="preserve">frontend</w:t>
+      </w:r>
+      <w:r>
+        <w:t xml:space="preserve"> </w:t>
+      </w:r>
+      <w:r>
+        <w:t xml:space="preserve">đã cài</w:t>
+      </w:r>
+      <w:r>
+        <w:t xml:space="preserve"> </w:t>
+      </w:r>
+      <w:r>
+        <w:rPr>
+          <w:rStyle w:val="VerbatimChar"/>
+        </w:rPr>
+        <w:t xml:space="preserve">@vercel/analytics</w:t>
+      </w:r>
+      <w:r>
+        <w:t xml:space="preserve"> </w:t>
+      </w:r>
+      <w:r>
+        <w:t xml:space="preserve">và gắn</w:t>
+      </w:r>
+      <w:r>
+        <w:t xml:space="preserve"> </w:t>
+      </w:r>
+      <w:r>
+        <w:rPr>
+          <w:rStyle w:val="VerbatimChar"/>
+        </w:rPr>
+        <w:t xml:space="preserve">&lt;Analytics /&gt;</w:t>
+      </w:r>
+      <w:r>
+        <w:t xml:space="preserve"> </w:t>
+      </w:r>
+      <w:r>
+        <w:t xml:space="preserve">trong</w:t>
+      </w:r>
+      <w:r>
+        <w:t xml:space="preserve"> </w:t>
+      </w:r>
+      <w:r>
+        <w:rPr>
+          <w:rStyle w:val="VerbatimChar"/>
+        </w:rPr>
+        <w:t xml:space="preserve">main.tsx</w:t>
+      </w:r>
+      <w:r>
+        <w:t xml:space="preserve"> </w:t>
+      </w:r>
+      <w:r>
+        <w:t xml:space="preserve">(cùng chỗ với</w:t>
+      </w:r>
+      <w:r>
+        <w:t xml:space="preserve"> </w:t>
+      </w:r>
+      <w:r>
+        <w:rPr>
+          <w:rStyle w:val="VerbatimChar"/>
+        </w:rPr>
+        <w:t xml:space="preserve">&lt;SpeedInsights /&gt;</w:t>
+      </w:r>
+      <w:r>
+        <w:t xml:space="preserve">) — không cần thêm biến môi trường. Khác với Speed Insights (đo hiệu năng tải trang), Web Analytics đếm</w:t>
+      </w:r>
+      <w:r>
+        <w:t xml:space="preserve"> </w:t>
+      </w:r>
+      <w:r>
+        <w:rPr>
+          <w:bCs/>
+          <w:b/>
+        </w:rPr>
+        <w:t xml:space="preserve">lượt xem trang và người dùng</w:t>
+      </w:r>
+      <w:r>
+        <w:t xml:space="preserve"> </w:t>
+      </w:r>
+      <w:r>
+        <w:t xml:space="preserve">(pageview, visitor, trang được xem nhiều nhất).</w:t>
+      </w:r>
+    </w:p>
+    <w:p>
+      <w:pPr>
+        <w:pStyle w:val="BodyText"/>
+      </w:pPr>
+      <w:r>
+        <w:t xml:space="preserve">Để xem số liệu: Vercel Dashboard → chọn project → tab</w:t>
+      </w:r>
+      <w:r>
+        <w:t xml:space="preserve"> </w:t>
+      </w:r>
+      <w:r>
+        <w:rPr>
+          <w:bCs/>
+          <w:b/>
+        </w:rPr>
+        <w:t xml:space="preserve">Analytics</w:t>
+      </w:r>
+      <w:r>
+        <w:t xml:space="preserve">. Lần đầu vào tab này, Vercel có thể yêu cầu bấm</w:t>
+      </w:r>
+      <w:r>
+        <w:t xml:space="preserve"> </w:t>
+      </w:r>
+      <w:r>
+        <w:rPr>
+          <w:bCs/>
+          <w:b/>
+        </w:rPr>
+        <w:t xml:space="preserve">Enable</w:t>
+      </w:r>
+      <w:r>
+        <w:t xml:space="preserve"> </w:t>
+      </w:r>
+      <w:r>
+        <w:t xml:space="preserve">một lần (sản phẩm tách riêng khỏi việc deploy) — sau khi bật, số liệu xuất hiện dần theo lượt truy cập thật, không hồi tố dữ liệu cũ.</w:t>
+      </w:r>
+    </w:p>
+    <w:bookmarkEnd w:id="56"/>
+    <w:bookmarkStart w:id="57" w:name="Xc45f2f28ed68de4a5b23fb5fde74255924a144b"/>
+    <w:p>
+      <w:pPr>
+        <w:pStyle w:val="Heading3"/>
+      </w:pPr>
+      <w:r>
+        <w:t xml:space="preserve">12.2. Preview Deployments — đã bật sẵn, không cần cài</w:t>
+      </w:r>
+    </w:p>
+    <w:p>
+      <w:pPr>
+        <w:pStyle w:val="FirstParagraph"/>
+      </w:pPr>
+      <w:r>
+        <w:t xml:space="preserve">Đây là hành vi</w:t>
+      </w:r>
+      <w:r>
+        <w:t xml:space="preserve"> </w:t>
+      </w:r>
+      <w:r>
+        <w:rPr>
+          <w:bCs/>
+          <w:b/>
+        </w:rPr>
+        <w:t xml:space="preserve">mặc định</w:t>
+      </w:r>
+      <w:r>
+        <w:t xml:space="preserve"> </w:t>
+      </w:r>
+      <w:r>
+        <w:t xml:space="preserve">của Vercel khi project được kết nối qua GitHub — không có nút</w:t>
+      </w:r>
+      <w:r>
+        <w:t xml:space="preserve"> </w:t>
+      </w:r>
+      <w:r>
+        <w:t xml:space="preserve">“</w:t>
+      </w:r>
+      <w:r>
+        <w:t xml:space="preserve">cài đặt</w:t>
+      </w:r>
+      <w:r>
+        <w:t xml:space="preserve">”</w:t>
+      </w:r>
+      <w:r>
+        <w:t xml:space="preserve"> </w:t>
+      </w:r>
+      <w:r>
+        <w:t xml:space="preserve">riêng. Cơ chế: mỗi khi có commit mới trên một nhánh</w:t>
+      </w:r>
+      <w:r>
+        <w:t xml:space="preserve"> </w:t>
+      </w:r>
+      <w:r>
+        <w:rPr>
+          <w:bCs/>
+          <w:b/>
+        </w:rPr>
+        <w:t xml:space="preserve">khác</w:t>
+      </w:r>
+      <w:r>
+        <w:t xml:space="preserve"> </w:t>
+      </w:r>
+      <w:r>
+        <w:rPr>
+          <w:rStyle w:val="VerbatimChar"/>
+        </w:rPr>
+        <w:t xml:space="preserve">main</w:t>
+      </w:r>
+      <w:r>
+        <w:t xml:space="preserve"> </w:t>
+      </w:r>
+      <w:r>
+        <w:t xml:space="preserve">(hoặc mở Pull Request), Vercel tự build và cấp một URL xem trước độc lập, không ảnh hưởng tới bản production đang chạy tại</w:t>
+      </w:r>
+      <w:r>
+        <w:t xml:space="preserve"> </w:t>
+      </w:r>
+      <w:r>
+        <w:rPr>
+          <w:rStyle w:val="VerbatimChar"/>
+        </w:rPr>
+        <w:t xml:space="preserve">final-project-js-ten.vercel.app</w:t>
+      </w:r>
+      <w:r>
+        <w:t xml:space="preserve">.</w:t>
+      </w:r>
+    </w:p>
+    <w:p>
+      <w:pPr>
+        <w:pStyle w:val="BodyText"/>
+      </w:pPr>
+      <w:r>
+        <w:t xml:space="preserve">Cách kiểm tra đang hoạt động:</w:t>
+      </w:r>
+    </w:p>
+    <w:p>
+      <w:pPr>
+        <w:pStyle w:val="SourceCode"/>
+      </w:pPr>
+      <w:r>
+        <w:rPr>
+          <w:rStyle w:val="FunctionTok"/>
+        </w:rPr>
+        <w:t xml:space="preserve">git</w:t>
+      </w:r>
+      <w:r>
+        <w:rPr>
+          <w:rStyle w:val="NormalTok"/>
+        </w:rPr>
+        <w:t xml:space="preserve"> checkout </w:t>
+      </w:r>
+      <w:r>
+        <w:rPr>
+          <w:rStyle w:val="AttributeTok"/>
+        </w:rPr>
+        <w:t xml:space="preserve">-b</w:t>
+      </w:r>
+      <w:r>
+        <w:rPr>
+          <w:rStyle w:val="NormalTok"/>
+        </w:rPr>
+        <w:t xml:space="preserve"> thu-nghiem-preview</w:t>
+      </w:r>
+      <w:r>
+        <w:br/>
+      </w:r>
+      <w:r>
+        <w:rPr>
+          <w:rStyle w:val="FunctionTok"/>
+        </w:rPr>
+        <w:t xml:space="preserve">git</w:t>
+      </w:r>
+      <w:r>
+        <w:rPr>
+          <w:rStyle w:val="NormalTok"/>
+        </w:rPr>
+        <w:t xml:space="preserve"> commit </w:t>
+      </w:r>
+      <w:r>
+        <w:rPr>
+          <w:rStyle w:val="AttributeTok"/>
+        </w:rPr>
+        <w:t xml:space="preserve">--allow-empty</w:t>
+      </w:r>
+      <w:r>
+        <w:rPr>
+          <w:rStyle w:val="NormalTok"/>
+        </w:rPr>
+        <w:t xml:space="preserve"> </w:t>
+      </w:r>
+      <w:r>
+        <w:rPr>
+          <w:rStyle w:val="AttributeTok"/>
+        </w:rPr>
+        <w:t xml:space="preserve">-m</w:t>
+      </w:r>
+      <w:r>
+        <w:rPr>
+          <w:rStyle w:val="NormalTok"/>
+        </w:rPr>
+        <w:t xml:space="preserve"> </w:t>
+      </w:r>
+      <w:r>
+        <w:rPr>
+          <w:rStyle w:val="StringTok"/>
+        </w:rPr>
+        <w:t xml:space="preserve">"test: kiểm tra preview deployment"</w:t>
+      </w:r>
+      <w:r>
+        <w:br/>
+      </w:r>
+      <w:r>
+        <w:rPr>
+          <w:rStyle w:val="FunctionTok"/>
+        </w:rPr>
+        <w:t xml:space="preserve">git</w:t>
+      </w:r>
+      <w:r>
+        <w:rPr>
+          <w:rStyle w:val="NormalTok"/>
+        </w:rPr>
+        <w:t xml:space="preserve"> push </w:t>
+      </w:r>
+      <w:r>
+        <w:rPr>
+          <w:rStyle w:val="AttributeTok"/>
+        </w:rPr>
+        <w:t xml:space="preserve">-u</w:t>
+      </w:r>
+      <w:r>
+        <w:rPr>
+          <w:rStyle w:val="NormalTok"/>
+        </w:rPr>
+        <w:t xml:space="preserve"> origin thu-nghiem-preview</w:t>
+      </w:r>
+    </w:p>
+    <w:p>
+      <w:pPr>
+        <w:pStyle w:val="FirstParagraph"/>
+      </w:pPr>
+      <w:r>
+        <w:t xml:space="preserve">Mở repo trên GitHub → tạo Pull Request từ nhánh này vào</w:t>
+      </w:r>
+      <w:r>
+        <w:t xml:space="preserve"> </w:t>
+      </w:r>
+      <w:r>
+        <w:rPr>
+          <w:rStyle w:val="VerbatimChar"/>
+        </w:rPr>
+        <w:t xml:space="preserve">main</w:t>
+      </w:r>
+      <w:r>
+        <w:t xml:space="preserve"> </w:t>
+      </w:r>
+      <w:r>
+        <w:t xml:space="preserve">— bot</w:t>
+      </w:r>
+      <w:r>
+        <w:t xml:space="preserve"> </w:t>
+      </w:r>
+      <w:r>
+        <w:rPr>
+          <w:bCs/>
+          <w:b/>
+        </w:rPr>
+        <w:t xml:space="preserve">Vercel</w:t>
+      </w:r>
+      <w:r>
+        <w:t xml:space="preserve"> </w:t>
+      </w:r>
+      <w:r>
+        <w:t xml:space="preserve">sẽ tự bình luận vào PR kèm link dạng</w:t>
+      </w:r>
+      <w:r>
+        <w:t xml:space="preserve"> </w:t>
+      </w:r>
+      <w:r>
+        <w:rPr>
+          <w:rStyle w:val="VerbatimChar"/>
+        </w:rPr>
+        <w:t xml:space="preserve">https://final-project-js-ten-git-thu-nghiem-preview-....vercel.app</w:t>
+      </w:r>
+      <w:r>
+        <w:t xml:space="preserve">. Kiểm tra xong thì xoá Pull Request và nhánh, không cần merge.</w:t>
+      </w:r>
+    </w:p>
+    <w:p>
+      <w:pPr>
+        <w:pStyle w:val="BodyText"/>
       </w:pPr>
       <w:r>
         <w:rPr>
           <w:iCs/>
           <w:i/>
         </w:rPr>
+        <w:t xml:space="preserve">(Cũng có thể xem trực tiếp không cần tạo PR: Vercel Dashboard → tab Deployments → mọi bản build từ nhánh khác</w:t>
+      </w:r>
+      <w:r>
+        <w:rPr>
+          <w:iCs/>
+          <w:i/>
+        </w:rPr>
+        <w:t xml:space="preserve"> </w:t>
+      </w:r>
+      <w:r>
+        <w:rPr>
+          <w:rStyle w:val="VerbatimChar"/>
+          <w:iCs/>
+          <w:i/>
+        </w:rPr>
+        <w:t xml:space="preserve">main</w:t>
+      </w:r>
+      <w:r>
+        <w:rPr>
+          <w:iCs/>
+          <w:i/>
+        </w:rPr>
+        <w:t xml:space="preserve"> </w:t>
+      </w:r>
+      <w:r>
+        <w:rPr>
+          <w:iCs/>
+          <w:i/>
+        </w:rPr>
+        <w:t xml:space="preserve">đều gắn nhãn</w:t>
+      </w:r>
+      <w:r>
+        <w:rPr>
+          <w:iCs/>
+          <w:i/>
+        </w:rPr>
+        <w:t xml:space="preserve"> </w:t>
+      </w:r>
+      <w:r>
+        <w:rPr>
+          <w:iCs/>
+          <w:i/>
+        </w:rPr>
+        <w:t xml:space="preserve">“</w:t>
+      </w:r>
+      <w:r>
+        <w:rPr>
+          <w:iCs/>
+          <w:i/>
+        </w:rPr>
+        <w:t xml:space="preserve">Preview</w:t>
+      </w:r>
+      <w:r>
+        <w:rPr>
+          <w:iCs/>
+          <w:i/>
+        </w:rPr>
+        <w:t xml:space="preserve">”</w:t>
+      </w:r>
+      <w:r>
+        <w:rPr>
+          <w:iCs/>
+          <w:i/>
+        </w:rPr>
+        <w:t xml:space="preserve"> </w:t>
+      </w:r>
+      <w:r>
+        <w:rPr>
+          <w:iCs/>
+          <w:i/>
+        </w:rPr>
+        <w:t xml:space="preserve">thay vì</w:t>
+      </w:r>
+      <w:r>
+        <w:rPr>
+          <w:iCs/>
+          <w:i/>
+        </w:rPr>
+        <w:t xml:space="preserve"> </w:t>
+      </w:r>
+      <w:r>
+        <w:rPr>
+          <w:iCs/>
+          <w:i/>
+        </w:rPr>
+        <w:t xml:space="preserve">“</w:t>
+      </w:r>
+      <w:r>
+        <w:rPr>
+          <w:iCs/>
+          <w:i/>
+        </w:rPr>
+        <w:t xml:space="preserve">Production</w:t>
+      </w:r>
+      <w:r>
+        <w:rPr>
+          <w:iCs/>
+          <w:i/>
+        </w:rPr>
+        <w:t xml:space="preserve">”</w:t>
+      </w:r>
+      <w:r>
+        <w:rPr>
+          <w:iCs/>
+          <w:i/>
+        </w:rPr>
+        <w:t xml:space="preserve">.)</w:t>
+      </w:r>
+    </w:p>
+    <w:bookmarkEnd w:id="57"/>
+    <w:bookmarkStart w:id="58" w:name="uptime-ping-đã-cài-bằng-github-actions"/>
+    <w:p>
+      <w:pPr>
+        <w:pStyle w:val="Heading3"/>
+      </w:pPr>
+      <w:r>
+        <w:t xml:space="preserve">12.3. Uptime Ping — đã cài bằng GitHub Actions</w:t>
+      </w:r>
+    </w:p>
+    <w:p>
+      <w:pPr>
+        <w:pStyle w:val="FirstParagraph"/>
+      </w:pPr>
+      <w:r>
+        <w:t xml:space="preserve">Thêm workflow</w:t>
+      </w:r>
+      <w:r>
+        <w:t xml:space="preserve"> </w:t>
+      </w:r>
+      <w:r>
+        <w:rPr>
+          <w:rStyle w:val="VerbatimChar"/>
+        </w:rPr>
+        <w:t xml:space="preserve">.github/workflows/uptime-ping.yml</w:t>
+      </w:r>
+      <w:r>
+        <w:t xml:space="preserve">, chạy lịch</w:t>
+      </w:r>
+      <w:r>
+        <w:t xml:space="preserve"> </w:t>
+      </w:r>
+      <w:r>
+        <w:rPr>
+          <w:bCs/>
+          <w:b/>
+        </w:rPr>
+        <w:t xml:space="preserve">mỗi 10 phút</w:t>
+      </w:r>
+      <w:r>
+        <w:t xml:space="preserve">, gọi</w:t>
+      </w:r>
+      <w:r>
+        <w:t xml:space="preserve"> </w:t>
+      </w:r>
+      <w:r>
+        <w:rPr>
+          <w:rStyle w:val="VerbatimChar"/>
+        </w:rPr>
+        <w:t xml:space="preserve">https://learnquiz-api.onrender.com/health</w:t>
+      </w:r>
+      <w:r>
+        <w:t xml:space="preserve"> </w:t>
+      </w:r>
+      <w:r>
+        <w:t xml:space="preserve">và kiểm tra cả mã HTTP lẫn nội dung JSON (</w:t>
+      </w:r>
+      <w:r>
+        <w:rPr>
+          <w:rStyle w:val="VerbatimChar"/>
+        </w:rPr>
+        <w:t xml:space="preserve">status: ok</w:t>
+      </w:r>
+      <w:r>
+        <w:t xml:space="preserve">,</w:t>
+      </w:r>
+      <w:r>
+        <w:t xml:space="preserve"> </w:t>
+      </w:r>
+      <w:r>
+        <w:rPr>
+          <w:rStyle w:val="VerbatimChar"/>
+        </w:rPr>
+        <w:t xml:space="preserve">db: up</w:t>
+      </w:r>
+      <w:r>
+        <w:t xml:space="preserve">). Repo này ở chế độ</w:t>
+      </w:r>
+      <w:r>
+        <w:t xml:space="preserve"> </w:t>
+      </w:r>
+      <w:r>
+        <w:rPr>
+          <w:bCs/>
+          <w:b/>
+        </w:rPr>
+        <w:t xml:space="preserve">public</w:t>
+      </w:r>
+      <w:r>
+        <w:t xml:space="preserve"> </w:t>
+      </w:r>
+      <w:r>
+        <w:t xml:space="preserve">nên chạy lịch không tốn giới hạn phút chạy miễn phí của private repo.</w:t>
+      </w:r>
+    </w:p>
+    <w:p>
+      <w:pPr>
+        <w:pStyle w:val="BodyText"/>
+      </w:pPr>
+      <w:r>
+        <w:t xml:space="preserve">Hai tác dụng cùng lúc:</w:t>
+      </w:r>
+      <w:r>
+        <w:t xml:space="preserve"> </w:t>
+      </w:r>
+      <w:r>
+        <w:t xml:space="preserve">-</w:t>
+      </w:r>
+      <w:r>
+        <w:t xml:space="preserve"> </w:t>
+      </w:r>
+      <w:r>
+        <w:rPr>
+          <w:bCs/>
+          <w:b/>
+        </w:rPr>
+        <w:t xml:space="preserve">Giữ ấm</w:t>
+      </w:r>
+      <w:r>
+        <w:t xml:space="preserve"> </w:t>
+      </w:r>
+      <w:r>
+        <w:t xml:space="preserve">service Render free tier — ping đều đặn dưới 15 phút nên service không kịp vào trạng thái ngủ, gần như xoá bỏ độ trễ khởi động lạnh khi giảng viên hoặc học viên truy cập.</w:t>
+      </w:r>
+      <w:r>
+        <w:t xml:space="preserve"> </w:t>
+      </w:r>
+      <w:r>
+        <w:t xml:space="preserve">-</w:t>
+      </w:r>
+      <w:r>
+        <w:t xml:space="preserve"> </w:t>
+      </w:r>
+      <w:r>
+        <w:rPr>
+          <w:bCs/>
+          <w:b/>
+        </w:rPr>
+        <w:t xml:space="preserve">Cảnh báo uptime</w:t>
+      </w:r>
+      <w:r>
+        <w:t xml:space="preserve"> </w:t>
+      </w:r>
+      <w:r>
+        <w:t xml:space="preserve">— nếu backend lỗi hoặc CSDL rớt kết nối, job sẽ đỏ trên tab</w:t>
+      </w:r>
+      <w:r>
+        <w:t xml:space="preserve"> </w:t>
+      </w:r>
+      <w:r>
+        <w:rPr>
+          <w:bCs/>
+          <w:b/>
+        </w:rPr>
+        <w:t xml:space="preserve">Actions</w:t>
+      </w:r>
+      <w:r>
+        <w:t xml:space="preserve">, và GitHub tự gửi email cho chủ repo (</w:t>
+      </w:r>
+      <w:r>
+        <w:rPr>
+          <w:rStyle w:val="VerbatimChar"/>
+        </w:rPr>
+        <w:t xml:space="preserve">tamthientinvu-coder</w:t>
+      </w:r>
+      <w:r>
+        <w:t xml:space="preserve">) mà không cần cấu hình gì thêm.</w:t>
+      </w:r>
+    </w:p>
+    <w:p>
+      <w:pPr>
+        <w:pStyle w:val="BodyText"/>
+      </w:pPr>
+      <w:r>
+        <w:t xml:space="preserve">Kiểm tra: GitHub → repo → tab</w:t>
+      </w:r>
+      <w:r>
+        <w:t xml:space="preserve"> </w:t>
+      </w:r>
+      <w:r>
+        <w:rPr>
+          <w:bCs/>
+          <w:b/>
+        </w:rPr>
+        <w:t xml:space="preserve">Actions</w:t>
+      </w:r>
+      <w:r>
+        <w:t xml:space="preserve"> </w:t>
+      </w:r>
+      <w:r>
+        <w:t xml:space="preserve">→ workflow</w:t>
+      </w:r>
+      <w:r>
+        <w:t xml:space="preserve"> </w:t>
+      </w:r>
+      <w:r>
+        <w:rPr>
+          <w:bCs/>
+          <w:b/>
+        </w:rPr>
+        <w:t xml:space="preserve">Uptime ping</w:t>
+      </w:r>
+      <w:r>
+        <w:t xml:space="preserve"> </w:t>
+      </w:r>
+      <w:r>
+        <w:t xml:space="preserve">→ mỗi lần chạy phải là dấu tích xanh. Có thể bấm</w:t>
+      </w:r>
+      <w:r>
+        <w:t xml:space="preserve"> </w:t>
+      </w:r>
+      <w:r>
+        <w:rPr>
+          <w:bCs/>
+          <w:b/>
+        </w:rPr>
+        <w:t xml:space="preserve">Run workflow</w:t>
+      </w:r>
+      <w:r>
+        <w:t xml:space="preserve"> </w:t>
+      </w:r>
+      <w:r>
+        <w:t xml:space="preserve">để kiểm tra ngay không cần chờ lịch.</w:t>
+      </w:r>
+    </w:p>
+    <w:bookmarkEnd w:id="58"/>
+    <w:bookmarkStart w:id="59" w:name="X2e205c93fa9564657d1bf60e5e8459297fabaff"/>
+    <w:p>
+      <w:pPr>
+        <w:pStyle w:val="Heading3"/>
+      </w:pPr>
+      <w:r>
+        <w:t xml:space="preserve">12.4. Deploy Notifications — bật sẵn theo mặc định của từng nền tảng</w:t>
+      </w:r>
+    </w:p>
+    <w:p>
+      <w:pPr>
+        <w:pStyle w:val="FirstParagraph"/>
+      </w:pPr>
+      <w:r>
+        <w:t xml:space="preserve">Không phải một gói cần cài, mà là cấu hình thông báo có sẵn ở tài khoản Render và Vercel:</w:t>
+      </w:r>
+    </w:p>
+    <w:tbl>
+      <w:tblPr>
+        <w:tblStyle w:val="Table"/>
+        <w:tblW w:type="pct" w:w="5000"/>
+        <w:tblLook w:firstRow="1" w:lastRow="0" w:firstColumn="0" w:lastColumn="0" w:noHBand="0" w:noVBand="0" w:val="0020"/>
+        <w:jc w:val="start"/>
+      </w:tblPr>
+      <w:tblGrid>
+        <w:gridCol w:w="2640"/>
+        <w:gridCol w:w="2640"/>
+        <w:gridCol w:w="2640"/>
+      </w:tblGrid>
+      <w:tr>
+        <w:trPr>
+          <w:tblHeader w:val="true"/>
+        </w:trPr>
+        <w:tc>
+          <w:tcPr/>
+          <w:p>
+            <w:pPr>
+              <w:pStyle w:val="Compact"/>
+              <w:jc w:val="left"/>
+            </w:pPr>
+            <w:r>
+              <w:t xml:space="preserve">Nền tảng</w:t>
+            </w:r>
+          </w:p>
+        </w:tc>
+        <w:tc>
+          <w:tcPr/>
+          <w:p>
+            <w:pPr>
+              <w:pStyle w:val="Compact"/>
+              <w:jc w:val="left"/>
+            </w:pPr>
+            <w:r>
+              <w:t xml:space="preserve">Mặc định</w:t>
+            </w:r>
+          </w:p>
+        </w:tc>
+        <w:tc>
+          <w:tcPr/>
+          <w:p>
+            <w:pPr>
+              <w:pStyle w:val="Compact"/>
+              <w:jc w:val="left"/>
+            </w:pPr>
+            <w:r>
+              <w:t xml:space="preserve">Xem/đổi ở đâu</w:t>
+            </w:r>
+          </w:p>
+        </w:tc>
+      </w:tr>
+      <w:tr>
+        <w:tc>
+          <w:tcPr/>
+          <w:p>
+            <w:pPr>
+              <w:pStyle w:val="Compact"/>
+              <w:jc w:val="left"/>
+            </w:pPr>
+            <w:r>
+              <w:rPr>
+                <w:bCs/>
+                <w:b/>
+              </w:rPr>
+              <w:t xml:space="preserve">Render</w:t>
+            </w:r>
+          </w:p>
+        </w:tc>
+        <w:tc>
+          <w:tcPr/>
+          <w:p>
+            <w:pPr>
+              <w:pStyle w:val="Compact"/>
+              <w:jc w:val="left"/>
+            </w:pPr>
+            <w:r>
+              <w:t xml:space="preserve">Tự gửi email khi build hoặc deploy thất bại, gửi tới email tài khoản</w:t>
+            </w:r>
+          </w:p>
+        </w:tc>
+        <w:tc>
+          <w:tcPr/>
+          <w:p>
+            <w:pPr>
+              <w:pStyle w:val="Compact"/>
+              <w:jc w:val="left"/>
+            </w:pPr>
+            <w:r>
+              <w:t xml:space="preserve">Render Dashboard → góc trên phải, avatar →</w:t>
+            </w:r>
+            <w:r>
+              <w:t xml:space="preserve"> </w:t>
+            </w:r>
+            <w:r>
+              <w:rPr>
+                <w:bCs/>
+                <w:b/>
+              </w:rPr>
+              <w:t xml:space="preserve">Account Settings</w:t>
+            </w:r>
+            <w:r>
+              <w:t xml:space="preserve"> </w:t>
+            </w:r>
+            <w:r>
+              <w:t xml:space="preserve">→</w:t>
+            </w:r>
+            <w:r>
+              <w:t xml:space="preserve"> </w:t>
+            </w:r>
+            <w:r>
+              <w:rPr>
+                <w:bCs/>
+                <w:b/>
+              </w:rPr>
+              <w:t xml:space="preserve">Notifications</w:t>
+            </w:r>
+          </w:p>
+        </w:tc>
+      </w:tr>
+      <w:tr>
+        <w:tc>
+          <w:tcPr/>
+          <w:p>
+            <w:pPr>
+              <w:pStyle w:val="Compact"/>
+              <w:jc w:val="left"/>
+            </w:pPr>
+            <w:r>
+              <w:rPr>
+                <w:bCs/>
+                <w:b/>
+              </w:rPr>
+              <w:t xml:space="preserve">Vercel</w:t>
+            </w:r>
+          </w:p>
+        </w:tc>
+        <w:tc>
+          <w:tcPr/>
+          <w:p>
+            <w:pPr>
+              <w:pStyle w:val="Compact"/>
+              <w:jc w:val="left"/>
+            </w:pPr>
+            <w:r>
+              <w:t xml:space="preserve">Tự gửi email khi deploy production thất bại</w:t>
+            </w:r>
+          </w:p>
+        </w:tc>
+        <w:tc>
+          <w:tcPr/>
+          <w:p>
+            <w:pPr>
+              <w:pStyle w:val="Compact"/>
+              <w:jc w:val="left"/>
+            </w:pPr>
+            <w:r>
+              <w:t xml:space="preserve">Vercel Dashboard → avatar →</w:t>
+            </w:r>
+            <w:r>
+              <w:t xml:space="preserve"> </w:t>
+            </w:r>
+            <w:r>
+              <w:rPr>
+                <w:bCs/>
+                <w:b/>
+              </w:rPr>
+              <w:t xml:space="preserve">Settings</w:t>
+            </w:r>
+            <w:r>
+              <w:t xml:space="preserve"> </w:t>
+            </w:r>
+            <w:r>
+              <w:t xml:space="preserve">→</w:t>
+            </w:r>
+            <w:r>
+              <w:t xml:space="preserve"> </w:t>
+            </w:r>
+            <w:r>
+              <w:rPr>
+                <w:bCs/>
+                <w:b/>
+              </w:rPr>
+              <w:t xml:space="preserve">Notifications</w:t>
+            </w:r>
+            <w:r>
+              <w:t xml:space="preserve"> </w:t>
+            </w:r>
+            <w:r>
+              <w:t xml:space="preserve">— có thể bật thêm</w:t>
+            </w:r>
+            <w:r>
+              <w:t xml:space="preserve"> </w:t>
+            </w:r>
+            <w:r>
+              <w:rPr>
+                <w:bCs/>
+                <w:b/>
+              </w:rPr>
+              <w:t xml:space="preserve">Deployment Summary</w:t>
+            </w:r>
+            <w:r>
+              <w:t xml:space="preserve"> </w:t>
+            </w:r>
+            <w:r>
+              <w:t xml:space="preserve">(tóm tắt mỗi lần deploy) hoặc nối</w:t>
+            </w:r>
+            <w:r>
+              <w:t xml:space="preserve"> </w:t>
+            </w:r>
+            <w:r>
+              <w:rPr>
+                <w:bCs/>
+                <w:b/>
+              </w:rPr>
+              <w:t xml:space="preserve">Slack/Discord</w:t>
+            </w:r>
+            <w:r>
+              <w:t xml:space="preserve"> </w:t>
+            </w:r>
+            <w:r>
+              <w:t xml:space="preserve">qua mục</w:t>
+            </w:r>
+            <w:r>
+              <w:t xml:space="preserve"> </w:t>
+            </w:r>
+            <w:r>
+              <w:rPr>
+                <w:bCs/>
+                <w:b/>
+              </w:rPr>
+              <w:t xml:space="preserve">Integrations</w:t>
+            </w:r>
+            <w:r>
+              <w:t xml:space="preserve"> </w:t>
+            </w:r>
+            <w:r>
+              <w:t xml:space="preserve">nếu muốn nhận vào kênh chat thay vì email</w:t>
+            </w:r>
+          </w:p>
+        </w:tc>
+      </w:tr>
+    </w:tbl>
+    <w:p>
+      <w:pPr>
+        <w:pStyle w:val="BodyText"/>
+      </w:pPr>
+      <w:r>
+        <w:t xml:space="preserve">Vì đây là cài đặt theo tài khoản (yêu cầu đăng nhập), cha cần vào hai trang trên và bật tay một lần — không có API hay tệp cấu hình nào trong repo điều khiển được việc này.</w:t>
+      </w:r>
+    </w:p>
+    <w:p>
+      <w:r>
+        <w:pict>
+          <v:rect style="width:0;height:1.5pt" o:hralign="center" o:hrstd="t" o:hr="t"/>
+        </w:pict>
+      </w:r>
+    </w:p>
+    <w:bookmarkEnd w:id="59"/>
+    <w:bookmarkEnd w:id="60"/>
+    <w:bookmarkStart w:id="63" w:name="X99ef885ca8de0b62b68e7d10c2cf60ebd21f343"/>
+    <w:p>
+      <w:pPr>
+        <w:pStyle w:val="Heading2"/>
+      </w:pPr>
+      <w:r>
+        <w:t xml:space="preserve">13. Quản lý dữ liệu bằng Prisma Studio từ máy tính</w:t>
+      </w:r>
+    </w:p>
+    <w:p>
+      <w:pPr>
+        <w:pStyle w:val="FirstParagraph"/>
+      </w:pPr>
+      <w:r>
+        <w:t xml:space="preserve">Prisma Studio là giao diện web (chạy cục bộ trên máy, không phải trên Render) để xem và sửa trực tiếp dữ liệu trong PostgreSQL — tiện khi cần kiểm tra hoặc chỉnh dữ liệu thật mà không phải viết SQL.</w:t>
+      </w:r>
+    </w:p>
+    <w:bookmarkStart w:id="61" w:name="Xe97ad1067685d686be1201833f02ee5a32673d3"/>
+    <w:p>
+      <w:pPr>
+        <w:pStyle w:val="Heading3"/>
+      </w:pPr>
+      <w:r>
+        <w:t xml:space="preserve">13.1. Với cơ sở dữ liệu cục bộ (Docker, lúc lập trình)</w:t>
+      </w:r>
+    </w:p>
+    <w:p>
+      <w:pPr>
+        <w:pStyle w:val="SourceCode"/>
+      </w:pPr>
+      <w:r>
+        <w:rPr>
+          <w:rStyle w:val="BuiltInTok"/>
+        </w:rPr>
+        <w:t xml:space="preserve">cd</w:t>
+      </w:r>
+      <w:r>
+        <w:rPr>
+          <w:rStyle w:val="NormalTok"/>
+        </w:rPr>
+        <w:t xml:space="preserve"> backend</w:t>
+      </w:r>
+      <w:r>
+        <w:br/>
+      </w:r>
+      <w:r>
+        <w:rPr>
+          <w:rStyle w:val="ExtensionTok"/>
+        </w:rPr>
+        <w:t xml:space="preserve">npx</w:t>
+      </w:r>
+      <w:r>
+        <w:rPr>
+          <w:rStyle w:val="NormalTok"/>
+        </w:rPr>
+        <w:t xml:space="preserve"> prisma studio</w:t>
+      </w:r>
+    </w:p>
+    <w:p>
+      <w:pPr>
+        <w:pStyle w:val="FirstParagraph"/>
+      </w:pPr>
+      <w:r>
+        <w:t xml:space="preserve">Tự mở</w:t>
+      </w:r>
+      <w:r>
+        <w:t xml:space="preserve"> </w:t>
+      </w:r>
+      <w:r>
+        <w:rPr>
+          <w:rStyle w:val="VerbatimChar"/>
+        </w:rPr>
+        <w:t xml:space="preserve">http://localhost:5555</w:t>
+      </w:r>
+      <w:r>
+        <w:t xml:space="preserve">, đọc</w:t>
+      </w:r>
+      <w:r>
+        <w:t xml:space="preserve"> </w:t>
+      </w:r>
+      <w:r>
+        <w:rPr>
+          <w:rStyle w:val="VerbatimChar"/>
+        </w:rPr>
+        <w:t xml:space="preserve">DATABASE_URL</w:t>
+      </w:r>
+      <w:r>
+        <w:t xml:space="preserve"> </w:t>
+      </w:r>
+      <w:r>
+        <w:t xml:space="preserve">sẵn có trong</w:t>
+      </w:r>
+      <w:r>
+        <w:t xml:space="preserve"> </w:t>
+      </w:r>
+      <w:r>
+        <w:rPr>
+          <w:rStyle w:val="VerbatimChar"/>
+        </w:rPr>
+        <w:t xml:space="preserve">backend/.env</w:t>
+      </w:r>
+      <w:r>
+        <w:t xml:space="preserve"> </w:t>
+      </w:r>
+      <w:r>
+        <w:t xml:space="preserve">(trỏ vào Postgres cổng</w:t>
+      </w:r>
+      <w:r>
+        <w:t xml:space="preserve"> </w:t>
+      </w:r>
+      <w:r>
+        <w:rPr>
+          <w:rStyle w:val="VerbatimChar"/>
+        </w:rPr>
+        <w:t xml:space="preserve">5433</w:t>
+      </w:r>
+      <w:r>
+        <w:t xml:space="preserve"> </w:t>
+      </w:r>
+      <w:r>
+        <w:t xml:space="preserve">chạy bằng Docker) — không cần cấu hình gì thêm.</w:t>
+      </w:r>
+    </w:p>
+    <w:bookmarkEnd w:id="61"/>
+    <w:bookmarkStart w:id="62" w:name="X28be1b26c94eac563d900b8e330ff3ea36af1bc"/>
+    <w:p>
+      <w:pPr>
+        <w:pStyle w:val="Heading3"/>
+      </w:pPr>
+      <w:r>
+        <w:t xml:space="preserve">13.2. Với cơ sở dữ liệu thật trên Render — cần một bước chuẩn bị</w:t>
+      </w:r>
+    </w:p>
+    <w:p>
+      <w:pPr>
+        <w:pStyle w:val="FirstParagraph"/>
+      </w:pPr>
+      <w:r>
+        <w:rPr>
+          <w:rStyle w:val="VerbatimChar"/>
+        </w:rPr>
+        <w:t xml:space="preserve">backend/.env</w:t>
+      </w:r>
+      <w:r>
+        <w:t xml:space="preserve"> </w:t>
+      </w:r>
+      <w:r>
+        <w:t xml:space="preserve">(cục bộ) đang trỏ vào Postgres Docker,</w:t>
+      </w:r>
+      <w:r>
+        <w:t xml:space="preserve"> </w:t>
+      </w:r>
+      <w:r>
+        <w:rPr>
+          <w:bCs/>
+          <w:b/>
+        </w:rPr>
+        <w:t xml:space="preserve">không phải</w:t>
+      </w:r>
+      <w:r>
+        <w:t xml:space="preserve"> </w:t>
+      </w:r>
+      <w:r>
+        <w:t xml:space="preserve">cơ sở dữ liệu Render — Prisma Studio mặc định sẽ mở nhầm CSDL rỗng ở máy nếu chạy thẳng</w:t>
+      </w:r>
+      <w:r>
+        <w:t xml:space="preserve"> </w:t>
+      </w:r>
+      <w:r>
+        <w:rPr>
+          <w:rStyle w:val="VerbatimChar"/>
+        </w:rPr>
+        <w:t xml:space="preserve">npx prisma studio</w:t>
+      </w:r>
+      <w:r>
+        <w:t xml:space="preserve">. Repo đã cài sẵn</w:t>
+      </w:r>
+      <w:r>
+        <w:t xml:space="preserve"> </w:t>
+      </w:r>
+      <w:r>
+        <w:rPr>
+          <w:rStyle w:val="VerbatimChar"/>
+        </w:rPr>
+        <w:t xml:space="preserve">dotenv-cli</w:t>
+      </w:r>
+      <w:r>
+        <w:t xml:space="preserve"> </w:t>
+      </w:r>
+      <w:r>
+        <w:t xml:space="preserve">và thêm lệnh riêng để tách hai môi trường:</w:t>
+      </w:r>
+    </w:p>
+    <w:p>
+      <w:pPr>
+        <w:pStyle w:val="SourceCode"/>
+      </w:pPr>
+      <w:r>
+        <w:rPr>
+          <w:rStyle w:val="ExtensionTok"/>
+        </w:rPr>
+        <w:t xml:space="preserve">npm</w:t>
+      </w:r>
+      <w:r>
+        <w:rPr>
+          <w:rStyle w:val="NormalTok"/>
+        </w:rPr>
+        <w:t xml:space="preserve"> run studio:prod</w:t>
+      </w:r>
+    </w:p>
+    <w:p>
+      <w:pPr>
+        <w:pStyle w:val="FirstParagraph"/>
+      </w:pPr>
+      <w:r>
+        <w:t xml:space="preserve">Lệnh này đọc biến từ tệp</w:t>
+      </w:r>
+      <w:r>
+        <w:t xml:space="preserve"> </w:t>
+      </w:r>
+      <w:r>
+        <w:rPr>
+          <w:rStyle w:val="VerbatimChar"/>
+        </w:rPr>
+        <w:t xml:space="preserve">backend/.env.production.local</w:t>
+      </w:r>
+      <w:r>
+        <w:t xml:space="preserve"> </w:t>
+      </w:r>
+      <w:r>
+        <w:t xml:space="preserve">—</w:t>
+      </w:r>
+      <w:r>
+        <w:t xml:space="preserve"> </w:t>
+      </w:r>
+      <w:r>
+        <w:rPr>
+          <w:bCs/>
+          <w:b/>
+        </w:rPr>
+        <w:t xml:space="preserve">tệp này cha tự tạo, không có sẵn trong repo và không bao giờ lên git</w:t>
+      </w:r>
+      <w:r>
+        <w:t xml:space="preserve"> </w:t>
+      </w:r>
+      <w:r>
+        <w:t xml:space="preserve">(đã nằm trong mẫu</w:t>
+      </w:r>
+      <w:r>
+        <w:t xml:space="preserve"> </w:t>
+      </w:r>
+      <w:r>
+        <w:rPr>
+          <w:rStyle w:val="VerbatimChar"/>
+        </w:rPr>
+        <w:t xml:space="preserve">.env.*.local</w:t>
+      </w:r>
+      <w:r>
+        <w:t xml:space="preserve"> </w:t>
+      </w:r>
+      <w:r>
+        <w:t xml:space="preserve">của</w:t>
+      </w:r>
+      <w:r>
+        <w:t xml:space="preserve"> </w:t>
+      </w:r>
+      <w:r>
+        <w:rPr>
+          <w:rStyle w:val="VerbatimChar"/>
+        </w:rPr>
+        <w:t xml:space="preserve">.gitignore</w:t>
+      </w:r>
+      <w:r>
+        <w:t xml:space="preserve">). Các bước một lần:</w:t>
+      </w:r>
+    </w:p>
+    <w:p>
+      <w:pPr>
+        <w:numPr>
+          <w:ilvl w:val="0"/>
+          <w:numId w:val="1026"/>
+        </w:numPr>
+        <w:pStyle w:val="Compact"/>
+      </w:pPr>
+      <w:r>
+        <w:t xml:space="preserve">Render Dashboard → database</w:t>
+      </w:r>
+      <w:r>
+        <w:t xml:space="preserve"> </w:t>
+      </w:r>
+      <w:r>
+        <w:rPr>
+          <w:rStyle w:val="VerbatimChar"/>
+        </w:rPr>
+        <w:t xml:space="preserve">learnquiz-db</w:t>
+      </w:r>
+      <w:r>
+        <w:t xml:space="preserve"> </w:t>
+      </w:r>
+      <w:r>
+        <w:t xml:space="preserve">→ tab</w:t>
+      </w:r>
+      <w:r>
+        <w:t xml:space="preserve"> </w:t>
+      </w:r>
+      <w:r>
+        <w:rPr>
+          <w:bCs/>
+          <w:b/>
+        </w:rPr>
+        <w:t xml:space="preserve">Connections</w:t>
+      </w:r>
+    </w:p>
+    <w:p>
+      <w:pPr>
+        <w:numPr>
+          <w:ilvl w:val="0"/>
+          <w:numId w:val="1026"/>
+        </w:numPr>
+        <w:pStyle w:val="Compact"/>
+      </w:pPr>
+      <w:r>
+        <w:t xml:space="preserve">Copy chuỗi</w:t>
+      </w:r>
+      <w:r>
+        <w:t xml:space="preserve"> </w:t>
+      </w:r>
+      <w:r>
+        <w:rPr>
+          <w:bCs/>
+          <w:b/>
+        </w:rPr>
+        <w:t xml:space="preserve">External Database URL</w:t>
+      </w:r>
+      <w:r>
+        <w:t xml:space="preserve"> </w:t>
+      </w:r>
+      <w:r>
+        <w:t xml:space="preserve">(khác với Internal Database URL dùng ở Bước 3 — External mới kết nối được từ ngoài mạng Render, tức là từ máy cá nhân)</w:t>
+      </w:r>
+    </w:p>
+    <w:p>
+      <w:pPr>
+        <w:numPr>
+          <w:ilvl w:val="0"/>
+          <w:numId w:val="1026"/>
+        </w:numPr>
+        <w:pStyle w:val="Compact"/>
+      </w:pPr>
+      <w:r>
+        <w:t xml:space="preserve">Tạo tệp mới</w:t>
+      </w:r>
+      <w:r>
+        <w:t xml:space="preserve"> </w:t>
+      </w:r>
+      <w:r>
+        <w:rPr>
+          <w:rStyle w:val="VerbatimChar"/>
+        </w:rPr>
+        <w:t xml:space="preserve">backend/.env.production.local</w:t>
+      </w:r>
+      <w:r>
+        <w:t xml:space="preserve"> </w:t>
+      </w:r>
+      <w:r>
+        <w:t xml:space="preserve">với đúng một dòng:</w:t>
+      </w:r>
+    </w:p>
+    <w:p>
+      <w:pPr>
+        <w:pStyle w:val="SourceCode"/>
+      </w:pPr>
+      <w:r>
+        <w:rPr>
+          <w:rStyle w:val="VerbatimChar"/>
+        </w:rPr>
+        <w:t xml:space="preserve">DATABASE_URL="&lt;dán External Database URL vừa copy&gt;?sslmode=require"</w:t>
+      </w:r>
+    </w:p>
+    <w:p>
+      <w:pPr>
+        <w:pStyle w:val="FirstParagraph"/>
+      </w:pPr>
+      <w:r>
+        <w:rPr>
+          <w:iCs/>
+          <w:i/>
+        </w:rPr>
+        <w:t xml:space="preserve">(thêm</w:t>
+      </w:r>
+      <w:r>
+        <w:rPr>
+          <w:iCs/>
+          <w:i/>
+        </w:rPr>
+        <w:t xml:space="preserve"> </w:t>
+      </w:r>
+      <w:r>
+        <w:rPr>
+          <w:rStyle w:val="VerbatimChar"/>
+          <w:iCs/>
+          <w:i/>
+        </w:rPr>
+        <w:t xml:space="preserve">?sslmode=require</w:t>
+      </w:r>
+      <w:r>
+        <w:rPr>
+          <w:iCs/>
+          <w:i/>
+        </w:rPr>
+        <w:t xml:space="preserve"> </w:t>
+      </w:r>
+      <w:r>
+        <w:rPr>
+          <w:iCs/>
+          <w:i/>
+        </w:rPr>
+        <w:t xml:space="preserve">ở cuối — Render yêu cầu kết nối từ ngoài phải mã hoá TLS, thiếu cờ này sẽ báo lỗi kết nối)</w:t>
+      </w:r>
+    </w:p>
+    <w:p>
+      <w:pPr>
+        <w:numPr>
+          <w:ilvl w:val="0"/>
+          <w:numId w:val="1027"/>
+        </w:numPr>
+        <w:pStyle w:val="Compact"/>
+      </w:pPr>
+      <w:r>
+        <w:t xml:space="preserve">Chạy</w:t>
+      </w:r>
+      <w:r>
+        <w:t xml:space="preserve"> </w:t>
+      </w:r>
+      <w:r>
+        <w:rPr>
+          <w:rStyle w:val="VerbatimChar"/>
+        </w:rPr>
+        <w:t xml:space="preserve">npm run studio:prod</w:t>
+      </w:r>
+      <w:r>
+        <w:t xml:space="preserve"> </w:t>
+      </w:r>
+      <w:r>
+        <w:t xml:space="preserve">→ Prisma Studio mở ở</w:t>
+      </w:r>
+      <w:r>
+        <w:t xml:space="preserve"> </w:t>
+      </w:r>
+      <w:r>
+        <w:rPr>
+          <w:rStyle w:val="VerbatimChar"/>
+        </w:rPr>
+        <w:t xml:space="preserve">http://localhost:5555</w:t>
+      </w:r>
+      <w:r>
+        <w:t xml:space="preserve">, lần này là dữ liệu</w:t>
+      </w:r>
+      <w:r>
+        <w:t xml:space="preserve"> </w:t>
+      </w:r>
+      <w:r>
+        <w:rPr>
+          <w:bCs/>
+          <w:b/>
+        </w:rPr>
+        <w:t xml:space="preserve">thật</w:t>
+      </w:r>
+      <w:r>
+        <w:t xml:space="preserve"> </w:t>
+      </w:r>
+      <w:r>
+        <w:t xml:space="preserve">trên Render</w:t>
+      </w:r>
+    </w:p>
+    <w:p>
+      <w:pPr>
+        <w:pStyle w:val="FirstParagraph"/>
+      </w:pPr>
+      <w:r>
+        <w:rPr>
+          <w:bCs/>
+          <w:b/>
+        </w:rPr>
+        <w:t xml:space="preserve">Cẩn trọng:</w:t>
+      </w:r>
+      <w:r>
+        <w:t xml:space="preserve"> </w:t>
+      </w:r>
+      <w:r>
+        <w:t xml:space="preserve">đây là sửa trực tiếp trên dữ liệu thật đang phục vụ người dùng thật (nếu có) — sửa/xoá nhầm không có</w:t>
+      </w:r>
+      <w:r>
+        <w:t xml:space="preserve"> </w:t>
+      </w:r>
+      <w:r>
+        <w:t xml:space="preserve">“</w:t>
+      </w:r>
+      <w:r>
+        <w:t xml:space="preserve">hoàn tác</w:t>
+      </w:r>
+      <w:r>
+        <w:t xml:space="preserve">”</w:t>
+      </w:r>
+      <w:r>
+        <w:t xml:space="preserve">. Đóng tab và dừng lệnh (</w:t>
+      </w:r>
+      <w:r>
+        <w:rPr>
+          <w:rStyle w:val="VerbatimChar"/>
+        </w:rPr>
+        <w:t xml:space="preserve">Ctrl+C</w:t>
+      </w:r>
+      <w:r>
+        <w:t xml:space="preserve">) ngay sau khi xong việc, đừng để Prisma Studio mở treo cả buổi.</w:t>
+      </w:r>
+    </w:p>
+    <w:p>
+      <w:r>
+        <w:pict>
+          <v:rect style="width:0;height:1.5pt" o:hralign="center" o:hrstd="t" o:hr="t"/>
+        </w:pict>
+      </w:r>
+    </w:p>
+    <w:p>
+      <w:pPr>
+        <w:pStyle w:val="FirstParagraph"/>
+      </w:pPr>
+      <w:r>
+        <w:rPr>
+          <w:iCs/>
+          <w:i/>
+        </w:rPr>
         <w:t xml:space="preserve">LearnQuiz — Đồ án tốt nghiệp Lập trình Full-stack JavaScript K312.</w:t>
       </w:r>
     </w:p>
-    <w:bookmarkEnd w:id="55"/>
-    <w:bookmarkEnd w:id="56"/>
+    <w:bookmarkEnd w:id="62"/>
+    <w:bookmarkEnd w:id="63"/>
+    <w:bookmarkEnd w:id="64"/>
     <w:sectPr/>
   </w:body>
 </w:document>
@@ -10495,6 +12071,66 @@
   </w:num>
   <w:num w:numId="1025">
     <w:abstractNumId w:val="991"/>
+  </w:num>
+  <w:num w:numId="1026">
+    <w:abstractNumId w:val="99411"/>
+    <w:lvlOverride w:ilvl="0">
+      <w:startOverride w:val="1"/>
+    </w:lvlOverride>
+    <w:lvlOverride w:ilvl="1">
+      <w:startOverride w:val="1"/>
+    </w:lvlOverride>
+    <w:lvlOverride w:ilvl="2">
+      <w:startOverride w:val="1"/>
+    </w:lvlOverride>
+    <w:lvlOverride w:ilvl="3">
+      <w:startOverride w:val="1"/>
+    </w:lvlOverride>
+    <w:lvlOverride w:ilvl="4">
+      <w:startOverride w:val="1"/>
+    </w:lvlOverride>
+    <w:lvlOverride w:ilvl="5">
+      <w:startOverride w:val="1"/>
+    </w:lvlOverride>
+    <w:lvlOverride w:ilvl="6">
+      <w:startOverride w:val="1"/>
+    </w:lvlOverride>
+    <w:lvlOverride w:ilvl="7">
+      <w:startOverride w:val="1"/>
+    </w:lvlOverride>
+    <w:lvlOverride w:ilvl="8">
+      <w:startOverride w:val="1"/>
+    </w:lvlOverride>
+  </w:num>
+  <w:num w:numId="1027">
+    <w:abstractNumId w:val="99414"/>
+    <w:lvlOverride w:ilvl="0">
+      <w:startOverride w:val="4"/>
+    </w:lvlOverride>
+    <w:lvlOverride w:ilvl="1">
+      <w:startOverride w:val="4"/>
+    </w:lvlOverride>
+    <w:lvlOverride w:ilvl="2">
+      <w:startOverride w:val="4"/>
+    </w:lvlOverride>
+    <w:lvlOverride w:ilvl="3">
+      <w:startOverride w:val="4"/>
+    </w:lvlOverride>
+    <w:lvlOverride w:ilvl="4">
+      <w:startOverride w:val="4"/>
+    </w:lvlOverride>
+    <w:lvlOverride w:ilvl="5">
+      <w:startOverride w:val="4"/>
+    </w:lvlOverride>
+    <w:lvlOverride w:ilvl="6">
+      <w:startOverride w:val="4"/>
+    </w:lvlOverride>
+    <w:lvlOverride w:ilvl="7">
+      <w:startOverride w:val="4"/>
+    </w:lvlOverride>
+    <w:lvlOverride w:ilvl="8">
+      <w:startOverride w:val="4"/>
+    </w:lvlOverride>
   </w:num>
 </w:numbering>
 </file>

--- a/docs/HUONG-DAN-DEPLOY-CHI-TIET.docx
+++ b/docs/HUONG-DAN-DEPLOY-CHI-TIET.docx
@@ -36,7 +36,7 @@
         </w:p>
       </w:sdtContent>
     </w:sdt>
-    <w:bookmarkStart w:id="65" w:name="hướng-dẫn-triển-khai-learnquiz"/>
+    <w:bookmarkStart w:id="67" w:name="hướng-dẫn-triển-khai-learnquiz"/>
     <w:p>
       <w:pPr>
         <w:pStyle w:val="Heading1"/>
@@ -637,13 +637,331 @@
       </w:r>
     </w:p>
     <w:p>
+      <w:pPr>
+        <w:pStyle w:val="Heading2"/>
+      </w:pPr>
+      <w:bookmarkStart w:id="25" w:name="Xbfca160c93cd09924171ee324a6fdb1331a444f"/>
+      <w:r>
+        <w:t xml:space="preserve">⚠️ Model Gemini mặc định đã được Google ngừng hỗ trợ</w:t>
+      </w:r>
+      <w:bookmarkEnd w:id="25"/>
+    </w:p>
+    <w:p>
+      <w:pPr>
+        <w:pStyle w:val="BlockText"/>
+      </w:pPr>
+      <w:r>
+        <w:rPr>
+          <w:rStyle w:val="VerbatimChar"/>
+        </w:rPr>
+        <w:t xml:space="preserve">gemini-2.0-flash</w:t>
+      </w:r>
+      <w:r>
+        <w:t xml:space="preserve"> </w:t>
+      </w:r>
+      <w:r>
+        <w:t xml:space="preserve">— model AI dùng cho ba tính năng Gemini của đồ án — nằm trong danh sách model bị Google</w:t>
+      </w:r>
+      <w:r>
+        <w:t xml:space="preserve"> </w:t>
+      </w:r>
+      <w:r>
+        <w:rPr>
+          <w:bCs/>
+          <w:b/>
+        </w:rPr>
+        <w:t xml:space="preserve">ngừng hoạt động (shutdown) kể từ 01/06/2026</w:t>
+      </w:r>
+      <w:r>
+        <w:t xml:space="preserve"> </w:t>
+      </w:r>
+      <w:r>
+        <w:t xml:space="preserve">(xem</w:t>
+      </w:r>
+      <w:r>
+        <w:t xml:space="preserve"> </w:t>
+      </w:r>
+      <w:hyperlink r:id="rId26">
+        <w:r>
+          <w:rPr>
+            <w:rStyle w:val="Hyperlink"/>
+          </w:rPr>
+          <w:t xml:space="preserve">trang deprecations chính thức</w:t>
+        </w:r>
+      </w:hyperlink>
+      <w:r>
+        <w:t xml:space="preserve">). Vì ngày hôm nay đã qua mốc đó, mọi lời gọi Gemini bằng model cũ sẽ trả lỗi 404 — nghĩa là ba tính năng AI trên bản production</w:t>
+      </w:r>
+      <w:r>
+        <w:t xml:space="preserve"> </w:t>
+      </w:r>
+      <w:r>
+        <w:rPr>
+          <w:bCs/>
+          <w:b/>
+        </w:rPr>
+        <w:t xml:space="preserve">có thể đang không hoạt động</w:t>
+      </w:r>
+      <w:r>
+        <w:t xml:space="preserve"> </w:t>
+      </w:r>
+      <w:r>
+        <w:t xml:space="preserve">cho tới khi xử lý xong bước dưới đây.</w:t>
+      </w:r>
+    </w:p>
+    <w:p>
+      <w:pPr>
+        <w:pStyle w:val="BlockText"/>
+      </w:pPr>
+      <w:r>
+        <w:rPr>
+          <w:bCs/>
+          <w:b/>
+        </w:rPr>
+        <w:t xml:space="preserve">Đã sửa trong repo:</w:t>
+      </w:r>
+      <w:r>
+        <w:t xml:space="preserve"> </w:t>
+      </w:r>
+      <w:r>
+        <w:t xml:space="preserve">giá trị mặc định đổi sang</w:t>
+      </w:r>
+      <w:r>
+        <w:t xml:space="preserve"> </w:t>
+      </w:r>
+      <w:r>
+        <w:rPr>
+          <w:rStyle w:val="VerbatimChar"/>
+        </w:rPr>
+        <w:t xml:space="preserve">gemini-3.6-flash</w:t>
+      </w:r>
+      <w:r>
+        <w:t xml:space="preserve"> </w:t>
+      </w:r>
+      <w:r>
+        <w:t xml:space="preserve">(model thay thế do chính Google khuyến nghị) tại</w:t>
+      </w:r>
+      <w:r>
+        <w:t xml:space="preserve"> </w:t>
+      </w:r>
+      <w:r>
+        <w:rPr>
+          <w:rStyle w:val="VerbatimChar"/>
+        </w:rPr>
+        <w:t xml:space="preserve">backend/src/config/env.ts</w:t>
+      </w:r>
+      <w:r>
+        <w:t xml:space="preserve">,</w:t>
+      </w:r>
+      <w:r>
+        <w:t xml:space="preserve"> </w:t>
+      </w:r>
+      <w:r>
+        <w:rPr>
+          <w:rStyle w:val="VerbatimChar"/>
+        </w:rPr>
+        <w:t xml:space="preserve">backend/.env.example</w:t>
+      </w:r>
+      <w:r>
+        <w:t xml:space="preserve">,</w:t>
+      </w:r>
+      <w:r>
+        <w:t xml:space="preserve"> </w:t>
+      </w:r>
+      <w:r>
+        <w:rPr>
+          <w:rStyle w:val="VerbatimChar"/>
+        </w:rPr>
+        <w:t xml:space="preserve">docker-compose.full.yml</w:t>
+      </w:r>
+      <w:r>
+        <w:t xml:space="preserve"> </w:t>
+      </w:r>
+      <w:r>
+        <w:t xml:space="preserve">và</w:t>
+      </w:r>
+      <w:r>
+        <w:t xml:space="preserve"> </w:t>
+      </w:r>
+      <w:r>
+        <w:rPr>
+          <w:rStyle w:val="VerbatimChar"/>
+        </w:rPr>
+        <w:t xml:space="preserve">render.yaml</w:t>
+      </w:r>
+      <w:r>
+        <w:t xml:space="preserve">.</w:t>
+      </w:r>
+    </w:p>
+    <w:p>
+      <w:pPr>
+        <w:pStyle w:val="BlockText"/>
+      </w:pPr>
+      <w:r>
+        <w:rPr>
+          <w:bCs/>
+          <w:b/>
+        </w:rPr>
+        <w:t xml:space="preserve">Cha vẫn phải tự làm thêm một bước thủ công:</w:t>
+      </w:r>
+      <w:r>
+        <w:t xml:space="preserve"> </w:t>
+      </w:r>
+      <w:r>
+        <w:t xml:space="preserve">sửa</w:t>
+      </w:r>
+      <w:r>
+        <w:t xml:space="preserve"> </w:t>
+      </w:r>
+      <w:r>
+        <w:rPr>
+          <w:rStyle w:val="VerbatimChar"/>
+        </w:rPr>
+        <w:t xml:space="preserve">render.yaml</w:t>
+      </w:r>
+      <w:r>
+        <w:t xml:space="preserve"> </w:t>
+      </w:r>
+      <w:r>
+        <w:rPr>
+          <w:bCs/>
+          <w:b/>
+        </w:rPr>
+        <w:t xml:space="preserve">không</w:t>
+      </w:r>
+      <w:r>
+        <w:t xml:space="preserve"> </w:t>
+      </w:r>
+      <w:r>
+        <w:t xml:space="preserve">tự đồng bộ vào biến môi trường của service đã tồn tại trên Render — chỉ áp dụng cho service tạo mới từ Blueprint. Vào</w:t>
+      </w:r>
+      <w:r>
+        <w:t xml:space="preserve"> </w:t>
+      </w:r>
+      <w:r>
+        <w:rPr>
+          <w:bCs/>
+          <w:b/>
+        </w:rPr>
+        <w:t xml:space="preserve">Render Dashboard →</w:t>
+      </w:r>
+      <w:r>
+        <w:rPr>
+          <w:bCs/>
+          <w:b/>
+        </w:rPr>
+        <w:t xml:space="preserve"> </w:t>
+      </w:r>
+      <w:r>
+        <w:rPr>
+          <w:rStyle w:val="VerbatimChar"/>
+          <w:bCs/>
+          <w:b/>
+        </w:rPr>
+        <w:t xml:space="preserve">learnquiz-api</w:t>
+      </w:r>
+      <w:r>
+        <w:rPr>
+          <w:bCs/>
+          <w:b/>
+        </w:rPr>
+        <w:t xml:space="preserve"> </w:t>
+      </w:r>
+      <w:r>
+        <w:rPr>
+          <w:bCs/>
+          <w:b/>
+        </w:rPr>
+        <w:t xml:space="preserve">→ Environment</w:t>
+      </w:r>
+      <w:r>
+        <w:t xml:space="preserve">, sửa</w:t>
+      </w:r>
+      <w:r>
+        <w:t xml:space="preserve"> </w:t>
+      </w:r>
+      <w:r>
+        <w:rPr>
+          <w:rStyle w:val="VerbatimChar"/>
+        </w:rPr>
+        <w:t xml:space="preserve">GEMINI_MODEL</w:t>
+      </w:r>
+      <w:r>
+        <w:t xml:space="preserve"> </w:t>
+      </w:r>
+      <w:r>
+        <w:t xml:space="preserve">từ</w:t>
+      </w:r>
+      <w:r>
+        <w:t xml:space="preserve"> </w:t>
+      </w:r>
+      <w:r>
+        <w:rPr>
+          <w:rStyle w:val="VerbatimChar"/>
+        </w:rPr>
+        <w:t xml:space="preserve">gemini-2.0-flash</w:t>
+      </w:r>
+      <w:r>
+        <w:t xml:space="preserve"> </w:t>
+      </w:r>
+      <w:r>
+        <w:t xml:space="preserve">thành</w:t>
+      </w:r>
+      <w:r>
+        <w:t xml:space="preserve"> </w:t>
+      </w:r>
+      <w:r>
+        <w:rPr>
+          <w:rStyle w:val="VerbatimChar"/>
+        </w:rPr>
+        <w:t xml:space="preserve">gemini-3.6-flash</w:t>
+      </w:r>
+      <w:r>
+        <w:t xml:space="preserve">, bấm</w:t>
+      </w:r>
+      <w:r>
+        <w:t xml:space="preserve"> </w:t>
+      </w:r>
+      <w:r>
+        <w:rPr>
+          <w:bCs/>
+          <w:b/>
+        </w:rPr>
+        <w:t xml:space="preserve">Save Changes</w:t>
+      </w:r>
+      <w:r>
+        <w:t xml:space="preserve"> </w:t>
+      </w:r>
+      <w:r>
+        <w:t xml:space="preserve">(Render tự deploy lại). Kiểm tra lại bằng cách gọi thử một trong ba tính năng AI (ví dụ bấm</w:t>
+      </w:r>
+      <w:r>
+        <w:t xml:space="preserve"> </w:t>
+      </w:r>
+      <w:r>
+        <w:t xml:space="preserve">“</w:t>
+      </w:r>
+      <w:r>
+        <w:t xml:space="preserve">Vì sao sai?</w:t>
+      </w:r>
+      <w:r>
+        <w:t xml:space="preserve">”</w:t>
+      </w:r>
+      <w:r>
+        <w:t xml:space="preserve"> </w:t>
+      </w:r>
+      <w:r>
+        <w:t xml:space="preserve">ở một câu quiz làm sai) và xác nhận không còn lỗi.</w:t>
+      </w:r>
+    </w:p>
+    <w:p>
       <w:r>
         <w:pict>
           <v:rect style="width:0;height:1.5pt" o:hralign="center" o:hrstd="t" o:hr="t"/>
         </w:pict>
       </w:r>
     </w:p>
-    <w:bookmarkStart w:id="25" w:name="mục-lục"/>
+    <w:bookmarkStart w:id="27" w:name="mục-lục"/>
     <w:p>
       <w:pPr>
         <w:pStyle w:val="Heading2"/>
@@ -897,8 +1215,8 @@
         </w:pict>
       </w:r>
     </w:p>
-    <w:bookmarkEnd w:id="25"/>
-    <w:bookmarkStart w:id="30" w:name="chuẩn-bị"/>
+    <w:bookmarkEnd w:id="27"/>
+    <w:bookmarkStart w:id="32" w:name="chuẩn-bị"/>
     <w:p>
       <w:pPr>
         <w:pStyle w:val="Heading2"/>
@@ -961,7 +1279,7 @@
             <w:r>
               <w:t xml:space="preserve"> </w:t>
             </w:r>
-            <w:hyperlink r:id="rId26">
+            <w:hyperlink r:id="rId28">
               <w:r>
                 <w:rPr>
                   <w:rStyle w:val="Hyperlink"/>
@@ -998,7 +1316,7 @@
             <w:r>
               <w:t xml:space="preserve"> </w:t>
             </w:r>
-            <w:hyperlink r:id="rId27">
+            <w:hyperlink r:id="rId29">
               <w:r>
                 <w:rPr>
                   <w:rStyle w:val="Hyperlink"/>
@@ -1051,7 +1369,7 @@
             <w:r>
               <w:t xml:space="preserve"> </w:t>
             </w:r>
-            <w:hyperlink r:id="rId28">
+            <w:hyperlink r:id="rId30">
               <w:r>
                 <w:rPr>
                   <w:rStyle w:val="Hyperlink"/>
@@ -1098,7 +1416,7 @@
             <w:r>
               <w:t xml:space="preserve"> </w:t>
             </w:r>
-            <w:hyperlink r:id="rId29">
+            <w:hyperlink r:id="rId31">
               <w:r>
                 <w:rPr>
                   <w:rStyle w:val="Hyperlink"/>
@@ -1176,8 +1494,8 @@
         </w:pict>
       </w:r>
     </w:p>
-    <w:bookmarkEnd w:id="30"/>
-    <w:bookmarkStart w:id="34" w:name="Xa2c9c3b3adf1b03f7400bc53335f9e97cf8d685"/>
+    <w:bookmarkEnd w:id="32"/>
+    <w:bookmarkStart w:id="36" w:name="Xa2c9c3b3adf1b03f7400bc53335f9e97cf8d685"/>
     <w:p>
       <w:pPr>
         <w:pStyle w:val="Heading2"/>
@@ -1186,7 +1504,7 @@
         <w:t xml:space="preserve">1. Đẩy mã nguồn lên GitHub (bỏ qua nếu đã làm)</w:t>
       </w:r>
     </w:p>
-    <w:bookmarkStart w:id="31" w:name="kiểm-tra-.env-chưa-từng-bị-commit"/>
+    <w:bookmarkStart w:id="33" w:name="kiểm-tra-.env-chưa-từng-bị-commit"/>
     <w:p>
       <w:pPr>
         <w:pStyle w:val="Heading3"/>
@@ -1481,8 +1799,8 @@
         <w:t xml:space="preserve">cho repo này — giữ lại làm tài liệu tham khảo nếu sau này cần tạo lại từ đầu (máy khác, tài khoản khác…). Có thể bỏ qua, đi thẳng Bước 2.</w:t>
       </w:r>
     </w:p>
-    <w:bookmarkEnd w:id="31"/>
-    <w:bookmarkStart w:id="32" w:name="tạo-repository-trên-github"/>
+    <w:bookmarkEnd w:id="33"/>
+    <w:bookmarkStart w:id="34" w:name="tạo-repository-trên-github"/>
     <w:p>
       <w:pPr>
         <w:pStyle w:val="Heading3"/>
@@ -1505,7 +1823,7 @@
       <w:r>
         <w:t xml:space="preserve"> </w:t>
       </w:r>
-      <w:hyperlink r:id="rId26">
+      <w:hyperlink r:id="rId28">
         <w:r>
           <w:rPr>
             <w:rStyle w:val="Hyperlink"/>
@@ -1685,8 +2003,8 @@
         <w:t xml:space="preserve">”</w:t>
       </w:r>
     </w:p>
-    <w:bookmarkEnd w:id="32"/>
-    <w:bookmarkStart w:id="33" w:name="đẩy-mã-nguồn"/>
+    <w:bookmarkEnd w:id="34"/>
+    <w:bookmarkStart w:id="35" w:name="đẩy-mã-nguồn"/>
     <w:p>
       <w:pPr>
         <w:pStyle w:val="Heading3"/>
@@ -2044,9 +2362,9 @@
         </w:pict>
       </w:r>
     </w:p>
-    <w:bookmarkEnd w:id="33"/>
-    <w:bookmarkEnd w:id="34"/>
-    <w:bookmarkStart w:id="36" w:name="lấy-api-key-google-gemini"/>
+    <w:bookmarkEnd w:id="35"/>
+    <w:bookmarkEnd w:id="36"/>
+    <w:bookmarkStart w:id="38" w:name="lấy-api-key-google-gemini"/>
     <w:p>
       <w:pPr>
         <w:pStyle w:val="Heading2"/>
@@ -2069,7 +2387,7 @@
       <w:r>
         <w:t xml:space="preserve"> </w:t>
       </w:r>
-      <w:hyperlink r:id="rId35">
+      <w:hyperlink r:id="rId37">
         <w:r>
           <w:rPr>
             <w:rStyle w:val="Hyperlink"/>
@@ -2210,8 +2528,8 @@
         </w:pict>
       </w:r>
     </w:p>
-    <w:bookmarkEnd w:id="36"/>
-    <w:bookmarkStart w:id="45" w:name="backend-cơ-sở-dữ-liệu-trên-render"/>
+    <w:bookmarkEnd w:id="38"/>
+    <w:bookmarkStart w:id="47" w:name="backend-cơ-sở-dữ-liệu-trên-render"/>
     <w:p>
       <w:pPr>
         <w:pStyle w:val="Heading2"/>
@@ -2220,7 +2538,7 @@
         <w:t xml:space="preserve">3. Backend + Cơ sở dữ liệu trên Render</w:t>
       </w:r>
     </w:p>
-    <w:bookmarkStart w:id="38" w:name="Xaf58537c4ffcf6d9be71d97da067eb54019c0cb"/>
+    <w:bookmarkStart w:id="40" w:name="Xaf58537c4ffcf6d9be71d97da067eb54019c0cb"/>
     <w:p>
       <w:pPr>
         <w:pStyle w:val="Heading3"/>
@@ -2266,7 +2584,7 @@
       <w:r>
         <w:t xml:space="preserve"> </w:t>
       </w:r>
-      <w:hyperlink r:id="rId37">
+      <w:hyperlink r:id="rId39">
         <w:r>
           <w:rPr>
             <w:rStyle w:val="Hyperlink"/>
@@ -3058,8 +3376,8 @@
         <w:t xml:space="preserve">, hiện ngay dưới tên service) — sẽ dùng ở Bước 4 và 5.</w:t>
       </w:r>
     </w:p>
-    <w:bookmarkEnd w:id="38"/>
-    <w:bookmarkStart w:id="41" w:name="cách-b-tạo-tay-từng-bước"/>
+    <w:bookmarkEnd w:id="40"/>
+    <w:bookmarkStart w:id="43" w:name="cách-b-tạo-tay-từng-bước"/>
     <w:p>
       <w:pPr>
         <w:pStyle w:val="Heading3"/>
@@ -3099,7 +3417,7 @@
         <w:t xml:space="preserve">Bấm để xem hướng dẫn tạo tay</w:t>
       </w:r>
     </w:p>
-    <w:bookmarkStart w:id="39" w:name="b1.-tạo-cơ-sở-dữ-liệu"/>
+    <w:bookmarkStart w:id="41" w:name="b1.-tạo-cơ-sở-dữ-liệu"/>
     <w:p>
       <w:pPr>
         <w:pStyle w:val="Heading4"/>
@@ -3485,8 +3803,8 @@
         <w:t xml:space="preserve">(không phải External — xem lý do ở Bước 11)</w:t>
       </w:r>
     </w:p>
-    <w:bookmarkEnd w:id="39"/>
-    <w:bookmarkStart w:id="40" w:name="b2.-tạo-web-service"/>
+    <w:bookmarkEnd w:id="41"/>
+    <w:bookmarkStart w:id="42" w:name="b2.-tạo-web-service"/>
     <w:p>
       <w:pPr>
         <w:pStyle w:val="Heading4"/>
@@ -4317,7 +4635,7 @@
               <w:rPr>
                 <w:rStyle w:val="VerbatimChar"/>
               </w:rPr>
-              <w:t xml:space="preserve">gemini-2.0-flash</w:t>
+              <w:t xml:space="preserve">gemini-3.6-flash</w:t>
             </w:r>
           </w:p>
         </w:tc>
@@ -4379,9 +4697,9 @@
         <w:t xml:space="preserve">— chờ tới khi thấy dòng server khởi động thành công và chấm trạng thái chuyển xanh lá</w:t>
       </w:r>
     </w:p>
-    <w:bookmarkEnd w:id="40"/>
-    <w:bookmarkEnd w:id="41"/>
-    <w:bookmarkStart w:id="42" w:name="X0a00a1eeac5c42eda5dda8113a0d6299c30b65f"/>
+    <w:bookmarkEnd w:id="42"/>
+    <w:bookmarkEnd w:id="43"/>
+    <w:bookmarkStart w:id="44" w:name="X0a00a1eeac5c42eda5dda8113a0d6299c30b65f"/>
     <w:p>
       <w:pPr>
         <w:pStyle w:val="Heading3"/>
@@ -4508,8 +4826,8 @@
         <w:t xml:space="preserve">có thể xoá và tạo lại cơ sở dữ liệu — tuyệt đối không đưa vào production.</w:t>
       </w:r>
     </w:p>
-    <w:bookmarkEnd w:id="42"/>
-    <w:bookmarkStart w:id="43" w:name="X2a8a42a926326c0ebe0399ef84fd8df548fa053"/>
+    <w:bookmarkEnd w:id="44"/>
+    <w:bookmarkStart w:id="45" w:name="X2a8a42a926326c0ebe0399ef84fd8df548fa053"/>
     <w:p>
       <w:pPr>
         <w:pStyle w:val="Heading3"/>
@@ -4835,8 +5153,8 @@
         <w:t xml:space="preserve">.</w:t>
       </w:r>
     </w:p>
-    <w:bookmarkEnd w:id="43"/>
-    <w:bookmarkStart w:id="44" w:name="kiểm-tra"/>
+    <w:bookmarkEnd w:id="45"/>
+    <w:bookmarkStart w:id="46" w:name="kiểm-tra"/>
     <w:p>
       <w:pPr>
         <w:pStyle w:val="Heading3"/>
@@ -5063,9 +5381,9 @@
         </w:pict>
       </w:r>
     </w:p>
-    <w:bookmarkEnd w:id="44"/>
-    <w:bookmarkEnd w:id="45"/>
-    <w:bookmarkStart w:id="49" w:name="frontend-trên-vercel"/>
+    <w:bookmarkEnd w:id="46"/>
+    <w:bookmarkEnd w:id="47"/>
+    <w:bookmarkStart w:id="51" w:name="frontend-trên-vercel"/>
     <w:p>
       <w:pPr>
         <w:pStyle w:val="Heading2"/>
@@ -5088,7 +5406,7 @@
       <w:r>
         <w:t xml:space="preserve"> </w:t>
       </w:r>
-      <w:hyperlink r:id="rId46">
+      <w:hyperlink r:id="rId48">
         <w:r>
           <w:rPr>
             <w:rStyle w:val="Hyperlink"/>
@@ -5707,7 +6025,7 @@
         <w:t xml:space="preserve">— copy lại, dùng ở Bước 5</w:t>
       </w:r>
     </w:p>
-    <w:bookmarkStart w:id="47" w:name="hai-điều-dễ-sai-ở-bước-này"/>
+    <w:bookmarkStart w:id="49" w:name="hai-điều-dễ-sai-ở-bước-này"/>
     <w:p>
       <w:pPr>
         <w:pStyle w:val="Heading3"/>
@@ -6105,8 +6423,8 @@
         <w:t xml:space="preserve">}</w:t>
       </w:r>
     </w:p>
-    <w:bookmarkEnd w:id="47"/>
-    <w:bookmarkStart w:id="48" w:name="X297229e8918cdd967394933634f61b6c800df69"/>
+    <w:bookmarkEnd w:id="49"/>
+    <w:bookmarkStart w:id="50" w:name="X297229e8918cdd967394933634f61b6c800df69"/>
     <w:p>
       <w:pPr>
         <w:pStyle w:val="Heading3"/>
@@ -6222,9 +6540,9 @@
         </w:pict>
       </w:r>
     </w:p>
-    <w:bookmarkEnd w:id="48"/>
-    <w:bookmarkEnd w:id="49"/>
-    <w:bookmarkStart w:id="50" w:name="nối-hai-đầu-lại-bước-hay-bị-quên-nhất"/>
+    <w:bookmarkEnd w:id="50"/>
+    <w:bookmarkEnd w:id="51"/>
+    <w:bookmarkStart w:id="52" w:name="nối-hai-đầu-lại-bước-hay-bị-quên-nhất"/>
     <w:p>
       <w:pPr>
         <w:pStyle w:val="Heading2"/>
@@ -6247,7 +6565,7 @@
       <w:r>
         <w:t xml:space="preserve"> </w:t>
       </w:r>
-      <w:hyperlink r:id="rId37">
+      <w:hyperlink r:id="rId39">
         <w:r>
           <w:rPr>
             <w:rStyle w:val="Hyperlink"/>
@@ -6506,8 +6824,8 @@
         </w:pict>
       </w:r>
     </w:p>
-    <w:bookmarkEnd w:id="50"/>
-    <w:bookmarkStart w:id="51" w:name="kiểm-tra-toàn-diện-sau-khi-deploy"/>
+    <w:bookmarkEnd w:id="52"/>
+    <w:bookmarkStart w:id="53" w:name="kiểm-tra-toàn-diện-sau-khi-deploy"/>
     <w:p>
       <w:pPr>
         <w:pStyle w:val="Heading2"/>
@@ -6763,8 +7081,8 @@
         </w:pict>
       </w:r>
     </w:p>
-    <w:bookmarkEnd w:id="51"/>
-    <w:bookmarkStart w:id="52" w:name="Xd102bcba4544d2a3b9712456593841f9eb8bb3f"/>
+    <w:bookmarkEnd w:id="53"/>
+    <w:bookmarkStart w:id="54" w:name="Xd102bcba4544d2a3b9712456593841f9eb8bb3f"/>
     <w:p>
       <w:pPr>
         <w:pStyle w:val="Heading2"/>
@@ -7358,8 +7676,8 @@
         </w:pict>
       </w:r>
     </w:p>
-    <w:bookmarkEnd w:id="52"/>
-    <w:bookmarkStart w:id="53" w:name="tích-hợp-liên-tục-ci"/>
+    <w:bookmarkEnd w:id="54"/>
+    <w:bookmarkStart w:id="55" w:name="tích-hợp-liên-tục-ci"/>
     <w:p>
       <w:pPr>
         <w:pStyle w:val="Heading2"/>
@@ -7680,8 +7998,8 @@
         </w:pict>
       </w:r>
     </w:p>
-    <w:bookmarkEnd w:id="53"/>
-    <w:bookmarkStart w:id="54" w:name="quay-lui-khi-deploy-hỏng"/>
+    <w:bookmarkEnd w:id="55"/>
+    <w:bookmarkStart w:id="56" w:name="quay-lui-khi-deploy-hỏng"/>
     <w:p>
       <w:pPr>
         <w:pStyle w:val="Heading2"/>
@@ -8026,8 +8344,8 @@
         </w:pict>
       </w:r>
     </w:p>
-    <w:bookmarkEnd w:id="54"/>
-    <w:bookmarkStart w:id="55" w:name="checklist-trước-buổi-bảo-vệ"/>
+    <w:bookmarkEnd w:id="56"/>
+    <w:bookmarkStart w:id="57" w:name="checklist-trước-buổi-bảo-vệ"/>
     <w:p>
       <w:pPr>
         <w:pStyle w:val="Heading2"/>
@@ -8667,8 +8985,8 @@
         </w:pict>
       </w:r>
     </w:p>
-    <w:bookmarkEnd w:id="55"/>
-    <w:bookmarkStart w:id="56" w:name="bảng-tra-lỗi-thường-gặp"/>
+    <w:bookmarkEnd w:id="57"/>
+    <w:bookmarkStart w:id="58" w:name="bảng-tra-lỗi-thường-gặp"/>
     <w:p>
       <w:pPr>
         <w:pStyle w:val="Heading2"/>
@@ -9754,8 +10072,8 @@
         </w:pict>
       </w:r>
     </w:p>
-    <w:bookmarkEnd w:id="56"/>
-    <w:bookmarkStart w:id="61" w:name="giám-sát-thông-báo-sau-khi-deploy"/>
+    <w:bookmarkEnd w:id="58"/>
+    <w:bookmarkStart w:id="63" w:name="giám-sát-thông-báo-sau-khi-deploy"/>
     <w:p>
       <w:pPr>
         <w:pStyle w:val="Heading2"/>
@@ -9764,7 +10082,7 @@
         <w:t xml:space="preserve">12. Giám sát &amp; thông báo sau khi deploy</w:t>
       </w:r>
     </w:p>
-    <w:bookmarkStart w:id="57" w:name="vercel-web-analytics-đã-cài"/>
+    <w:bookmarkStart w:id="59" w:name="vercel-web-analytics-đã-cài"/>
     <w:p>
       <w:pPr>
         <w:pStyle w:val="Heading3"/>
@@ -9900,8 +10218,8 @@
         <w:t xml:space="preserve">một lần (sản phẩm tách riêng khỏi việc deploy) — sau khi bật, số liệu xuất hiện dần theo lượt truy cập thật, không hồi tố dữ liệu cũ.</w:t>
       </w:r>
     </w:p>
-    <w:bookmarkEnd w:id="57"/>
-    <w:bookmarkStart w:id="58" w:name="Xc45f2f28ed68de4a5b23fb5fde74255924a144b"/>
+    <w:bookmarkEnd w:id="59"/>
+    <w:bookmarkStart w:id="60" w:name="Xc45f2f28ed68de4a5b23fb5fde74255924a144b"/>
     <w:p>
       <w:pPr>
         <w:pStyle w:val="Heading3"/>
@@ -10267,8 +10585,8 @@
         <w:t xml:space="preserve">.)</w:t>
       </w:r>
     </w:p>
-    <w:bookmarkEnd w:id="58"/>
-    <w:bookmarkStart w:id="59" w:name="uptime-ping-đã-cài-bằng-github-actions"/>
+    <w:bookmarkEnd w:id="60"/>
+    <w:bookmarkStart w:id="61" w:name="uptime-ping-đã-cài-bằng-github-actions"/>
     <w:p>
       <w:pPr>
         <w:pStyle w:val="Heading3"/>
@@ -10492,8 +10810,8 @@
         <w:t xml:space="preserve">để kiểm tra ngay không cần chờ lịch.</w:t>
       </w:r>
     </w:p>
-    <w:bookmarkEnd w:id="59"/>
-    <w:bookmarkStart w:id="60" w:name="X2e205c93fa9564657d1bf60e5e8459297fabaff"/>
+    <w:bookmarkEnd w:id="61"/>
+    <w:bookmarkStart w:id="62" w:name="X2e205c93fa9564657d1bf60e5e8459297fabaff"/>
     <w:p>
       <w:pPr>
         <w:pStyle w:val="Heading3"/>
@@ -10769,9 +11087,9 @@
         </w:pict>
       </w:r>
     </w:p>
-    <w:bookmarkEnd w:id="60"/>
-    <w:bookmarkEnd w:id="61"/>
-    <w:bookmarkStart w:id="64" w:name="X99ef885ca8de0b62b68e7d10c2cf60ebd21f343"/>
+    <w:bookmarkEnd w:id="62"/>
+    <w:bookmarkEnd w:id="63"/>
+    <w:bookmarkStart w:id="66" w:name="X99ef885ca8de0b62b68e7d10c2cf60ebd21f343"/>
     <w:p>
       <w:pPr>
         <w:pStyle w:val="Heading2"/>
@@ -10788,7 +11106,7 @@
         <w:t xml:space="preserve">Prisma Studio là giao diện web (chạy cục bộ trên máy, không phải trên Render) để xem và sửa trực tiếp dữ liệu trong PostgreSQL — tiện khi cần kiểm tra hoặc chỉnh dữ liệu thật mà không phải viết SQL.</w:t>
       </w:r>
     </w:p>
-    <w:bookmarkStart w:id="62" w:name="Xe97ad1067685d686be1201833f02ee5a32673d3"/>
+    <w:bookmarkStart w:id="64" w:name="Xe97ad1067685d686be1201833f02ee5a32673d3"/>
     <w:p>
       <w:pPr>
         <w:pStyle w:val="Heading3"/>
@@ -10894,8 +11212,8 @@
         <w:t xml:space="preserve">chạy bằng Docker) — không cần cấu hình gì thêm.</w:t>
       </w:r>
     </w:p>
-    <w:bookmarkEnd w:id="62"/>
-    <w:bookmarkStart w:id="63" w:name="X28be1b26c94eac563d900b8e330ff3ea36af1bc"/>
+    <w:bookmarkEnd w:id="64"/>
+    <w:bookmarkStart w:id="65" w:name="X28be1b26c94eac563d900b8e330ff3ea36af1bc"/>
     <w:p>
       <w:pPr>
         <w:pStyle w:val="Heading3"/>
@@ -11307,9 +11625,9 @@
         <w:t xml:space="preserve">LearnQuiz — Đồ án tốt nghiệp Lập trình Full-stack JavaScript K312.</w:t>
       </w:r>
     </w:p>
-    <w:bookmarkEnd w:id="63"/>
-    <w:bookmarkEnd w:id="64"/>
     <w:bookmarkEnd w:id="65"/>
+    <w:bookmarkEnd w:id="66"/>
+    <w:bookmarkEnd w:id="67"/>
     <w:sectPr/>
   </w:body>
 </w:document>

--- a/docs/HUONG-DAN-DEPLOY-CHI-TIET.docx
+++ b/docs/HUONG-DAN-DEPLOY-CHI-TIET.docx
@@ -421,7 +421,7 @@
           <w:bCs/>
           <w:b/>
         </w:rPr>
-        <w:t xml:space="preserve">Cha kiểm tra ngay:</w:t>
+        <w:t xml:space="preserve">Bạn cần kiểm tra ngay:</w:t>
       </w:r>
       <w:r>
         <w:t xml:space="preserve"> </w:t>
@@ -802,7 +802,7 @@
           <w:bCs/>
           <w:b/>
         </w:rPr>
-        <w:t xml:space="preserve">Cha vẫn phải tự làm thêm một bước thủ công:</w:t>
+        <w:t xml:space="preserve">Bạn vẫn phải tự làm thêm một bước thủ công:</w:t>
       </w:r>
       <w:r>
         <w:t xml:space="preserve"> </w:t>
@@ -3115,7 +3115,7 @@
         <w:t xml:space="preserve">3–5 phút</w:t>
       </w:r>
       <w:r>
-        <w:t xml:space="preserve">. Bốn việc diễn ra tuần tự, theo dõi được trong log:</w:t>
+        <w:t xml:space="preserve">. Ba việc diễn ra tuần tự, theo dõi được trong log:</w:t>
       </w:r>
     </w:p>
     <w:p>
@@ -3171,137 +3171,13 @@
         <w:rPr>
           <w:rStyle w:val="VerbatimChar"/>
         </w:rPr>
-        <w:t xml:space="preserve">npm ci --include=dev &amp;&amp; npx prisma generate &amp;&amp; npx prisma migrate deploy &amp;&amp; npm run seed &amp;&amp; npm run build</w:t>
-      </w:r>
-      <w:r>
-        <w:t xml:space="preserve"> </w:t>
-      </w:r>
-      <w:r>
-        <w:t xml:space="preserve">cho web service — cờ</w:t>
-      </w:r>
-      <w:r>
-        <w:t xml:space="preserve"> </w:t>
-      </w:r>
-      <w:r>
-        <w:rPr>
-          <w:rStyle w:val="VerbatimChar"/>
-        </w:rPr>
-        <w:t xml:space="preserve">--include=dev</w:t>
-      </w:r>
-      <w:r>
-        <w:t xml:space="preserve"> </w:t>
-      </w:r>
-      <w:r>
-        <w:t xml:space="preserve">bắt buộc phải có vì lệnh</w:t>
-      </w:r>
-      <w:r>
-        <w:t xml:space="preserve"> </w:t>
-      </w:r>
-      <w:r>
-        <w:rPr>
-          <w:rStyle w:val="VerbatimChar"/>
-        </w:rPr>
-        <w:t xml:space="preserve">npm run seed</w:t>
-      </w:r>
-      <w:r>
-        <w:t xml:space="preserve"> </w:t>
-      </w:r>
-      <w:r>
-        <w:t xml:space="preserve">chạy bằng</w:t>
-      </w:r>
-      <w:r>
-        <w:t xml:space="preserve"> </w:t>
-      </w:r>
-      <w:r>
-        <w:rPr>
-          <w:rStyle w:val="VerbatimChar"/>
-        </w:rPr>
-        <w:t xml:space="preserve">ts-node</w:t>
-      </w:r>
-      <w:r>
-        <w:t xml:space="preserve">, nằm trong</w:t>
-      </w:r>
-      <w:r>
-        <w:t xml:space="preserve"> </w:t>
-      </w:r>
-      <w:r>
-        <w:rPr>
-          <w:rStyle w:val="VerbatimChar"/>
-        </w:rPr>
-        <w:t xml:space="preserve">devDependencies</w:t>
-      </w:r>
-      <w:r>
-        <w:t xml:space="preserve"> </w:t>
-      </w:r>
-      <w:r>
-        <w:t xml:space="preserve">mà Render mặc định bỏ qua ở môi trường production</w:t>
-      </w:r>
-    </w:p>
-    <w:p>
-      <w:pPr>
-        <w:numPr>
-          <w:ilvl w:val="1"/>
-          <w:numId w:val="1007"/>
-        </w:numPr>
-        <w:pStyle w:val="Compact"/>
-      </w:pPr>
-      <w:r>
-        <w:t xml:space="preserve">Nạp dữ liệu mẫu (</w:t>
-      </w:r>
-      <w:r>
-        <w:rPr>
-          <w:rStyle w:val="VerbatimChar"/>
-        </w:rPr>
-        <w:t xml:space="preserve">npm run seed</w:t>
-      </w:r>
-      <w:r>
-        <w:t xml:space="preserve">) — script này</w:t>
-      </w:r>
-      <w:r>
-        <w:t xml:space="preserve"> </w:t>
-      </w:r>
-      <w:r>
-        <w:rPr>
-          <w:bCs/>
-          <w:b/>
-        </w:rPr>
-        <w:t xml:space="preserve">tự xoá dữ liệu khoá học/quiz cũ rồi tạo lại từ đầu</w:t>
-      </w:r>
-      <w:r>
-        <w:t xml:space="preserve">, còn tài khoản thì</w:t>
-      </w:r>
-      <w:r>
-        <w:t xml:space="preserve"> </w:t>
-      </w:r>
-      <w:r>
-        <w:rPr>
-          <w:rStyle w:val="VerbatimChar"/>
-        </w:rPr>
-        <w:t xml:space="preserve">upsert</w:t>
-      </w:r>
-      <w:r>
-        <w:t xml:space="preserve"> </w:t>
-      </w:r>
-      <w:r>
-        <w:t xml:space="preserve">(giữ nguyên nếu đã tồn tại) — xem thêm mục</w:t>
-      </w:r>
-      <w:r>
-        <w:t xml:space="preserve"> </w:t>
-      </w:r>
-      <w:r>
-        <w:t xml:space="preserve">“</w:t>
-      </w:r>
-      <w:r>
-        <w:t xml:space="preserve">Nạp dữ liệu mẫu</w:t>
-      </w:r>
-      <w:r>
-        <w:t xml:space="preserve">”</w:t>
-      </w:r>
-      <w:r>
-        <w:t xml:space="preserve"> </w:t>
-      </w:r>
-      <w:r>
-        <w:t xml:space="preserve">bên dưới</w:t>
+        <w:t xml:space="preserve">npm ci --include=dev &amp;&amp; npx prisma generate &amp;&amp; npx prisma migrate deploy &amp;&amp; npm run build</w:t>
+      </w:r>
+      <w:r>
+        <w:t xml:space="preserve"> </w:t>
+      </w:r>
+      <w:r>
+        <w:t xml:space="preserve">cho web service</w:t>
       </w:r>
     </w:p>
     <w:p>
@@ -4103,7 +3979,7 @@
               <w:rPr>
                 <w:rStyle w:val="VerbatimChar"/>
               </w:rPr>
-              <w:t xml:space="preserve">npm ci --include=dev &amp;&amp; npx prisma generate &amp;&amp; npx prisma migrate deploy &amp;&amp; npm run seed &amp;&amp; npm run build</w:t>
+              <w:t xml:space="preserve">npm ci --include=dev &amp;&amp; npx prisma generate &amp;&amp; npx prisma migrate deploy &amp;&amp; npm run build</w:t>
             </w:r>
           </w:p>
         </w:tc>
@@ -4827,23 +4703,13 @@
       </w:r>
     </w:p>
     <w:bookmarkEnd w:id="44"/>
-    <w:bookmarkStart w:id="45" w:name="X2a8a42a926326c0ebe0399ef84fd8df548fa053"/>
+    <w:bookmarkStart w:id="45" w:name="Xd59749bb315b78511728771357aa6621ac2d423"/>
     <w:p>
       <w:pPr>
         <w:pStyle w:val="Heading3"/>
       </w:pPr>
       <w:r>
-        <w:t xml:space="preserve">Nạp dữ liệu mẫu — hiện đã</w:t>
-      </w:r>
-      <w:r>
-        <w:t xml:space="preserve"> </w:t>
-      </w:r>
-      <w:r>
-        <w:rPr>
-          <w:bCs/>
-          <w:b/>
-        </w:rPr>
-        <w:t xml:space="preserve">tự động chạy mỗi lần deploy</w:t>
+        <w:t xml:space="preserve">Nạp dữ liệu mẫu — chỉ chạy thủ công khi khởi tạo môi trường demo</w:t>
       </w:r>
     </w:p>
     <w:p>
@@ -4860,65 +4726,58 @@
         <w:t xml:space="preserve"> </w:t>
       </w:r>
       <w:r>
-        <w:t xml:space="preserve">đã có</w:t>
-      </w:r>
-      <w:r>
-        <w:t xml:space="preserve"> </w:t>
-      </w:r>
-      <w:r>
-        <w:rPr>
-          <w:rStyle w:val="VerbatimChar"/>
+        <w:rPr>
+          <w:bCs/>
+          <w:b/>
+        </w:rPr>
+        <w:t xml:space="preserve">không chạy</w:t>
+      </w:r>
+      <w:r>
+        <w:rPr>
+          <w:bCs/>
+          <w:b/>
+        </w:rPr>
+        <w:t xml:space="preserve"> </w:t>
+      </w:r>
+      <w:r>
+        <w:rPr>
+          <w:rStyle w:val="VerbatimChar"/>
+          <w:bCs/>
+          <w:b/>
         </w:rPr>
         <w:t xml:space="preserve">npm run seed</w:t>
       </w:r>
       <w:r>
-        <w:t xml:space="preserve"> </w:t>
-      </w:r>
-      <w:r>
-        <w:t xml:space="preserve">ngay trong</w:t>
-      </w:r>
-      <w:r>
-        <w:t xml:space="preserve"> </w:t>
-      </w:r>
-      <w:r>
-        <w:rPr>
-          <w:rStyle w:val="VerbatimChar"/>
+        <w:rPr>
+          <w:bCs/>
+          <w:b/>
+        </w:rPr>
+        <w:t xml:space="preserve"> </w:t>
+      </w:r>
+      <w:r>
+        <w:rPr>
+          <w:bCs/>
+          <w:b/>
+        </w:rPr>
+        <w:t xml:space="preserve">trong</w:t>
+      </w:r>
+      <w:r>
+        <w:rPr>
+          <w:bCs/>
+          <w:b/>
+        </w:rPr>
+        <w:t xml:space="preserve"> </w:t>
+      </w:r>
+      <w:r>
+        <w:rPr>
+          <w:rStyle w:val="VerbatimChar"/>
+          <w:bCs/>
+          <w:b/>
         </w:rPr>
         <w:t xml:space="preserve">buildCommand</w:t>
       </w:r>
       <w:r>
-        <w:t xml:space="preserve">, nên</w:t>
-      </w:r>
-      <w:r>
-        <w:t xml:space="preserve"> </w:t>
-      </w:r>
-      <w:r>
-        <w:rPr>
-          <w:bCs/>
-          <w:b/>
-        </w:rPr>
-        <w:t xml:space="preserve">không cần vào Shell chạy tay</w:t>
-      </w:r>
-      <w:r>
-        <w:t xml:space="preserve"> </w:t>
-      </w:r>
-      <w:r>
-        <w:t xml:space="preserve">như trước nữa — cứ mỗi lần đẩy commit mới lên</w:t>
-      </w:r>
-      <w:r>
-        <w:t xml:space="preserve"> </w:t>
-      </w:r>
-      <w:r>
-        <w:rPr>
-          <w:rStyle w:val="VerbatimChar"/>
-        </w:rPr>
-        <w:t xml:space="preserve">main</w:t>
-      </w:r>
-      <w:r>
-        <w:t xml:space="preserve"> </w:t>
-      </w:r>
-      <w:r>
-        <w:t xml:space="preserve">(Render tự deploy lại), dữ liệu mẫu tự nạp lại.</w:t>
+        <w:t xml:space="preserve">. Điều này bảo đảm deploy mã nguồn hoặc migration mới không xóa dữ liệu khóa học, quiz, lượt đăng ký và bài nộp đang có.</w:t>
       </w:r>
     </w:p>
     <w:p>
@@ -4926,7 +4785,189 @@
         <w:pStyle w:val="BodyText"/>
       </w:pPr>
       <w:r>
-        <w:t xml:space="preserve">Script</w:t>
+        <w:t xml:space="preserve">Render Free không cung cấp Shell/SSH cho web service. Ở lần triển khai đầu tiên, chạy seed từ máy cá nhân qua</w:t>
+      </w:r>
+      <w:r>
+        <w:t xml:space="preserve"> </w:t>
+      </w:r>
+      <w:r>
+        <w:rPr>
+          <w:bCs/>
+          <w:b/>
+        </w:rPr>
+        <w:t xml:space="preserve">External Database URL</w:t>
+      </w:r>
+      <w:r>
+        <w:t xml:space="preserve">:</w:t>
+      </w:r>
+    </w:p>
+    <w:p>
+      <w:pPr>
+        <w:numPr>
+          <w:ilvl w:val="0"/>
+          <w:numId w:val="1013"/>
+        </w:numPr>
+      </w:pPr>
+      <w:r>
+        <w:t xml:space="preserve">Mở Render Dashboard → database</w:t>
+      </w:r>
+      <w:r>
+        <w:t xml:space="preserve"> </w:t>
+      </w:r>
+      <w:r>
+        <w:rPr>
+          <w:rStyle w:val="VerbatimChar"/>
+        </w:rPr>
+        <w:t xml:space="preserve">learnquiz-db</w:t>
+      </w:r>
+      <w:r>
+        <w:t xml:space="preserve"> </w:t>
+      </w:r>
+      <w:r>
+        <w:t xml:space="preserve">→</w:t>
+      </w:r>
+      <w:r>
+        <w:t xml:space="preserve"> </w:t>
+      </w:r>
+      <w:r>
+        <w:rPr>
+          <w:bCs/>
+          <w:b/>
+        </w:rPr>
+        <w:t xml:space="preserve">Connections</w:t>
+      </w:r>
+      <w:r>
+        <w:t xml:space="preserve"> </w:t>
+      </w:r>
+      <w:r>
+        <w:t xml:space="preserve">→ copy</w:t>
+      </w:r>
+      <w:r>
+        <w:t xml:space="preserve"> </w:t>
+      </w:r>
+      <w:r>
+        <w:rPr>
+          <w:bCs/>
+          <w:b/>
+        </w:rPr>
+        <w:t xml:space="preserve">External Database URL</w:t>
+      </w:r>
+      <w:r>
+        <w:t xml:space="preserve">.</w:t>
+      </w:r>
+    </w:p>
+    <w:p>
+      <w:pPr>
+        <w:numPr>
+          <w:ilvl w:val="0"/>
+          <w:numId w:val="1013"/>
+        </w:numPr>
+      </w:pPr>
+      <w:r>
+        <w:t xml:space="preserve">Tại thư mục</w:t>
+      </w:r>
+      <w:r>
+        <w:t xml:space="preserve"> </w:t>
+      </w:r>
+      <w:r>
+        <w:rPr>
+          <w:rStyle w:val="VerbatimChar"/>
+        </w:rPr>
+        <w:t xml:space="preserve">backend/</w:t>
+      </w:r>
+      <w:r>
+        <w:t xml:space="preserve">, tạo file</w:t>
+      </w:r>
+      <w:r>
+        <w:t xml:space="preserve"> </w:t>
+      </w:r>
+      <w:r>
+        <w:rPr>
+          <w:rStyle w:val="VerbatimChar"/>
+        </w:rPr>
+        <w:t xml:space="preserve">.env.production.local</w:t>
+      </w:r>
+      <w:r>
+        <w:t xml:space="preserve"> </w:t>
+      </w:r>
+      <w:r>
+        <w:t xml:space="preserve">(file này đã được gitignore) với đúng một dòng:</w:t>
+      </w:r>
+    </w:p>
+    <w:p>
+      <w:pPr>
+        <w:numPr>
+          <w:ilvl w:val="0"/>
+          <w:numId w:val="1000"/>
+        </w:numPr>
+        <w:pStyle w:val="SourceCode"/>
+      </w:pPr>
+      <w:r>
+        <w:rPr>
+          <w:rStyle w:val="VerbatimChar"/>
+        </w:rPr>
+        <w:t xml:space="preserve">DATABASE_URL="&lt;External Database URL&gt;?sslmode=require"</w:t>
+      </w:r>
+    </w:p>
+    <w:p>
+      <w:pPr>
+        <w:numPr>
+          <w:ilvl w:val="0"/>
+          <w:numId w:val="1013"/>
+        </w:numPr>
+      </w:pPr>
+      <w:r>
+        <w:t xml:space="preserve">Chạy</w:t>
+      </w:r>
+      <w:r>
+        <w:t xml:space="preserve"> </w:t>
+      </w:r>
+      <w:r>
+        <w:rPr>
+          <w:rStyle w:val="VerbatimChar"/>
+        </w:rPr>
+        <w:t xml:space="preserve">npm ci</w:t>
+      </w:r>
+      <w:r>
+        <w:t xml:space="preserve">, sau đó chạy</w:t>
+      </w:r>
+      <w:r>
+        <w:t xml:space="preserve"> </w:t>
+      </w:r>
+      <w:r>
+        <w:rPr>
+          <w:rStyle w:val="VerbatimChar"/>
+        </w:rPr>
+        <w:t xml:space="preserve">npm run seed:prod</w:t>
+      </w:r>
+      <w:r>
+        <w:t xml:space="preserve"> </w:t>
+      </w:r>
+      <w:r>
+        <w:t xml:space="preserve">đúng một lần.</w:t>
+      </w:r>
+    </w:p>
+    <w:p>
+      <w:pPr>
+        <w:numPr>
+          <w:ilvl w:val="0"/>
+          <w:numId w:val="1013"/>
+        </w:numPr>
+      </w:pPr>
+      <w:r>
+        <w:t xml:space="preserve">Xóa nội dung clipboard chứa URL và giữ file env ngoài git. Kiểm tra đăng nhập bằng tài khoản demo.</w:t>
+      </w:r>
+    </w:p>
+    <w:p>
+      <w:pPr>
+        <w:pStyle w:val="BlockText"/>
+      </w:pPr>
+      <w:r>
+        <w:rPr>
+          <w:bCs/>
+          <w:b/>
+        </w:rPr>
+        <w:t xml:space="preserve">Cảnh báo:</w:t>
       </w:r>
       <w:r>
         <w:t xml:space="preserve"> </w:t>
@@ -4941,216 +4982,45 @@
         <w:t xml:space="preserve"> </w:t>
       </w:r>
       <w:r>
-        <w:t xml:space="preserve">viết theo nguyên tắc</w:t>
-      </w:r>
-      <w:r>
-        <w:t xml:space="preserve"> </w:t>
-      </w:r>
-      <w:r>
-        <w:rPr>
-          <w:bCs/>
-          <w:b/>
-        </w:rPr>
-        <w:t xml:space="preserve">idempotent</w:t>
-      </w:r>
-      <w:r>
-        <w:t xml:space="preserve"> </w:t>
-      </w:r>
-      <w:r>
-        <w:t xml:space="preserve">(chạy lại nhiều lần không lỗi):</w:t>
-      </w:r>
-      <w:r>
-        <w:t xml:space="preserve"> </w:t>
-      </w:r>
-      <w:r>
-        <w:t xml:space="preserve">-</w:t>
-      </w:r>
-      <w:r>
-        <w:t xml:space="preserve"> </w:t>
-      </w:r>
-      <w:r>
-        <w:rPr>
-          <w:bCs/>
-          <w:b/>
-        </w:rPr>
-        <w:t xml:space="preserve">Tài khoản</w:t>
-      </w:r>
-      <w:r>
-        <w:t xml:space="preserve"> </w:t>
-      </w:r>
-      <w:r>
-        <w:t xml:space="preserve">(</w:t>
-      </w:r>
-      <w:r>
-        <w:rPr>
-          <w:rStyle w:val="VerbatimChar"/>
-        </w:rPr>
-        <w:t xml:space="preserve">admin@learnquiz.vn</w:t>
-      </w:r>
-      <w:r>
-        <w:t xml:space="preserve">,</w:t>
-      </w:r>
-      <w:r>
-        <w:t xml:space="preserve"> </w:t>
-      </w:r>
-      <w:r>
-        <w:rPr>
-          <w:rStyle w:val="VerbatimChar"/>
-        </w:rPr>
-        <w:t xml:space="preserve">instructor@learnquiz.vn</w:t>
-      </w:r>
-      <w:r>
-        <w:t xml:space="preserve">, …) dùng</w:t>
-      </w:r>
-      <w:r>
-        <w:t xml:space="preserve"> </w:t>
-      </w:r>
-      <w:r>
-        <w:rPr>
-          <w:rStyle w:val="VerbatimChar"/>
-        </w:rPr>
-        <w:t xml:space="preserve">upsert</w:t>
-      </w:r>
-      <w:r>
-        <w:t xml:space="preserve"> </w:t>
-      </w:r>
-      <w:r>
-        <w:t xml:space="preserve">— đã tồn tại thì giữ nguyên, không tạo trùng.</w:t>
-      </w:r>
-      <w:r>
-        <w:t xml:space="preserve"> </w:t>
-      </w:r>
-      <w:r>
-        <w:t xml:space="preserve">-</w:t>
-      </w:r>
-      <w:r>
-        <w:t xml:space="preserve"> </w:t>
-      </w:r>
-      <w:r>
-        <w:rPr>
-          <w:bCs/>
-          <w:b/>
-        </w:rPr>
-        <w:t xml:space="preserve">Khoá học, bài học, quiz, lượt đăng ký, bài nộp</w:t>
-      </w:r>
-      <w:r>
-        <w:t xml:space="preserve"> </w:t>
-      </w:r>
-      <w:r>
-        <w:t xml:space="preserve">bị</w:t>
-      </w:r>
-      <w:r>
-        <w:t xml:space="preserve"> </w:t>
-      </w:r>
-      <w:r>
-        <w:rPr>
-          <w:bCs/>
-          <w:b/>
-        </w:rPr>
-        <w:t xml:space="preserve">xoá sạch rồi tạo lại từ đầu</w:t>
-      </w:r>
-      <w:r>
-        <w:t xml:space="preserve"> </w:t>
-      </w:r>
-      <w:r>
-        <w:t xml:space="preserve">mỗi lần seed chạy.</w:t>
-      </w:r>
-    </w:p>
-    <w:p>
-      <w:pPr>
-        <w:pStyle w:val="BodyText"/>
-      </w:pPr>
-      <w:r>
-        <w:rPr>
-          <w:bCs/>
-          <w:b/>
-        </w:rPr>
-        <w:t xml:space="preserve">Hệ quả cần biết:</w:t>
-      </w:r>
-      <w:r>
-        <w:t xml:space="preserve"> </w:t>
-      </w:r>
-      <w:r>
-        <w:t xml:space="preserve">nếu trong lúc demo có tạo khoá học mới hay nộp quiz thật, dữ liệu đó</w:t>
-      </w:r>
-      <w:r>
-        <w:t xml:space="preserve"> </w:t>
-      </w:r>
-      <w:r>
-        <w:rPr>
-          <w:bCs/>
-          <w:b/>
-        </w:rPr>
-        <w:t xml:space="preserve">sẽ mất</w:t>
-      </w:r>
-      <w:r>
-        <w:t xml:space="preserve"> </w:t>
-      </w:r>
-      <w:r>
-        <w:t xml:space="preserve">ở lần deploy kế tiếp (mỗi lần push code lên</w:t>
-      </w:r>
-      <w:r>
-        <w:t xml:space="preserve"> </w:t>
-      </w:r>
-      <w:r>
-        <w:rPr>
-          <w:rStyle w:val="VerbatimChar"/>
-        </w:rPr>
-        <w:t xml:space="preserve">main</w:t>
-      </w:r>
-      <w:r>
-        <w:t xml:space="preserve">). Đây là đánh đổi hợp lý cho một hệ thống demo — luôn có dữ liệu mẫu sạch để trình bày — nhưng không phù hợp nếu sau này đưa vào dùng thật với người dùng thật.</w:t>
-      </w:r>
-    </w:p>
-    <w:p>
-      <w:pPr>
-        <w:pStyle w:val="BodyText"/>
-      </w:pPr>
-      <w:r>
-        <w:t xml:space="preserve">Nếu cần seed lại thủ công mà không muốn deploy lại (ví dụ nghi dữ liệu bị lỗi giữa chừng): Dashboard Render → mở service</w:t>
-      </w:r>
-      <w:r>
-        <w:t xml:space="preserve"> </w:t>
-      </w:r>
-      <w:r>
-        <w:rPr>
-          <w:rStyle w:val="VerbatimChar"/>
-        </w:rPr>
-        <w:t xml:space="preserve">learnquiz-api</w:t>
-      </w:r>
-      <w:r>
-        <w:t xml:space="preserve"> </w:t>
-      </w:r>
-      <w:r>
-        <w:t xml:space="preserve">→ tab</w:t>
-      </w:r>
-      <w:r>
-        <w:t xml:space="preserve"> </w:t>
-      </w:r>
-      <w:r>
-        <w:rPr>
-          <w:bCs/>
-          <w:b/>
-        </w:rPr>
-        <w:t xml:space="preserve">Shell</w:t>
-      </w:r>
-      <w:r>
-        <w:t xml:space="preserve"> </w:t>
-      </w:r>
-      <w:r>
-        <w:t xml:space="preserve">→ gõ</w:t>
-      </w:r>
-      <w:r>
-        <w:t xml:space="preserve"> </w:t>
-      </w:r>
-      <w:r>
-        <w:rPr>
-          <w:rStyle w:val="VerbatimChar"/>
-        </w:rPr>
-        <w:t xml:space="preserve">npm run seed</w:t>
-      </w:r>
-      <w:r>
-        <w:t xml:space="preserve">.</w:t>
+        <w:t xml:space="preserve">có chủ đích xóa sạch khóa học, bài học, quiz, lượt đăng ký và bài nộp trước khi tạo lại dữ liệu mẫu. Chỉ chạy</w:t>
+      </w:r>
+      <w:r>
+        <w:t xml:space="preserve"> </w:t>
+      </w:r>
+      <w:r>
+        <w:rPr>
+          <w:rStyle w:val="VerbatimChar"/>
+        </w:rPr>
+        <w:t xml:space="preserve">npm run seed:prod</w:t>
+      </w:r>
+      <w:r>
+        <w:t xml:space="preserve"> </w:t>
+      </w:r>
+      <w:r>
+        <w:t xml:space="preserve">khi chấp nhận mất các dữ liệu đó. Không thêm lại lệnh seed vào Build Command hoặc Start Command.</w:t>
+      </w:r>
+    </w:p>
+    <w:p>
+      <w:pPr>
+        <w:pStyle w:val="FirstParagraph"/>
+      </w:pPr>
+      <w:r>
+        <w:t xml:space="preserve">Nếu môi trường đã có dữ liệu thật, không chạy seed. Chỉ để</w:t>
+      </w:r>
+      <w:r>
+        <w:t xml:space="preserve"> </w:t>
+      </w:r>
+      <w:r>
+        <w:rPr>
+          <w:rStyle w:val="VerbatimChar"/>
+        </w:rPr>
+        <w:t xml:space="preserve">npx prisma migrate deploy</w:t>
+      </w:r>
+      <w:r>
+        <w:t xml:space="preserve"> </w:t>
+      </w:r>
+      <w:r>
+        <w:t xml:space="preserve">áp dụng migration an toàn trong quá trình build.</w:t>
       </w:r>
     </w:p>
     <w:bookmarkEnd w:id="45"/>
@@ -5396,7 +5266,7 @@
       <w:pPr>
         <w:numPr>
           <w:ilvl w:val="0"/>
-          <w:numId w:val="1013"/>
+          <w:numId w:val="1014"/>
         </w:numPr>
         <w:pStyle w:val="Compact"/>
       </w:pPr>
@@ -5419,7 +5289,7 @@
       <w:pPr>
         <w:numPr>
           <w:ilvl w:val="0"/>
-          <w:numId w:val="1013"/>
+          <w:numId w:val="1014"/>
         </w:numPr>
         <w:pStyle w:val="Compact"/>
       </w:pPr>
@@ -5472,7 +5342,7 @@
       <w:pPr>
         <w:numPr>
           <w:ilvl w:val="0"/>
-          <w:numId w:val="1013"/>
+          <w:numId w:val="1014"/>
         </w:numPr>
         <w:pStyle w:val="Compact"/>
       </w:pPr>
@@ -5509,7 +5379,7 @@
       <w:pPr>
         <w:numPr>
           <w:ilvl w:val="0"/>
-          <w:numId w:val="1013"/>
+          <w:numId w:val="1014"/>
         </w:numPr>
         <w:pStyle w:val="Compact"/>
       </w:pPr>
@@ -5825,7 +5695,7 @@
       <w:pPr>
         <w:numPr>
           <w:ilvl w:val="0"/>
-          <w:numId w:val="1014"/>
+          <w:numId w:val="1015"/>
         </w:numPr>
         <w:pStyle w:val="Compact"/>
       </w:pPr>
@@ -5958,7 +5828,7 @@
       <w:pPr>
         <w:numPr>
           <w:ilvl w:val="0"/>
-          <w:numId w:val="1015"/>
+          <w:numId w:val="1016"/>
         </w:numPr>
         <w:pStyle w:val="Compact"/>
       </w:pPr>
@@ -5980,7 +5850,7 @@
       <w:pPr>
         <w:numPr>
           <w:ilvl w:val="0"/>
-          <w:numId w:val="1015"/>
+          <w:numId w:val="1016"/>
         </w:numPr>
         <w:pStyle w:val="Compact"/>
       </w:pPr>
@@ -6002,7 +5872,7 @@
       <w:pPr>
         <w:numPr>
           <w:ilvl w:val="0"/>
-          <w:numId w:val="1015"/>
+          <w:numId w:val="1016"/>
         </w:numPr>
         <w:pStyle w:val="Compact"/>
       </w:pPr>
@@ -6555,7 +6425,7 @@
       <w:pPr>
         <w:numPr>
           <w:ilvl w:val="0"/>
-          <w:numId w:val="1016"/>
+          <w:numId w:val="1017"/>
         </w:numPr>
         <w:pStyle w:val="Compact"/>
       </w:pPr>
@@ -6593,7 +6463,7 @@
       <w:pPr>
         <w:numPr>
           <w:ilvl w:val="0"/>
-          <w:numId w:val="1016"/>
+          <w:numId w:val="1017"/>
         </w:numPr>
         <w:pStyle w:val="Compact"/>
       </w:pPr>
@@ -6615,115 +6485,6 @@
       </w:r>
       <w:r>
         <w:t xml:space="preserve">ở menu ngang</w:t>
-      </w:r>
-    </w:p>
-    <w:p>
-      <w:pPr>
-        <w:numPr>
-          <w:ilvl w:val="0"/>
-          <w:numId w:val="1016"/>
-        </w:numPr>
-        <w:pStyle w:val="Compact"/>
-      </w:pPr>
-      <w:r>
-        <w:t xml:space="preserve">Tìm dòng</w:t>
-      </w:r>
-      <w:r>
-        <w:t xml:space="preserve"> </w:t>
-      </w:r>
-      <w:r>
-        <w:rPr>
-          <w:rStyle w:val="VerbatimChar"/>
-        </w:rPr>
-        <w:t xml:space="preserve">FE_URL</w:t>
-      </w:r>
-      <w:r>
-        <w:t xml:space="preserve"> </w:t>
-      </w:r>
-      <w:r>
-        <w:t xml:space="preserve">→ bấm vào ô giá trị → sửa thành:</w:t>
-      </w:r>
-    </w:p>
-    <w:p>
-      <w:pPr>
-        <w:pStyle w:val="SourceCode"/>
-      </w:pPr>
-      <w:r>
-        <w:rPr>
-          <w:rStyle w:val="VerbatimChar"/>
-        </w:rPr>
-        <w:t xml:space="preserve">https://final-project-js-ten.vercel.app</w:t>
-      </w:r>
-    </w:p>
-    <w:p>
-      <w:pPr>
-        <w:pStyle w:val="FirstParagraph"/>
-      </w:pPr>
-      <w:r>
-        <w:rPr>
-          <w:iCs/>
-          <w:i/>
-        </w:rPr>
-        <w:t xml:space="preserve">(dán đúng domain Vercel vừa cấp ở Bước 4,</w:t>
-      </w:r>
-      <w:r>
-        <w:rPr>
-          <w:iCs/>
-          <w:i/>
-        </w:rPr>
-        <w:t xml:space="preserve"> </w:t>
-      </w:r>
-      <w:r>
-        <w:rPr>
-          <w:bCs/>
-          <w:b/>
-          <w:iCs/>
-          <w:i/>
-        </w:rPr>
-        <w:t xml:space="preserve">không</w:t>
-      </w:r>
-      <w:r>
-        <w:rPr>
-          <w:iCs/>
-          <w:i/>
-        </w:rPr>
-        <w:t xml:space="preserve"> </w:t>
-      </w:r>
-      <w:r>
-        <w:rPr>
-          <w:iCs/>
-          <w:i/>
-        </w:rPr>
-        <w:t xml:space="preserve">có dấu</w:t>
-      </w:r>
-      <w:r>
-        <w:rPr>
-          <w:iCs/>
-          <w:i/>
-        </w:rPr>
-        <w:t xml:space="preserve"> </w:t>
-      </w:r>
-      <w:r>
-        <w:rPr>
-          <w:rStyle w:val="VerbatimChar"/>
-          <w:iCs/>
-          <w:i/>
-        </w:rPr>
-        <w:t xml:space="preserve">/</w:t>
-      </w:r>
-      <w:r>
-        <w:rPr>
-          <w:iCs/>
-          <w:i/>
-        </w:rPr>
-        <w:t xml:space="preserve"> </w:t>
-      </w:r>
-      <w:r>
-        <w:rPr>
-          <w:iCs/>
-          <w:i/>
-        </w:rPr>
-        <w:t xml:space="preserve">ở cuối)</w:t>
       </w:r>
     </w:p>
     <w:p>
@@ -6735,111 +6496,104 @@
         <w:pStyle w:val="Compact"/>
       </w:pPr>
       <w:r>
-        <w:t xml:space="preserve">Bấm</w:t>
-      </w:r>
-      <w:r>
-        <w:t xml:space="preserve"> </w:t>
-      </w:r>
-      <w:r>
-        <w:rPr>
-          <w:bCs/>
-          <w:b/>
-        </w:rPr>
-        <w:t xml:space="preserve">Save Changes</w:t>
-      </w:r>
-      <w:r>
-        <w:t xml:space="preserve"> </w:t>
-      </w:r>
-      <w:r>
-        <w:t xml:space="preserve">ở góc dưới bên phải</w:t>
-      </w:r>
-    </w:p>
-    <w:p>
-      <w:pPr>
-        <w:numPr>
-          <w:ilvl w:val="0"/>
-          <w:numId w:val="1017"/>
-        </w:numPr>
-        <w:pStyle w:val="Compact"/>
-      </w:pPr>
-      <w:r>
-        <w:t xml:space="preserve">Render tự động deploy lại (không cần build lại toàn bộ, chỉ khởi động lại container với biến môi trường mới) — chờ chấm trạng thái chuyển lại màu xanh lá, khoảng 30–60 giây</w:t>
+        <w:t xml:space="preserve">Tìm dòng</w:t>
+      </w:r>
+      <w:r>
+        <w:t xml:space="preserve"> </w:t>
+      </w:r>
+      <w:r>
+        <w:rPr>
+          <w:rStyle w:val="VerbatimChar"/>
+        </w:rPr>
+        <w:t xml:space="preserve">FE_URL</w:t>
+      </w:r>
+      <w:r>
+        <w:t xml:space="preserve"> </w:t>
+      </w:r>
+      <w:r>
+        <w:t xml:space="preserve">→ bấm vào ô giá trị → sửa thành:</w:t>
+      </w:r>
+    </w:p>
+    <w:p>
+      <w:pPr>
+        <w:pStyle w:val="SourceCode"/>
+      </w:pPr>
+      <w:r>
+        <w:rPr>
+          <w:rStyle w:val="VerbatimChar"/>
+        </w:rPr>
+        <w:t xml:space="preserve">https://final-project-js-ten.vercel.app</w:t>
       </w:r>
     </w:p>
     <w:p>
       <w:pPr>
         <w:pStyle w:val="FirstParagraph"/>
       </w:pPr>
-      <w:r>
-        <w:t xml:space="preserve">Thiếu bước này thì frontend gọi API sẽ dính lỗi CORS: mở trang web, bấm F12 mở DevTools → tab Console sẽ thấy dòng đỏ</w:t>
-      </w:r>
-      <w:r>
-        <w:t xml:space="preserve"> </w:t>
-      </w:r>
       <w:r>
         <w:rPr>
           <w:iCs/>
           <w:i/>
         </w:rPr>
-        <w:t xml:space="preserve">“</w:t>
+        <w:t xml:space="preserve">(dán đúng domain Vercel vừa cấp ở Bước 4,</w:t>
       </w:r>
       <w:r>
         <w:rPr>
           <w:iCs/>
           <w:i/>
         </w:rPr>
-        <w:t xml:space="preserve">has been blocked by CORS policy</w:t>
-      </w:r>
-      <w:r>
-        <w:rPr>
+        <w:t xml:space="preserve"> </w:t>
+      </w:r>
+      <w:r>
+        <w:rPr>
+          <w:bCs/>
+          <w:b/>
           <w:iCs/>
           <w:i/>
         </w:rPr>
-        <w:t xml:space="preserve">”</w:t>
-      </w:r>
-      <w:r>
-        <w:t xml:space="preserve"> </w:t>
-      </w:r>
-      <w:r>
-        <w:t xml:space="preserve">— còn phía Render Logs thì</w:t>
-      </w:r>
-      <w:r>
-        <w:t xml:space="preserve"> </w:t>
-      </w:r>
-      <w:r>
-        <w:rPr>
-          <w:bCs/>
-          <w:b/>
-        </w:rPr>
-        <w:t xml:space="preserve">không hề báo lỗi gì</w:t>
-      </w:r>
-      <w:r>
-        <w:t xml:space="preserve">, vì request đã bị chính trình duyệt chặn lại trước khi rời máy người dùng. Đây là nguyên nhân số một khiến người mới triển khai tưởng backend bị hỏng trong khi thực ra backend hoàn toàn bình thường.</w:t>
-      </w:r>
-    </w:p>
-    <w:p>
-      <w:r>
-        <w:pict>
-          <v:rect style="width:0;height:1.5pt" o:hralign="center" o:hrstd="t" o:hr="t"/>
-        </w:pict>
-      </w:r>
-    </w:p>
-    <w:bookmarkEnd w:id="52"/>
-    <w:bookmarkStart w:id="53" w:name="kiểm-tra-toàn-diện-sau-khi-deploy"/>
-    <w:p>
-      <w:pPr>
-        <w:pStyle w:val="Heading2"/>
-      </w:pPr>
-      <w:r>
-        <w:t xml:space="preserve">6. Kiểm tra toàn diện sau khi deploy</w:t>
-      </w:r>
-    </w:p>
-    <w:p>
-      <w:pPr>
-        <w:pStyle w:val="FirstParagraph"/>
-      </w:pPr>
-      <w:r>
-        <w:t xml:space="preserve">Làm tuần tự, đừng bỏ qua bước nào — mỗi bước xác nhận một tầng khác nhau của hệ thống:</w:t>
+        <w:t xml:space="preserve">không</w:t>
+      </w:r>
+      <w:r>
+        <w:rPr>
+          <w:iCs/>
+          <w:i/>
+        </w:rPr>
+        <w:t xml:space="preserve"> </w:t>
+      </w:r>
+      <w:r>
+        <w:rPr>
+          <w:iCs/>
+          <w:i/>
+        </w:rPr>
+        <w:t xml:space="preserve">có dấu</w:t>
+      </w:r>
+      <w:r>
+        <w:rPr>
+          <w:iCs/>
+          <w:i/>
+        </w:rPr>
+        <w:t xml:space="preserve"> </w:t>
+      </w:r>
+      <w:r>
+        <w:rPr>
+          <w:rStyle w:val="VerbatimChar"/>
+          <w:iCs/>
+          <w:i/>
+        </w:rPr>
+        <w:t xml:space="preserve">/</w:t>
+      </w:r>
+      <w:r>
+        <w:rPr>
+          <w:iCs/>
+          <w:i/>
+        </w:rPr>
+        <w:t xml:space="preserve"> </w:t>
+      </w:r>
+      <w:r>
+        <w:rPr>
+          <w:iCs/>
+          <w:i/>
+        </w:rPr>
+        <w:t xml:space="preserve">ở cuối)</w:t>
       </w:r>
     </w:p>
     <w:p>
@@ -6851,41 +6605,23 @@
         <w:pStyle w:val="Compact"/>
       </w:pPr>
       <w:r>
-        <w:rPr>
-          <w:bCs/>
-          <w:b/>
-        </w:rPr>
-        <w:t xml:space="preserve">Tầng mạng/CSDL:</w:t>
-      </w:r>
-      <w:r>
-        <w:t xml:space="preserve"> </w:t>
-      </w:r>
-      <w:r>
-        <w:t xml:space="preserve">mở</w:t>
-      </w:r>
-      <w:r>
-        <w:t xml:space="preserve"> </w:t>
-      </w:r>
-      <w:r>
-        <w:rPr>
-          <w:rStyle w:val="VerbatimChar"/>
-        </w:rPr>
-        <w:t xml:space="preserve">https://learnquiz-api.onrender.com/health</w:t>
-      </w:r>
-      <w:r>
-        <w:t xml:space="preserve"> </w:t>
-      </w:r>
-      <w:r>
-        <w:t xml:space="preserve">→ phải ra</w:t>
-      </w:r>
-      <w:r>
-        <w:t xml:space="preserve"> </w:t>
-      </w:r>
-      <w:r>
-        <w:rPr>
-          <w:rStyle w:val="VerbatimChar"/>
-        </w:rPr>
-        <w:t xml:space="preserve">{"status":"ok","db":"up"}</w:t>
+        <w:t xml:space="preserve">Bấm</w:t>
+      </w:r>
+      <w:r>
+        <w:t xml:space="preserve"> </w:t>
+      </w:r>
+      <w:r>
+        <w:rPr>
+          <w:bCs/>
+          <w:b/>
+        </w:rPr>
+        <w:t xml:space="preserve">Save Changes</w:t>
+      </w:r>
+      <w:r>
+        <w:t xml:space="preserve"> </w:t>
+      </w:r>
+      <w:r>
+        <w:t xml:space="preserve">ở góc dưới bên phải</w:t>
       </w:r>
     </w:p>
     <w:p>
@@ -6897,173 +6633,7 @@
         <w:pStyle w:val="Compact"/>
       </w:pPr>
       <w:r>
-        <w:rPr>
-          <w:bCs/>
-          <w:b/>
-        </w:rPr>
-        <w:t xml:space="preserve">Tầng CORS:</w:t>
-      </w:r>
-      <w:r>
-        <w:t xml:space="preserve"> </w:t>
-      </w:r>
-      <w:r>
-        <w:t xml:space="preserve">mở</w:t>
-      </w:r>
-      <w:r>
-        <w:t xml:space="preserve"> </w:t>
-      </w:r>
-      <w:r>
-        <w:rPr>
-          <w:rStyle w:val="VerbatimChar"/>
-        </w:rPr>
-        <w:t xml:space="preserve">https://final-project-js-ten.vercel.app</w:t>
-      </w:r>
-      <w:r>
-        <w:t xml:space="preserve">, bấm F12 → tab</w:t>
-      </w:r>
-      <w:r>
-        <w:t xml:space="preserve"> </w:t>
-      </w:r>
-      <w:r>
-        <w:rPr>
-          <w:bCs/>
-          <w:b/>
-        </w:rPr>
-        <w:t xml:space="preserve">Console</w:t>
-      </w:r>
-      <w:r>
-        <w:t xml:space="preserve"> </w:t>
-      </w:r>
-      <w:r>
-        <w:t xml:space="preserve">→ tải lại trang (F5) → không được có dòng đỏ nào nhắc tới CORS</w:t>
-      </w:r>
-    </w:p>
-    <w:p>
-      <w:pPr>
-        <w:numPr>
-          <w:ilvl w:val="0"/>
-          <w:numId w:val="1018"/>
-        </w:numPr>
-        <w:pStyle w:val="Compact"/>
-      </w:pPr>
-      <w:r>
-        <w:rPr>
-          <w:bCs/>
-          <w:b/>
-        </w:rPr>
-        <w:t xml:space="preserve">Tầng dữ liệu mẫu:</w:t>
-      </w:r>
-      <w:r>
-        <w:t xml:space="preserve"> </w:t>
-      </w:r>
-      <w:r>
-        <w:t xml:space="preserve">đăng nhập bằng tài khoản demo (xem</w:t>
-      </w:r>
-      <w:r>
-        <w:t xml:space="preserve"> </w:t>
-      </w:r>
-      <w:r>
-        <w:rPr>
-          <w:rStyle w:val="VerbatimChar"/>
-        </w:rPr>
-        <w:t xml:space="preserve">README.md</w:t>
-      </w:r>
-      <w:r>
-        <w:t xml:space="preserve"> </w:t>
-      </w:r>
-      <w:r>
-        <w:t xml:space="preserve">mục tài khoản mẫu) — phải vào được, thấy danh sách khoá học</w:t>
-      </w:r>
-    </w:p>
-    <w:p>
-      <w:pPr>
-        <w:numPr>
-          <w:ilvl w:val="0"/>
-          <w:numId w:val="1018"/>
-        </w:numPr>
-        <w:pStyle w:val="Compact"/>
-      </w:pPr>
-      <w:r>
-        <w:rPr>
-          <w:bCs/>
-          <w:b/>
-        </w:rPr>
-        <w:t xml:space="preserve">Tầng nghiệp vụ:</w:t>
-      </w:r>
-      <w:r>
-        <w:t xml:space="preserve"> </w:t>
-      </w:r>
-      <w:r>
-        <w:t xml:space="preserve">mở một khoá học, làm thử một bài quiz, nộp bài — phải nhận được điểm và không thấy trường</w:t>
-      </w:r>
-      <w:r>
-        <w:t xml:space="preserve"> </w:t>
-      </w:r>
-      <w:r>
-        <w:rPr>
-          <w:rStyle w:val="VerbatimChar"/>
-        </w:rPr>
-        <w:t xml:space="preserve">isCorrect</w:t>
-      </w:r>
-      <w:r>
-        <w:t xml:space="preserve"> </w:t>
-      </w:r>
-      <w:r>
-        <w:t xml:space="preserve">nào bị lộ ra trước khi nộp (kiểm tra bằng tab</w:t>
-      </w:r>
-      <w:r>
-        <w:t xml:space="preserve"> </w:t>
-      </w:r>
-      <w:r>
-        <w:rPr>
-          <w:bCs/>
-          <w:b/>
-        </w:rPr>
-        <w:t xml:space="preserve">Network</w:t>
-      </w:r>
-      <w:r>
-        <w:t xml:space="preserve"> </w:t>
-      </w:r>
-      <w:r>
-        <w:t xml:space="preserve">của DevTools, xem response của API lấy câu hỏi)</w:t>
-      </w:r>
-    </w:p>
-    <w:p>
-      <w:pPr>
-        <w:numPr>
-          <w:ilvl w:val="0"/>
-          <w:numId w:val="1018"/>
-        </w:numPr>
-        <w:pStyle w:val="Compact"/>
-      </w:pPr>
-      <w:r>
-        <w:rPr>
-          <w:bCs/>
-          <w:b/>
-        </w:rPr>
-        <w:t xml:space="preserve">Tầng AI (nếu bật):</w:t>
-      </w:r>
-      <w:r>
-        <w:t xml:space="preserve"> </w:t>
-      </w:r>
-      <w:r>
-        <w:t xml:space="preserve">vào trang soạn quiz với vai trò giảng viên/quản trị → bấm</w:t>
-      </w:r>
-      <w:r>
-        <w:t xml:space="preserve"> </w:t>
-      </w:r>
-      <w:r>
-        <w:rPr>
-          <w:bCs/>
-          <w:b/>
-        </w:rPr>
-        <w:t xml:space="preserve">Sinh câu hỏi bằng AI</w:t>
-      </w:r>
-      <w:r>
-        <w:t xml:space="preserve"> </w:t>
-      </w:r>
-      <w:r>
-        <w:t xml:space="preserve">→ phải nhận được câu hỏi soạn sẵn trong vài giây; nếu báo lỗi 429 nghĩa là hết hạn mức Gemini miễn phí, không phải lỗi hệ thống</w:t>
+        <w:t xml:space="preserve">Render tự động deploy lại (không cần build lại toàn bộ, chỉ khởi động lại container với biến môi trường mới) — chờ chấm trạng thái chuyển lại màu xanh lá, khoảng 30–60 giây</w:t>
       </w:r>
     </w:p>
     <w:p>
@@ -7071,7 +6641,50 @@
         <w:pStyle w:val="FirstParagraph"/>
       </w:pPr>
       <w:r>
-        <w:t xml:space="preserve">Chỉ khi cả 5 bước trên đều đạt thì mới coi là triển khai thành công.</w:t>
+        <w:t xml:space="preserve">Thiếu bước này thì frontend gọi API sẽ dính lỗi CORS: mở trang web, bấm F12 mở DevTools → tab Console sẽ thấy dòng đỏ</w:t>
+      </w:r>
+      <w:r>
+        <w:t xml:space="preserve"> </w:t>
+      </w:r>
+      <w:r>
+        <w:rPr>
+          <w:iCs/>
+          <w:i/>
+        </w:rPr>
+        <w:t xml:space="preserve">“</w:t>
+      </w:r>
+      <w:r>
+        <w:rPr>
+          <w:iCs/>
+          <w:i/>
+        </w:rPr>
+        <w:t xml:space="preserve">has been blocked by CORS policy</w:t>
+      </w:r>
+      <w:r>
+        <w:rPr>
+          <w:iCs/>
+          <w:i/>
+        </w:rPr>
+        <w:t xml:space="preserve">”</w:t>
+      </w:r>
+      <w:r>
+        <w:t xml:space="preserve"> </w:t>
+      </w:r>
+      <w:r>
+        <w:t xml:space="preserve">— còn phía Render Logs thì</w:t>
+      </w:r>
+      <w:r>
+        <w:t xml:space="preserve"> </w:t>
+      </w:r>
+      <w:r>
+        <w:rPr>
+          <w:bCs/>
+          <w:b/>
+        </w:rPr>
+        <w:t xml:space="preserve">không hề báo lỗi gì</w:t>
+      </w:r>
+      <w:r>
+        <w:t xml:space="preserve">, vì request đã bị chính trình duyệt chặn lại trước khi rời máy người dùng. Đây là nguyên nhân số một khiến người mới triển khai tưởng backend bị hỏng trong khi thực ra backend hoàn toàn bình thường.</w:t>
       </w:r>
     </w:p>
     <w:p>
@@ -7081,14 +6694,14 @@
         </w:pict>
       </w:r>
     </w:p>
-    <w:bookmarkEnd w:id="53"/>
-    <w:bookmarkStart w:id="54" w:name="Xd102bcba4544d2a3b9712456593841f9eb8bb3f"/>
+    <w:bookmarkEnd w:id="52"/>
+    <w:bookmarkStart w:id="53" w:name="kiểm-tra-toàn-diện-sau-khi-deploy"/>
     <w:p>
       <w:pPr>
         <w:pStyle w:val="Heading2"/>
       </w:pPr>
       <w:r>
-        <w:t xml:space="preserve">7. Chạy trọn bộ bằng Docker (phương án dự phòng)</w:t>
+        <w:t xml:space="preserve">6. Kiểm tra toàn diện sau khi deploy</w:t>
       </w:r>
     </w:p>
     <w:p>
@@ -7096,23 +6709,7 @@
         <w:pStyle w:val="FirstParagraph"/>
       </w:pPr>
       <w:r>
-        <w:t xml:space="preserve">Dùng khi mạng tại nơi bảo vệ đồ án không ổn định, hoặc muốn trình diễn mà không phụ thuộc Render/Vercel còn sống hay không. Chỉ cần máy tính cá nhân đã cài Docker Desktop,</w:t>
-      </w:r>
-      <w:r>
-        <w:t xml:space="preserve"> </w:t>
-      </w:r>
-      <w:r>
-        <w:rPr>
-          <w:bCs/>
-          <w:b/>
-        </w:rPr>
-        <w:t xml:space="preserve">không cần Internet</w:t>
-      </w:r>
-      <w:r>
-        <w:t xml:space="preserve"> </w:t>
-      </w:r>
-      <w:r>
-        <w:t xml:space="preserve">sau khi đã tải image lần đầu.</w:t>
+        <w:t xml:space="preserve">Làm tuần tự, đừng bỏ qua bước nào — mỗi bước xác nhận một tầng khác nhau của hệ thống:</w:t>
       </w:r>
     </w:p>
     <w:p>
@@ -7124,16 +6721,41 @@
         <w:pStyle w:val="Compact"/>
       </w:pPr>
       <w:r>
-        <w:t xml:space="preserve">Mở Terminal (hoặc PowerShell trên Windows) tại thư mục gốc</w:t>
-      </w:r>
-      <w:r>
-        <w:t xml:space="preserve"> </w:t>
-      </w:r>
-      <w:r>
-        <w:rPr>
-          <w:rStyle w:val="VerbatimChar"/>
-        </w:rPr>
-        <w:t xml:space="preserve">FinalProject/</w:t>
+        <w:rPr>
+          <w:bCs/>
+          <w:b/>
+        </w:rPr>
+        <w:t xml:space="preserve">Tầng mạng/CSDL:</w:t>
+      </w:r>
+      <w:r>
+        <w:t xml:space="preserve"> </w:t>
+      </w:r>
+      <w:r>
+        <w:t xml:space="preserve">mở</w:t>
+      </w:r>
+      <w:r>
+        <w:t xml:space="preserve"> </w:t>
+      </w:r>
+      <w:r>
+        <w:rPr>
+          <w:rStyle w:val="VerbatimChar"/>
+        </w:rPr>
+        <w:t xml:space="preserve">https://learnquiz-api.onrender.com/health</w:t>
+      </w:r>
+      <w:r>
+        <w:t xml:space="preserve"> </w:t>
+      </w:r>
+      <w:r>
+        <w:t xml:space="preserve">→ phải ra</w:t>
+      </w:r>
+      <w:r>
+        <w:t xml:space="preserve"> </w:t>
+      </w:r>
+      <w:r>
+        <w:rPr>
+          <w:rStyle w:val="VerbatimChar"/>
+        </w:rPr>
+        <w:t xml:space="preserve">{"status":"ok","db":"up"}</w:t>
       </w:r>
     </w:p>
     <w:p>
@@ -7145,42 +6767,222 @@
         <w:pStyle w:val="Compact"/>
       </w:pPr>
       <w:r>
-        <w:t xml:space="preserve">Chạy:</w:t>
-      </w:r>
-    </w:p>
-    <w:p>
-      <w:pPr>
-        <w:pStyle w:val="SourceCode"/>
-      </w:pPr>
-      <w:r>
-        <w:rPr>
-          <w:rStyle w:val="ExtensionTok"/>
-        </w:rPr>
-        <w:t xml:space="preserve">docker</w:t>
-      </w:r>
-      <w:r>
-        <w:rPr>
-          <w:rStyle w:val="NormalTok"/>
-        </w:rPr>
-        <w:t xml:space="preserve"> compose </w:t>
-      </w:r>
-      <w:r>
-        <w:rPr>
-          <w:rStyle w:val="AttributeTok"/>
-        </w:rPr>
-        <w:t xml:space="preserve">-f</w:t>
-      </w:r>
-      <w:r>
-        <w:rPr>
-          <w:rStyle w:val="NormalTok"/>
-        </w:rPr>
-        <w:t xml:space="preserve"> docker-compose.full.yml up </w:t>
-      </w:r>
-      <w:r>
-        <w:rPr>
-          <w:rStyle w:val="AttributeTok"/>
-        </w:rPr>
-        <w:t xml:space="preserve">--build</w:t>
+        <w:rPr>
+          <w:bCs/>
+          <w:b/>
+        </w:rPr>
+        <w:t xml:space="preserve">Tầng CORS:</w:t>
+      </w:r>
+      <w:r>
+        <w:t xml:space="preserve"> </w:t>
+      </w:r>
+      <w:r>
+        <w:t xml:space="preserve">mở</w:t>
+      </w:r>
+      <w:r>
+        <w:t xml:space="preserve"> </w:t>
+      </w:r>
+      <w:r>
+        <w:rPr>
+          <w:rStyle w:val="VerbatimChar"/>
+        </w:rPr>
+        <w:t xml:space="preserve">https://final-project-js-ten.vercel.app</w:t>
+      </w:r>
+      <w:r>
+        <w:t xml:space="preserve">, bấm F12 → tab</w:t>
+      </w:r>
+      <w:r>
+        <w:t xml:space="preserve"> </w:t>
+      </w:r>
+      <w:r>
+        <w:rPr>
+          <w:bCs/>
+          <w:b/>
+        </w:rPr>
+        <w:t xml:space="preserve">Console</w:t>
+      </w:r>
+      <w:r>
+        <w:t xml:space="preserve"> </w:t>
+      </w:r>
+      <w:r>
+        <w:t xml:space="preserve">→ tải lại trang (F5) → không được có dòng đỏ nào nhắc tới CORS</w:t>
+      </w:r>
+    </w:p>
+    <w:p>
+      <w:pPr>
+        <w:numPr>
+          <w:ilvl w:val="0"/>
+          <w:numId w:val="1019"/>
+        </w:numPr>
+        <w:pStyle w:val="Compact"/>
+      </w:pPr>
+      <w:r>
+        <w:rPr>
+          <w:bCs/>
+          <w:b/>
+        </w:rPr>
+        <w:t xml:space="preserve">Tầng dữ liệu mẫu:</w:t>
+      </w:r>
+      <w:r>
+        <w:t xml:space="preserve"> </w:t>
+      </w:r>
+      <w:r>
+        <w:t xml:space="preserve">đăng nhập bằng tài khoản demo (xem</w:t>
+      </w:r>
+      <w:r>
+        <w:t xml:space="preserve"> </w:t>
+      </w:r>
+      <w:r>
+        <w:rPr>
+          <w:rStyle w:val="VerbatimChar"/>
+        </w:rPr>
+        <w:t xml:space="preserve">README.md</w:t>
+      </w:r>
+      <w:r>
+        <w:t xml:space="preserve"> </w:t>
+      </w:r>
+      <w:r>
+        <w:t xml:space="preserve">mục tài khoản mẫu) — phải vào được, thấy danh sách khoá học</w:t>
+      </w:r>
+    </w:p>
+    <w:p>
+      <w:pPr>
+        <w:numPr>
+          <w:ilvl w:val="0"/>
+          <w:numId w:val="1019"/>
+        </w:numPr>
+        <w:pStyle w:val="Compact"/>
+      </w:pPr>
+      <w:r>
+        <w:rPr>
+          <w:bCs/>
+          <w:b/>
+        </w:rPr>
+        <w:t xml:space="preserve">Tầng nghiệp vụ:</w:t>
+      </w:r>
+      <w:r>
+        <w:t xml:space="preserve"> </w:t>
+      </w:r>
+      <w:r>
+        <w:t xml:space="preserve">mở một khoá học, làm thử một bài quiz, nộp bài — phải nhận được điểm và không thấy trường</w:t>
+      </w:r>
+      <w:r>
+        <w:t xml:space="preserve"> </w:t>
+      </w:r>
+      <w:r>
+        <w:rPr>
+          <w:rStyle w:val="VerbatimChar"/>
+        </w:rPr>
+        <w:t xml:space="preserve">isCorrect</w:t>
+      </w:r>
+      <w:r>
+        <w:t xml:space="preserve"> </w:t>
+      </w:r>
+      <w:r>
+        <w:t xml:space="preserve">nào bị lộ ra trước khi nộp (kiểm tra bằng tab</w:t>
+      </w:r>
+      <w:r>
+        <w:t xml:space="preserve"> </w:t>
+      </w:r>
+      <w:r>
+        <w:rPr>
+          <w:bCs/>
+          <w:b/>
+        </w:rPr>
+        <w:t xml:space="preserve">Network</w:t>
+      </w:r>
+      <w:r>
+        <w:t xml:space="preserve"> </w:t>
+      </w:r>
+      <w:r>
+        <w:t xml:space="preserve">của DevTools, xem response của API lấy câu hỏi)</w:t>
+      </w:r>
+    </w:p>
+    <w:p>
+      <w:pPr>
+        <w:numPr>
+          <w:ilvl w:val="0"/>
+          <w:numId w:val="1019"/>
+        </w:numPr>
+        <w:pStyle w:val="Compact"/>
+      </w:pPr>
+      <w:r>
+        <w:rPr>
+          <w:bCs/>
+          <w:b/>
+        </w:rPr>
+        <w:t xml:space="preserve">Tầng AI (nếu bật):</w:t>
+      </w:r>
+      <w:r>
+        <w:t xml:space="preserve"> </w:t>
+      </w:r>
+      <w:r>
+        <w:t xml:space="preserve">vào trang soạn quiz với vai trò giảng viên/quản trị → bấm</w:t>
+      </w:r>
+      <w:r>
+        <w:t xml:space="preserve"> </w:t>
+      </w:r>
+      <w:r>
+        <w:rPr>
+          <w:bCs/>
+          <w:b/>
+        </w:rPr>
+        <w:t xml:space="preserve">Sinh câu hỏi bằng AI</w:t>
+      </w:r>
+      <w:r>
+        <w:t xml:space="preserve"> </w:t>
+      </w:r>
+      <w:r>
+        <w:t xml:space="preserve">→ phải nhận được câu hỏi soạn sẵn trong vài giây; nếu báo lỗi 429 nghĩa là hết hạn mức Gemini miễn phí, không phải lỗi hệ thống</w:t>
+      </w:r>
+    </w:p>
+    <w:p>
+      <w:pPr>
+        <w:pStyle w:val="FirstParagraph"/>
+      </w:pPr>
+      <w:r>
+        <w:t xml:space="preserve">Chỉ khi cả 5 bước trên đều đạt thì mới coi là triển khai thành công.</w:t>
+      </w:r>
+    </w:p>
+    <w:p>
+      <w:r>
+        <w:pict>
+          <v:rect style="width:0;height:1.5pt" o:hralign="center" o:hrstd="t" o:hr="t"/>
+        </w:pict>
+      </w:r>
+    </w:p>
+    <w:bookmarkEnd w:id="53"/>
+    <w:bookmarkStart w:id="54" w:name="Xd102bcba4544d2a3b9712456593841f9eb8bb3f"/>
+    <w:p>
+      <w:pPr>
+        <w:pStyle w:val="Heading2"/>
+      </w:pPr>
+      <w:r>
+        <w:t xml:space="preserve">7. Chạy trọn bộ bằng Docker (phương án dự phòng)</w:t>
+      </w:r>
+    </w:p>
+    <w:p>
+      <w:pPr>
+        <w:pStyle w:val="FirstParagraph"/>
+      </w:pPr>
+      <w:r>
+        <w:t xml:space="preserve">Dùng khi mạng tại nơi bảo vệ đồ án không ổn định, hoặc muốn trình diễn mà không phụ thuộc Render/Vercel còn sống hay không. Chỉ cần máy tính cá nhân đã cài Docker Desktop,</w:t>
+      </w:r>
+      <w:r>
+        <w:t xml:space="preserve"> </w:t>
+      </w:r>
+      <w:r>
+        <w:rPr>
+          <w:bCs/>
+          <w:b/>
+        </w:rPr>
+        <w:t xml:space="preserve">không cần Internet</w:t>
+      </w:r>
+      <w:r>
+        <w:t xml:space="preserve"> </w:t>
+      </w:r>
+      <w:r>
+        <w:t xml:space="preserve">sau khi đã tải image lần đầu.</w:t>
       </w:r>
     </w:p>
     <w:p>
@@ -7192,7 +6994,16 @@
         <w:pStyle w:val="Compact"/>
       </w:pPr>
       <w:r>
-        <w:t xml:space="preserve">Lần đầu chạy mất khoảng 2–4 phút để build hai image (backend, frontend) và tải image PostgreSQL. Các lần sau chạy lại chỉ mất vài giây nếu không đổi mã nguồn.</w:t>
+        <w:t xml:space="preserve">Mở Terminal (hoặc PowerShell trên Windows) tại thư mục gốc</w:t>
+      </w:r>
+      <w:r>
+        <w:t xml:space="preserve"> </w:t>
+      </w:r>
+      <w:r>
+        <w:rPr>
+          <w:rStyle w:val="VerbatimChar"/>
+        </w:rPr>
+        <w:t xml:space="preserve">FinalProject/</w:t>
       </w:r>
     </w:p>
     <w:p>
@@ -7200,6 +7011,65 @@
         <w:numPr>
           <w:ilvl w:val="0"/>
           <w:numId w:val="1020"/>
+        </w:numPr>
+        <w:pStyle w:val="Compact"/>
+      </w:pPr>
+      <w:r>
+        <w:t xml:space="preserve">Chạy:</w:t>
+      </w:r>
+    </w:p>
+    <w:p>
+      <w:pPr>
+        <w:pStyle w:val="SourceCode"/>
+      </w:pPr>
+      <w:r>
+        <w:rPr>
+          <w:rStyle w:val="ExtensionTok"/>
+        </w:rPr>
+        <w:t xml:space="preserve">docker</w:t>
+      </w:r>
+      <w:r>
+        <w:rPr>
+          <w:rStyle w:val="NormalTok"/>
+        </w:rPr>
+        <w:t xml:space="preserve"> compose </w:t>
+      </w:r>
+      <w:r>
+        <w:rPr>
+          <w:rStyle w:val="AttributeTok"/>
+        </w:rPr>
+        <w:t xml:space="preserve">-f</w:t>
+      </w:r>
+      <w:r>
+        <w:rPr>
+          <w:rStyle w:val="NormalTok"/>
+        </w:rPr>
+        <w:t xml:space="preserve"> docker-compose.full.yml up </w:t>
+      </w:r>
+      <w:r>
+        <w:rPr>
+          <w:rStyle w:val="AttributeTok"/>
+        </w:rPr>
+        <w:t xml:space="preserve">--build</w:t>
+      </w:r>
+    </w:p>
+    <w:p>
+      <w:pPr>
+        <w:numPr>
+          <w:ilvl w:val="0"/>
+          <w:numId w:val="1021"/>
+        </w:numPr>
+        <w:pStyle w:val="Compact"/>
+      </w:pPr>
+      <w:r>
+        <w:t xml:space="preserve">Lần đầu chạy mất khoảng 2–4 phút để build hai image (backend, frontend) và tải image PostgreSQL. Các lần sau chạy lại chỉ mất vài giây nếu không đổi mã nguồn.</w:t>
+      </w:r>
+    </w:p>
+    <w:p>
+      <w:pPr>
+        <w:numPr>
+          <w:ilvl w:val="0"/>
+          <w:numId w:val="1021"/>
         </w:numPr>
         <w:pStyle w:val="Compact"/>
       </w:pPr>
@@ -7378,7 +7248,7 @@
       <w:pPr>
         <w:numPr>
           <w:ilvl w:val="0"/>
-          <w:numId w:val="1021"/>
+          <w:numId w:val="1022"/>
         </w:numPr>
         <w:pStyle w:val="Compact"/>
       </w:pPr>
@@ -7429,7 +7299,7 @@
       <w:pPr>
         <w:numPr>
           <w:ilvl w:val="0"/>
-          <w:numId w:val="1022"/>
+          <w:numId w:val="1023"/>
         </w:numPr>
         <w:pStyle w:val="Compact"/>
       </w:pPr>
@@ -7832,13 +7702,28 @@
               <w:rPr>
                 <w:rStyle w:val="VerbatimChar"/>
               </w:rPr>
+              <w:t xml:space="preserve">lint</w:t>
+            </w:r>
+            <w:r>
+              <w:t xml:space="preserve"> </w:t>
+            </w:r>
+            <w:r>
+              <w:t xml:space="preserve">→</w:t>
+            </w:r>
+            <w:r>
+              <w:t xml:space="preserve"> </w:t>
+            </w:r>
+            <w:r>
+              <w:rPr>
+                <w:rStyle w:val="VerbatimChar"/>
+              </w:rPr>
               <w:t xml:space="preserve">npm test</w:t>
             </w:r>
             <w:r>
               <w:t xml:space="preserve"> </w:t>
             </w:r>
             <w:r>
-              <w:t xml:space="preserve">(318 phép kiểm) →</w:t>
+              <w:t xml:space="preserve">(344 phép kiểm) →</w:t>
             </w:r>
             <w:r>
               <w:t xml:space="preserve"> </w:t>
@@ -7895,6 +7780,36 @@
               <w:rPr>
                 <w:rStyle w:val="VerbatimChar"/>
               </w:rPr>
+              <w:t xml:space="preserve">lint</w:t>
+            </w:r>
+            <w:r>
+              <w:t xml:space="preserve"> </w:t>
+            </w:r>
+            <w:r>
+              <w:t xml:space="preserve">→</w:t>
+            </w:r>
+            <w:r>
+              <w:t xml:space="preserve"> </w:t>
+            </w:r>
+            <w:r>
+              <w:rPr>
+                <w:rStyle w:val="VerbatimChar"/>
+              </w:rPr>
+              <w:t xml:space="preserve">npm test</w:t>
+            </w:r>
+            <w:r>
+              <w:t xml:space="preserve"> </w:t>
+            </w:r>
+            <w:r>
+              <w:t xml:space="preserve">(10 phép kiểm) →</w:t>
+            </w:r>
+            <w:r>
+              <w:t xml:space="preserve"> </w:t>
+            </w:r>
+            <w:r>
+              <w:rPr>
+                <w:rStyle w:val="VerbatimChar"/>
+              </w:rPr>
               <w:t xml:space="preserve">build</w:t>
             </w:r>
             <w:r>
@@ -7992,6 +7907,14 @@
       </w:r>
     </w:p>
     <w:p>
+      <w:pPr>
+        <w:pStyle w:val="BodyText"/>
+      </w:pPr>
+      <w:r>
+        <w:t xml:space="preserve">.github/workflows/production-smoke.yml chạy thủ công hoặc mỗi 6 giờ để kiểm tra health/database, API khóa học và bảo đảm bundle Vercel chứa đúng URL backend production.</w:t>
+      </w:r>
+    </w:p>
+    <w:p>
       <w:r>
         <w:pict>
           <v:rect style="width:0;height:1.5pt" o:hralign="center" o:hrstd="t" o:hr="t"/>
@@ -8364,142 +8287,6 @@
           <w:b/>
         </w:rPr>
         <w:t xml:space="preserve">Hạ tầng</w:t>
-      </w:r>
-    </w:p>
-    <w:p>
-      <w:pPr>
-        <w:numPr>
-          <w:ilvl w:val="0"/>
-          <w:numId w:val="1023"/>
-        </w:numPr>
-        <w:pStyle w:val="Compact"/>
-      </w:pPr>
-      <w:r>
-        <w:t xml:space="preserve">☐</w:t>
-      </w:r>
-      <w:r>
-        <w:t xml:space="preserve"> </w:t>
-      </w:r>
-      <w:r>
-        <w:rPr>
-          <w:rStyle w:val="VerbatimChar"/>
-          <w:bCs/>
-          <w:b/>
-        </w:rPr>
-        <w:t xml:space="preserve">learnquiz-db</w:t>
-      </w:r>
-      <w:r>
-        <w:rPr>
-          <w:bCs/>
-          <w:b/>
-        </w:rPr>
-        <w:t xml:space="preserve"> </w:t>
-      </w:r>
-      <w:r>
-        <w:rPr>
-          <w:bCs/>
-          <w:b/>
-        </w:rPr>
-        <w:t xml:space="preserve">chưa quá ngày hết hạn ghi trên Render Dashboard</w:t>
-      </w:r>
-      <w:r>
-        <w:t xml:space="preserve"> </w:t>
-      </w:r>
-      <w:r>
-        <w:t xml:space="preserve">(xem cảnh báo đầu tài liệu) — nếu ngày bảo vệ sau ngày hết hạn, phải nâng cấp hoặc tạo CSDL mới trước</w:t>
-      </w:r>
-    </w:p>
-    <w:p>
-      <w:pPr>
-        <w:numPr>
-          <w:ilvl w:val="0"/>
-          <w:numId w:val="1023"/>
-        </w:numPr>
-        <w:pStyle w:val="Compact"/>
-      </w:pPr>
-      <w:r>
-        <w:t xml:space="preserve">☐</w:t>
-      </w:r>
-      <w:r>
-        <w:t xml:space="preserve"> </w:t>
-      </w:r>
-      <w:r>
-        <w:rPr>
-          <w:rStyle w:val="VerbatimChar"/>
-        </w:rPr>
-        <w:t xml:space="preserve">/health</w:t>
-      </w:r>
-      <w:r>
-        <w:t xml:space="preserve"> </w:t>
-      </w:r>
-      <w:r>
-        <w:t xml:space="preserve">trả</w:t>
-      </w:r>
-      <w:r>
-        <w:t xml:space="preserve"> </w:t>
-      </w:r>
-      <w:r>
-        <w:rPr>
-          <w:rStyle w:val="VerbatimChar"/>
-        </w:rPr>
-        <w:t xml:space="preserve">{"status":"ok","db":"up"}</w:t>
-      </w:r>
-    </w:p>
-    <w:p>
-      <w:pPr>
-        <w:numPr>
-          <w:ilvl w:val="0"/>
-          <w:numId w:val="1023"/>
-        </w:numPr>
-        <w:pStyle w:val="Compact"/>
-      </w:pPr>
-      <w:r>
-        <w:t xml:space="preserve">☐ Frontend tải được, không có lỗi CORS trong Console</w:t>
-      </w:r>
-    </w:p>
-    <w:p>
-      <w:pPr>
-        <w:numPr>
-          <w:ilvl w:val="0"/>
-          <w:numId w:val="1023"/>
-        </w:numPr>
-        <w:pStyle w:val="Compact"/>
-      </w:pPr>
-      <w:r>
-        <w:t xml:space="preserve">☐ Migration đã áp dụng, seed đã chạy, đăng nhập được bằng tài khoản demo</w:t>
-      </w:r>
-    </w:p>
-    <w:p>
-      <w:pPr>
-        <w:numPr>
-          <w:ilvl w:val="0"/>
-          <w:numId w:val="1023"/>
-        </w:numPr>
-        <w:pStyle w:val="Compact"/>
-      </w:pPr>
-      <w:r>
-        <w:t xml:space="preserve">☐ Không biến môi trường nào còn trỏ</w:t>
-      </w:r>
-      <w:r>
-        <w:t xml:space="preserve"> </w:t>
-      </w:r>
-      <w:r>
-        <w:rPr>
-          <w:rStyle w:val="VerbatimChar"/>
-        </w:rPr>
-        <w:t xml:space="preserve">localhost</w:t>
-      </w:r>
-    </w:p>
-    <w:p>
-      <w:pPr>
-        <w:pStyle w:val="FirstParagraph"/>
-      </w:pPr>
-      <w:r>
-        <w:rPr>
-          <w:bCs/>
-          <w:b/>
-        </w:rPr>
-        <w:t xml:space="preserve">Bảo mật</w:t>
       </w:r>
     </w:p>
     <w:p>
@@ -8519,14 +8306,30 @@
       <w:r>
         <w:rPr>
           <w:rStyle w:val="VerbatimChar"/>
-        </w:rPr>
-        <w:t xml:space="preserve">git log --all --full-history -- "*/.env"</w:t>
-      </w:r>
-      <w:r>
-        <w:t xml:space="preserve"> </w:t>
-      </w:r>
-      <w:r>
-        <w:t xml:space="preserve">cho kết quả rỗng</w:t>
+          <w:bCs/>
+          <w:b/>
+        </w:rPr>
+        <w:t xml:space="preserve">learnquiz-db</w:t>
+      </w:r>
+      <w:r>
+        <w:rPr>
+          <w:bCs/>
+          <w:b/>
+        </w:rPr>
+        <w:t xml:space="preserve"> </w:t>
+      </w:r>
+      <w:r>
+        <w:rPr>
+          <w:bCs/>
+          <w:b/>
+        </w:rPr>
+        <w:t xml:space="preserve">chưa quá ngày hết hạn ghi trên Render Dashboard</w:t>
+      </w:r>
+      <w:r>
+        <w:t xml:space="preserve"> </w:t>
+      </w:r>
+      <w:r>
+        <w:t xml:space="preserve">(xem cảnh báo đầu tài liệu) — nếu ngày bảo vệ sau ngày hết hạn, phải nâng cấp hoặc tạo CSDL mới trước</w:t>
       </w:r>
     </w:p>
     <w:p>
@@ -8547,13 +8350,22 @@
         <w:rPr>
           <w:rStyle w:val="VerbatimChar"/>
         </w:rPr>
-        <w:t xml:space="preserve">npm audit</w:t>
-      </w:r>
-      <w:r>
-        <w:t xml:space="preserve"> </w:t>
-      </w:r>
-      <w:r>
-        <w:t xml:space="preserve">không còn lỗ hổng critical/high</w:t>
+        <w:t xml:space="preserve">/health</w:t>
+      </w:r>
+      <w:r>
+        <w:t xml:space="preserve"> </w:t>
+      </w:r>
+      <w:r>
+        <w:t xml:space="preserve">trả</w:t>
+      </w:r>
+      <w:r>
+        <w:t xml:space="preserve"> </w:t>
+      </w:r>
+      <w:r>
+        <w:rPr>
+          <w:rStyle w:val="VerbatimChar"/>
+        </w:rPr>
+        <w:t xml:space="preserve">{"status":"ok","db":"up"}</w:t>
       </w:r>
     </w:p>
     <w:p>
@@ -8565,37 +8377,7 @@
         <w:pStyle w:val="Compact"/>
       </w:pPr>
       <w:r>
-        <w:t xml:space="preserve">☐</w:t>
-      </w:r>
-      <w:r>
-        <w:t xml:space="preserve"> </w:t>
-      </w:r>
-      <w:r>
-        <w:rPr>
-          <w:rStyle w:val="VerbatimChar"/>
-        </w:rPr>
-        <w:t xml:space="preserve">helmet()</w:t>
-      </w:r>
-      <w:r>
-        <w:t xml:space="preserve"> </w:t>
-      </w:r>
-      <w:r>
-        <w:t xml:space="preserve">đã bật (kiểm tra header</w:t>
-      </w:r>
-      <w:r>
-        <w:t xml:space="preserve"> </w:t>
-      </w:r>
-      <w:r>
-        <w:rPr>
-          <w:rStyle w:val="VerbatimChar"/>
-        </w:rPr>
-        <w:t xml:space="preserve">x-content-type-options: nosniff</w:t>
-      </w:r>
-      <w:r>
-        <w:t xml:space="preserve"> </w:t>
-      </w:r>
-      <w:r>
-        <w:t xml:space="preserve">bằng tab Network)</w:t>
+        <w:t xml:space="preserve">☐ Frontend tải được, không có lỗi CORS trong Console</w:t>
       </w:r>
     </w:p>
     <w:p>
@@ -8607,31 +8389,7 @@
         <w:pStyle w:val="Compact"/>
       </w:pPr>
       <w:r>
-        <w:t xml:space="preserve">☐ Rate limit có ở</w:t>
-      </w:r>
-      <w:r>
-        <w:t xml:space="preserve"> </w:t>
-      </w:r>
-      <w:r>
-        <w:rPr>
-          <w:rStyle w:val="VerbatimChar"/>
-        </w:rPr>
-        <w:t xml:space="preserve">/auth/*</w:t>
-      </w:r>
-      <w:r>
-        <w:t xml:space="preserve"> </w:t>
-      </w:r>
-      <w:r>
-        <w:t xml:space="preserve">và</w:t>
-      </w:r>
-      <w:r>
-        <w:t xml:space="preserve"> </w:t>
-      </w:r>
-      <w:r>
-        <w:rPr>
-          <w:rStyle w:val="VerbatimChar"/>
-        </w:rPr>
-        <w:t xml:space="preserve">/ai/*</w:t>
+        <w:t xml:space="preserve">☐ Migration đã áp dụng, seed đã chạy, đăng nhập được bằng tài khoản demo</w:t>
       </w:r>
     </w:p>
     <w:p>
@@ -8643,58 +8401,16 @@
         <w:pStyle w:val="Compact"/>
       </w:pPr>
       <w:r>
-        <w:t xml:space="preserve">☐ Không response nào chứa</w:t>
-      </w:r>
-      <w:r>
-        <w:t xml:space="preserve"> </w:t>
-      </w:r>
-      <w:r>
-        <w:rPr>
-          <w:rStyle w:val="VerbatimChar"/>
-        </w:rPr>
-        <w:t xml:space="preserve">password</w:t>
-      </w:r>
-      <w:r>
-        <w:t xml:space="preserve"> </w:t>
-      </w:r>
-      <w:r>
-        <w:t xml:space="preserve">hay</w:t>
-      </w:r>
-      <w:r>
-        <w:t xml:space="preserve"> </w:t>
-      </w:r>
-      <w:r>
-        <w:rPr>
-          <w:rStyle w:val="VerbatimChar"/>
-        </w:rPr>
-        <w:t xml:space="preserve">refreshToken</w:t>
-      </w:r>
-    </w:p>
-    <w:p>
-      <w:pPr>
-        <w:numPr>
-          <w:ilvl w:val="0"/>
-          <w:numId w:val="1024"/>
-        </w:numPr>
-        <w:pStyle w:val="Compact"/>
-      </w:pPr>
-      <w:r>
-        <w:t xml:space="preserve">☐</w:t>
-      </w:r>
-      <w:r>
-        <w:t xml:space="preserve"> </w:t>
-      </w:r>
-      <w:r>
-        <w:rPr>
-          <w:rStyle w:val="VerbatimChar"/>
-        </w:rPr>
-        <w:t xml:space="preserve">NODE_ENV=production</w:t>
-      </w:r>
-      <w:r>
-        <w:t xml:space="preserve"> </w:t>
-      </w:r>
-      <w:r>
-        <w:t xml:space="preserve">trên Render</w:t>
+        <w:t xml:space="preserve">☐ Không biến môi trường nào còn trỏ</w:t>
+      </w:r>
+      <w:r>
+        <w:t xml:space="preserve"> </w:t>
+      </w:r>
+      <w:r>
+        <w:rPr>
+          <w:rStyle w:val="VerbatimChar"/>
+        </w:rPr>
+        <w:t xml:space="preserve">localhost</w:t>
       </w:r>
     </w:p>
     <w:p>
@@ -8706,7 +8422,7 @@
           <w:bCs/>
           <w:b/>
         </w:rPr>
-        <w:t xml:space="preserve">Chất lượng mã</w:t>
+        <w:t xml:space="preserve">Bảo mật</w:t>
       </w:r>
     </w:p>
     <w:p>
@@ -8727,13 +8443,13 @@
         <w:rPr>
           <w:rStyle w:val="VerbatimChar"/>
         </w:rPr>
-        <w:t xml:space="preserve">npm run build</w:t>
-      </w:r>
-      <w:r>
-        <w:t xml:space="preserve"> </w:t>
-      </w:r>
-      <w:r>
-        <w:t xml:space="preserve">sạch lỗi ở cả hai dự án</w:t>
+        <w:t xml:space="preserve">git log --all --full-history -- "*/.env"</w:t>
+      </w:r>
+      <w:r>
+        <w:t xml:space="preserve"> </w:t>
+      </w:r>
+      <w:r>
+        <w:t xml:space="preserve">cho kết quả rỗng</w:t>
       </w:r>
     </w:p>
     <w:p>
@@ -8754,13 +8470,13 @@
         <w:rPr>
           <w:rStyle w:val="VerbatimChar"/>
         </w:rPr>
-        <w:t xml:space="preserve">npm test</w:t>
-      </w:r>
-      <w:r>
-        <w:t xml:space="preserve"> </w:t>
-      </w:r>
-      <w:r>
-        <w:t xml:space="preserve">đạt 100% (318/318)</w:t>
+        <w:t xml:space="preserve">npm audit</w:t>
+      </w:r>
+      <w:r>
+        <w:t xml:space="preserve"> </w:t>
+      </w:r>
+      <w:r>
+        <w:t xml:space="preserve">không còn lỗ hổng critical/high</w:t>
       </w:r>
     </w:p>
     <w:p>
@@ -8772,22 +8488,37 @@
         <w:pStyle w:val="Compact"/>
       </w:pPr>
       <w:r>
-        <w:t xml:space="preserve">☐ Không còn</w:t>
-      </w:r>
-      <w:r>
-        <w:t xml:space="preserve"> </w:t>
-      </w:r>
-      <w:r>
-        <w:rPr>
-          <w:rStyle w:val="VerbatimChar"/>
-        </w:rPr>
-        <w:t xml:space="preserve">console.log</w:t>
-      </w:r>
-      <w:r>
-        <w:t xml:space="preserve"> </w:t>
-      </w:r>
-      <w:r>
-        <w:t xml:space="preserve">rải rác</w:t>
+        <w:t xml:space="preserve">☐</w:t>
+      </w:r>
+      <w:r>
+        <w:t xml:space="preserve"> </w:t>
+      </w:r>
+      <w:r>
+        <w:rPr>
+          <w:rStyle w:val="VerbatimChar"/>
+        </w:rPr>
+        <w:t xml:space="preserve">helmet()</w:t>
+      </w:r>
+      <w:r>
+        <w:t xml:space="preserve"> </w:t>
+      </w:r>
+      <w:r>
+        <w:t xml:space="preserve">đã bật (kiểm tra header</w:t>
+      </w:r>
+      <w:r>
+        <w:t xml:space="preserve"> </w:t>
+      </w:r>
+      <w:r>
+        <w:rPr>
+          <w:rStyle w:val="VerbatimChar"/>
+        </w:rPr>
+        <w:t xml:space="preserve">x-content-type-options: nosniff</w:t>
+      </w:r>
+      <w:r>
+        <w:t xml:space="preserve"> </w:t>
+      </w:r>
+      <w:r>
+        <w:t xml:space="preserve">bằng tab Network)</w:t>
       </w:r>
     </w:p>
     <w:p>
@@ -8799,31 +8530,94 @@
         <w:pStyle w:val="Compact"/>
       </w:pPr>
       <w:r>
-        <w:t xml:space="preserve">☐ Mọi route async đều</w:t>
-      </w:r>
-      <w:r>
-        <w:t xml:space="preserve"> </w:t>
-      </w:r>
-      <w:r>
-        <w:rPr>
-          <w:rStyle w:val="VerbatimChar"/>
-        </w:rPr>
-        <w:t xml:space="preserve">try/catch</w:t>
-      </w:r>
-      <w:r>
-        <w:t xml:space="preserve"> </w:t>
-      </w:r>
-      <w:r>
-        <w:t xml:space="preserve">+</w:t>
-      </w:r>
-      <w:r>
-        <w:t xml:space="preserve"> </w:t>
-      </w:r>
-      <w:r>
-        <w:rPr>
-          <w:rStyle w:val="VerbatimChar"/>
-        </w:rPr>
-        <w:t xml:space="preserve">next(err)</w:t>
+        <w:t xml:space="preserve">☐ Rate limit có ở</w:t>
+      </w:r>
+      <w:r>
+        <w:t xml:space="preserve"> </w:t>
+      </w:r>
+      <w:r>
+        <w:rPr>
+          <w:rStyle w:val="VerbatimChar"/>
+        </w:rPr>
+        <w:t xml:space="preserve">/auth/*</w:t>
+      </w:r>
+      <w:r>
+        <w:t xml:space="preserve"> </w:t>
+      </w:r>
+      <w:r>
+        <w:t xml:space="preserve">và</w:t>
+      </w:r>
+      <w:r>
+        <w:t xml:space="preserve"> </w:t>
+      </w:r>
+      <w:r>
+        <w:rPr>
+          <w:rStyle w:val="VerbatimChar"/>
+        </w:rPr>
+        <w:t xml:space="preserve">/ai/*</w:t>
+      </w:r>
+    </w:p>
+    <w:p>
+      <w:pPr>
+        <w:numPr>
+          <w:ilvl w:val="0"/>
+          <w:numId w:val="1025"/>
+        </w:numPr>
+        <w:pStyle w:val="Compact"/>
+      </w:pPr>
+      <w:r>
+        <w:t xml:space="preserve">☐ Không response nào chứa</w:t>
+      </w:r>
+      <w:r>
+        <w:t xml:space="preserve"> </w:t>
+      </w:r>
+      <w:r>
+        <w:rPr>
+          <w:rStyle w:val="VerbatimChar"/>
+        </w:rPr>
+        <w:t xml:space="preserve">password</w:t>
+      </w:r>
+      <w:r>
+        <w:t xml:space="preserve"> </w:t>
+      </w:r>
+      <w:r>
+        <w:t xml:space="preserve">hay</w:t>
+      </w:r>
+      <w:r>
+        <w:t xml:space="preserve"> </w:t>
+      </w:r>
+      <w:r>
+        <w:rPr>
+          <w:rStyle w:val="VerbatimChar"/>
+        </w:rPr>
+        <w:t xml:space="preserve">refreshToken</w:t>
+      </w:r>
+    </w:p>
+    <w:p>
+      <w:pPr>
+        <w:numPr>
+          <w:ilvl w:val="0"/>
+          <w:numId w:val="1025"/>
+        </w:numPr>
+        <w:pStyle w:val="Compact"/>
+      </w:pPr>
+      <w:r>
+        <w:t xml:space="preserve">☐</w:t>
+      </w:r>
+      <w:r>
+        <w:t xml:space="preserve"> </w:t>
+      </w:r>
+      <w:r>
+        <w:rPr>
+          <w:rStyle w:val="VerbatimChar"/>
+        </w:rPr>
+        <w:t xml:space="preserve">NODE_ENV=production</w:t>
+      </w:r>
+      <w:r>
+        <w:t xml:space="preserve"> </w:t>
+      </w:r>
+      <w:r>
+        <w:t xml:space="preserve">trên Render</w:t>
       </w:r>
     </w:p>
     <w:p>
@@ -8835,7 +8629,7 @@
           <w:bCs/>
           <w:b/>
         </w:rPr>
-        <w:t xml:space="preserve">Chống sự cố khi demo</w:t>
+        <w:t xml:space="preserve">Chất lượng mã</w:t>
       </w:r>
     </w:p>
     <w:p>
@@ -8847,32 +8641,22 @@
         <w:pStyle w:val="Compact"/>
       </w:pPr>
       <w:r>
-        <w:t xml:space="preserve">☐ Ping</w:t>
-      </w:r>
-      <w:r>
-        <w:t xml:space="preserve"> </w:t>
-      </w:r>
-      <w:r>
-        <w:rPr>
-          <w:rStyle w:val="VerbatimChar"/>
-        </w:rPr>
-        <w:t xml:space="preserve">/health</w:t>
-      </w:r>
-      <w:r>
-        <w:t xml:space="preserve"> </w:t>
-      </w:r>
-      <w:r>
-        <w:rPr>
-          <w:bCs/>
-          <w:b/>
-        </w:rPr>
-        <w:t xml:space="preserve">trước buổi bảo vệ 15–30 phút</w:t>
-      </w:r>
-      <w:r>
-        <w:t xml:space="preserve"> </w:t>
-      </w:r>
-      <w:r>
-        <w:t xml:space="preserve">để service Render tỉnh dậy (gói Free ngủ sau 15 phút không dùng, lần gọi đầu chờ tới ~30–50 giây)</w:t>
+        <w:t xml:space="preserve">☐</w:t>
+      </w:r>
+      <w:r>
+        <w:t xml:space="preserve"> </w:t>
+      </w:r>
+      <w:r>
+        <w:rPr>
+          <w:rStyle w:val="VerbatimChar"/>
+        </w:rPr>
+        <w:t xml:space="preserve">npm run build</w:t>
+      </w:r>
+      <w:r>
+        <w:t xml:space="preserve"> </w:t>
+      </w:r>
+      <w:r>
+        <w:t xml:space="preserve">sạch lỗi ở cả hai dự án</w:t>
       </w:r>
     </w:p>
     <w:p>
@@ -8884,7 +8668,37 @@
         <w:pStyle w:val="Compact"/>
       </w:pPr>
       <w:r>
-        <w:t xml:space="preserve">☐ Chuẩn bị sẵn ảnh chụp màn hình kết quả AI, phòng khi Gemini hết hạn mức miễn phí đúng lúc demo</w:t>
+        <w:t xml:space="preserve">☐ Backend</w:t>
+      </w:r>
+      <w:r>
+        <w:t xml:space="preserve"> </w:t>
+      </w:r>
+      <w:r>
+        <w:rPr>
+          <w:rStyle w:val="VerbatimChar"/>
+        </w:rPr>
+        <w:t xml:space="preserve">npm test</w:t>
+      </w:r>
+      <w:r>
+        <w:t xml:space="preserve"> </w:t>
+      </w:r>
+      <w:r>
+        <w:t xml:space="preserve">đạt 344/344 và frontend</w:t>
+      </w:r>
+      <w:r>
+        <w:t xml:space="preserve"> </w:t>
+      </w:r>
+      <w:r>
+        <w:rPr>
+          <w:rStyle w:val="VerbatimChar"/>
+        </w:rPr>
+        <w:t xml:space="preserve">npm test</w:t>
+      </w:r>
+      <w:r>
+        <w:t xml:space="preserve"> </w:t>
+      </w:r>
+      <w:r>
+        <w:t xml:space="preserve">đạt 10/10</w:t>
       </w:r>
     </w:p>
     <w:p>
@@ -8896,37 +8710,22 @@
         <w:pStyle w:val="Compact"/>
       </w:pPr>
       <w:r>
-        <w:t xml:space="preserve">☐ Mở sẵn tab</w:t>
-      </w:r>
-      <w:r>
-        <w:t xml:space="preserve"> </w:t>
-      </w:r>
-      <w:r>
-        <w:rPr>
-          <w:rStyle w:val="VerbatimChar"/>
-        </w:rPr>
-        <w:t xml:space="preserve">/health</w:t>
-      </w:r>
-      <w:r>
-        <w:t xml:space="preserve"> </w:t>
-      </w:r>
-      <w:r>
-        <w:t xml:space="preserve">và tab Network để chứng minh</w:t>
-      </w:r>
-      <w:r>
-        <w:t xml:space="preserve"> </w:t>
-      </w:r>
-      <w:r>
-        <w:rPr>
-          <w:rStyle w:val="VerbatimChar"/>
-        </w:rPr>
-        <w:t xml:space="preserve">isCorrect</w:t>
-      </w:r>
-      <w:r>
-        <w:t xml:space="preserve"> </w:t>
-      </w:r>
-      <w:r>
-        <w:t xml:space="preserve">không rò rỉ</w:t>
+        <w:t xml:space="preserve">☐ Không còn</w:t>
+      </w:r>
+      <w:r>
+        <w:t xml:space="preserve"> </w:t>
+      </w:r>
+      <w:r>
+        <w:rPr>
+          <w:rStyle w:val="VerbatimChar"/>
+        </w:rPr>
+        <w:t xml:space="preserve">console.log</w:t>
+      </w:r>
+      <w:r>
+        <w:t xml:space="preserve"> </w:t>
+      </w:r>
+      <w:r>
+        <w:t xml:space="preserve">rải rác</w:t>
       </w:r>
     </w:p>
     <w:p>
@@ -8938,39 +8737,178 @@
         <w:pStyle w:val="Compact"/>
       </w:pPr>
       <w:r>
-        <w:t xml:space="preserve">☐ Cài sẵn Docker Desktop và thử chạy</w:t>
-      </w:r>
-      <w:r>
-        <w:t xml:space="preserve"> </w:t>
-      </w:r>
-      <w:r>
-        <w:rPr>
-          <w:rStyle w:val="VerbatimChar"/>
-        </w:rPr>
-        <w:t xml:space="preserve">docker compose -f docker-compose.full.yml up --build</w:t>
-      </w:r>
-      <w:r>
-        <w:t xml:space="preserve"> </w:t>
-      </w:r>
-      <w:r>
-        <w:rPr>
-          <w:bCs/>
-          <w:b/>
-        </w:rPr>
-        <w:t xml:space="preserve">ít nhất một lần trước ngày bảo vệ</w:t>
-      </w:r>
-      <w:r>
-        <w:t xml:space="preserve"> </w:t>
-      </w:r>
-      <w:r>
-        <w:t xml:space="preserve">— đừng để lần chạy đầu tiên là ngay tại hội đồng</w:t>
+        <w:t xml:space="preserve">☐ Mọi route async đều</w:t>
+      </w:r>
+      <w:r>
+        <w:t xml:space="preserve"> </w:t>
+      </w:r>
+      <w:r>
+        <w:rPr>
+          <w:rStyle w:val="VerbatimChar"/>
+        </w:rPr>
+        <w:t xml:space="preserve">try/catch</w:t>
+      </w:r>
+      <w:r>
+        <w:t xml:space="preserve"> </w:t>
+      </w:r>
+      <w:r>
+        <w:t xml:space="preserve">+</w:t>
+      </w:r>
+      <w:r>
+        <w:t xml:space="preserve"> </w:t>
+      </w:r>
+      <w:r>
+        <w:rPr>
+          <w:rStyle w:val="VerbatimChar"/>
+        </w:rPr>
+        <w:t xml:space="preserve">next(err)</w:t>
+      </w:r>
+    </w:p>
+    <w:p>
+      <w:pPr>
+        <w:pStyle w:val="FirstParagraph"/>
+      </w:pPr>
+      <w:r>
+        <w:rPr>
+          <w:bCs/>
+          <w:b/>
+        </w:rPr>
+        <w:t xml:space="preserve">Chống sự cố khi demo</w:t>
       </w:r>
     </w:p>
     <w:p>
       <w:pPr>
         <w:numPr>
           <w:ilvl w:val="0"/>
-          <w:numId w:val="1026"/>
+          <w:numId w:val="1027"/>
+        </w:numPr>
+        <w:pStyle w:val="Compact"/>
+      </w:pPr>
+      <w:r>
+        <w:t xml:space="preserve">☐ Ping</w:t>
+      </w:r>
+      <w:r>
+        <w:t xml:space="preserve"> </w:t>
+      </w:r>
+      <w:r>
+        <w:rPr>
+          <w:rStyle w:val="VerbatimChar"/>
+        </w:rPr>
+        <w:t xml:space="preserve">/health</w:t>
+      </w:r>
+      <w:r>
+        <w:t xml:space="preserve"> </w:t>
+      </w:r>
+      <w:r>
+        <w:rPr>
+          <w:bCs/>
+          <w:b/>
+        </w:rPr>
+        <w:t xml:space="preserve">trước buổi bảo vệ 15–30 phút</w:t>
+      </w:r>
+      <w:r>
+        <w:t xml:space="preserve"> </w:t>
+      </w:r>
+      <w:r>
+        <w:t xml:space="preserve">để service Render tỉnh dậy (gói Free ngủ sau 15 phút không dùng, lần gọi đầu chờ tới ~30–50 giây)</w:t>
+      </w:r>
+    </w:p>
+    <w:p>
+      <w:pPr>
+        <w:numPr>
+          <w:ilvl w:val="0"/>
+          <w:numId w:val="1027"/>
+        </w:numPr>
+        <w:pStyle w:val="Compact"/>
+      </w:pPr>
+      <w:r>
+        <w:t xml:space="preserve">☐ Chuẩn bị sẵn ảnh chụp màn hình kết quả AI, phòng khi Gemini hết hạn mức miễn phí đúng lúc demo</w:t>
+      </w:r>
+    </w:p>
+    <w:p>
+      <w:pPr>
+        <w:numPr>
+          <w:ilvl w:val="0"/>
+          <w:numId w:val="1027"/>
+        </w:numPr>
+        <w:pStyle w:val="Compact"/>
+      </w:pPr>
+      <w:r>
+        <w:t xml:space="preserve">☐ Mở sẵn tab</w:t>
+      </w:r>
+      <w:r>
+        <w:t xml:space="preserve"> </w:t>
+      </w:r>
+      <w:r>
+        <w:rPr>
+          <w:rStyle w:val="VerbatimChar"/>
+        </w:rPr>
+        <w:t xml:space="preserve">/health</w:t>
+      </w:r>
+      <w:r>
+        <w:t xml:space="preserve"> </w:t>
+      </w:r>
+      <w:r>
+        <w:t xml:space="preserve">và tab Network để chứng minh</w:t>
+      </w:r>
+      <w:r>
+        <w:t xml:space="preserve"> </w:t>
+      </w:r>
+      <w:r>
+        <w:rPr>
+          <w:rStyle w:val="VerbatimChar"/>
+        </w:rPr>
+        <w:t xml:space="preserve">isCorrect</w:t>
+      </w:r>
+      <w:r>
+        <w:t xml:space="preserve"> </w:t>
+      </w:r>
+      <w:r>
+        <w:t xml:space="preserve">không rò rỉ</w:t>
+      </w:r>
+    </w:p>
+    <w:p>
+      <w:pPr>
+        <w:numPr>
+          <w:ilvl w:val="0"/>
+          <w:numId w:val="1027"/>
+        </w:numPr>
+        <w:pStyle w:val="Compact"/>
+      </w:pPr>
+      <w:r>
+        <w:t xml:space="preserve">☐ Cài sẵn Docker Desktop và thử chạy</w:t>
+      </w:r>
+      <w:r>
+        <w:t xml:space="preserve"> </w:t>
+      </w:r>
+      <w:r>
+        <w:rPr>
+          <w:rStyle w:val="VerbatimChar"/>
+        </w:rPr>
+        <w:t xml:space="preserve">docker compose -f docker-compose.full.yml up --build</w:t>
+      </w:r>
+      <w:r>
+        <w:t xml:space="preserve"> </w:t>
+      </w:r>
+      <w:r>
+        <w:rPr>
+          <w:bCs/>
+          <w:b/>
+        </w:rPr>
+        <w:t xml:space="preserve">ít nhất một lần trước ngày bảo vệ</w:t>
+      </w:r>
+      <w:r>
+        <w:t xml:space="preserve"> </w:t>
+      </w:r>
+      <w:r>
+        <w:t xml:space="preserve">— đừng để lần chạy đầu tiên là ngay tại hội đồng</w:t>
+      </w:r>
+    </w:p>
+    <w:p>
+      <w:pPr>
+        <w:numPr>
+          <w:ilvl w:val="0"/>
+          <w:numId w:val="1027"/>
         </w:numPr>
         <w:pStyle w:val="Compact"/>
       </w:pPr>
@@ -9870,7 +9808,31 @@
               <w:jc w:val="left"/>
             </w:pPr>
             <w:r>
-              <w:t xml:space="preserve">Build báo lỗi thiếu</w:t>
+              <w:t xml:space="preserve">Cần dữ liệu demo nhưng hệ thống đang trống</w:t>
+            </w:r>
+          </w:p>
+        </w:tc>
+        <w:tc>
+          <w:tcPr/>
+          <w:p>
+            <w:pPr>
+              <w:pStyle w:val="Compact"/>
+              <w:jc w:val="left"/>
+            </w:pPr>
+            <w:r>
+              <w:t xml:space="preserve">Seed chưa được chạy ở lần khởi tạo môi trường</w:t>
+            </w:r>
+          </w:p>
+        </w:tc>
+        <w:tc>
+          <w:tcPr/>
+          <w:p>
+            <w:pPr>
+              <w:pStyle w:val="Compact"/>
+              <w:jc w:val="left"/>
+            </w:pPr>
+            <w:r>
+              <w:t xml:space="preserve">Từ máy cá nhân, cấu hình</w:t>
             </w:r>
             <w:r>
               <w:t xml:space="preserve"> </w:t>
@@ -9879,13 +9841,13 @@
               <w:rPr>
                 <w:rStyle w:val="VerbatimChar"/>
               </w:rPr>
-              <w:t xml:space="preserve">ts-node</w:t>
+              <w:t xml:space="preserve">backend/.env.production.local</w:t>
             </w:r>
             <w:r>
               <w:t xml:space="preserve"> </w:t>
             </w:r>
             <w:r>
-              <w:t xml:space="preserve">khi chạy</w:t>
+              <w:t xml:space="preserve">bằng External Database URL rồi chạy</w:t>
             </w:r>
             <w:r>
               <w:t xml:space="preserve"> </w:t>
@@ -9894,172 +9856,60 @@
               <w:rPr>
                 <w:rStyle w:val="VerbatimChar"/>
               </w:rPr>
-              <w:t xml:space="preserve">npm run seed</w:t>
-            </w:r>
-          </w:p>
-        </w:tc>
-        <w:tc>
-          <w:tcPr/>
-          <w:p>
-            <w:pPr>
-              <w:pStyle w:val="Compact"/>
-              <w:jc w:val="left"/>
-            </w:pPr>
-            <w:r>
-              <w:t xml:space="preserve">Build Command thiếu cờ</w:t>
+              <w:t xml:space="preserve">npm run seed:prod</w:t>
             </w:r>
             <w:r>
               <w:t xml:space="preserve"> </w:t>
             </w:r>
+            <w:r>
+              <w:t xml:space="preserve">đúng một lần</w:t>
+            </w:r>
+          </w:p>
+        </w:tc>
+      </w:tr>
+      <w:tr>
+        <w:tc>
+          <w:tcPr/>
+          <w:p>
+            <w:pPr>
+              <w:pStyle w:val="Compact"/>
+              <w:jc w:val="left"/>
+            </w:pPr>
+            <w:r>
+              <w:t xml:space="preserve">Dữ liệu biến mất sau khi chạy seed thủ công</w:t>
+            </w:r>
+          </w:p>
+        </w:tc>
+        <w:tc>
+          <w:tcPr/>
+          <w:p>
+            <w:pPr>
+              <w:pStyle w:val="Compact"/>
+              <w:jc w:val="left"/>
+            </w:pPr>
             <w:r>
               <w:rPr>
                 <w:rStyle w:val="VerbatimChar"/>
               </w:rPr>
-              <w:t xml:space="preserve">--include=dev</w:t>
+              <w:t xml:space="preserve">prisma/seed.ts</w:t>
             </w:r>
             <w:r>
               <w:t xml:space="preserve"> </w:t>
             </w:r>
             <w:r>
-              <w:t xml:space="preserve">— Render mặc định bỏ</w:t>
-            </w:r>
-            <w:r>
-              <w:t xml:space="preserve"> </w:t>
-            </w:r>
-            <w:r>
-              <w:rPr>
-                <w:rStyle w:val="VerbatimChar"/>
-              </w:rPr>
-              <w:t xml:space="preserve">devDependencies</w:t>
-            </w:r>
-            <w:r>
-              <w:t xml:space="preserve"> </w:t>
-            </w:r>
-            <w:r>
-              <w:t xml:space="preserve">ở production</w:t>
-            </w:r>
-          </w:p>
-        </w:tc>
-        <w:tc>
-          <w:tcPr/>
-          <w:p>
-            <w:pPr>
-              <w:pStyle w:val="Compact"/>
-              <w:jc w:val="left"/>
-            </w:pPr>
-            <w:r>
-              <w:t xml:space="preserve">Sửa Build Command thành</w:t>
-            </w:r>
-            <w:r>
-              <w:t xml:space="preserve"> </w:t>
-            </w:r>
-            <w:r>
-              <w:rPr>
-                <w:rStyle w:val="VerbatimChar"/>
-              </w:rPr>
-              <w:t xml:space="preserve">npm ci --include=dev &amp;&amp; …</w:t>
-            </w:r>
-            <w:r>
-              <w:t xml:space="preserve"> </w:t>
-            </w:r>
-            <w:r>
-              <w:t xml:space="preserve">như Bước 3</w:t>
-            </w:r>
-          </w:p>
-        </w:tc>
-      </w:tr>
-      <w:tr>
-        <w:tc>
-          <w:tcPr/>
-          <w:p>
-            <w:pPr>
-              <w:pStyle w:val="Compact"/>
-              <w:jc w:val="left"/>
-            </w:pPr>
-            <w:r>
-              <w:t xml:space="preserve">Sau khi deploy lại, khoá học/quiz vừa demo biến mất</w:t>
-            </w:r>
-          </w:p>
-        </w:tc>
-        <w:tc>
-          <w:tcPr/>
-          <w:p>
-            <w:pPr>
-              <w:pStyle w:val="Compact"/>
-              <w:jc w:val="left"/>
-            </w:pPr>
-            <w:r>
-              <w:rPr>
-                <w:rStyle w:val="VerbatimChar"/>
-              </w:rPr>
-              <w:t xml:space="preserve">npm run seed</w:t>
-            </w:r>
-            <w:r>
-              <w:t xml:space="preserve"> </w:t>
-            </w:r>
-            <w:r>
-              <w:t xml:space="preserve">tự chạy lại mỗi lần deploy, luôn xoá và tạo lại dữ liệu khoá học</w:t>
-            </w:r>
-          </w:p>
-        </w:tc>
-        <w:tc>
-          <w:tcPr/>
-          <w:p>
-            <w:pPr>
-              <w:pStyle w:val="Compact"/>
-              <w:jc w:val="left"/>
-            </w:pPr>
-            <w:r>
-              <w:t xml:space="preserve">Đây là hành vi</w:t>
-            </w:r>
-            <w:r>
-              <w:t xml:space="preserve"> </w:t>
-            </w:r>
-            <w:r>
-              <w:rPr>
-                <w:bCs/>
-                <w:b/>
-              </w:rPr>
-              <w:t xml:space="preserve">cố ý</w:t>
-            </w:r>
-            <w:r>
-              <w:t xml:space="preserve"> </w:t>
-            </w:r>
-            <w:r>
-              <w:t xml:space="preserve">của</w:t>
-            </w:r>
-            <w:r>
-              <w:t xml:space="preserve"> </w:t>
-            </w:r>
-            <w:r>
-              <w:rPr>
-                <w:rStyle w:val="VerbatimChar"/>
-              </w:rPr>
-              <w:t xml:space="preserve">render.yaml</w:t>
-            </w:r>
-            <w:r>
-              <w:t xml:space="preserve"> </w:t>
-            </w:r>
-            <w:r>
-              <w:t xml:space="preserve">hiện tại, không phải lỗi — xem mục</w:t>
-            </w:r>
-            <w:r>
-              <w:t xml:space="preserve"> </w:t>
-            </w:r>
-            <w:r>
-              <w:t xml:space="preserve">“</w:t>
-            </w:r>
-            <w:r>
-              <w:t xml:space="preserve">Nạp dữ liệu mẫu</w:t>
-            </w:r>
-            <w:r>
-              <w:t xml:space="preserve">”</w:t>
-            </w:r>
-            <w:r>
-              <w:t xml:space="preserve"> </w:t>
-            </w:r>
-            <w:r>
-              <w:t xml:space="preserve">ở Bước 3</w:t>
+              <w:t xml:space="preserve">xóa dữ liệu nghiệp vụ trước khi tạo lại mẫu</w:t>
+            </w:r>
+          </w:p>
+        </w:tc>
+        <w:tc>
+          <w:tcPr/>
+          <w:p>
+            <w:pPr>
+              <w:pStyle w:val="Compact"/>
+              <w:jc w:val="left"/>
+            </w:pPr>
+            <w:r>
+              <w:t xml:space="preserve">Khôi phục từ backup nếu có; không chạy seed trên môi trường đã có dữ liệu cần giữ</w:t>
             </w:r>
           </w:p>
         </w:tc>
@@ -11077,7 +10927,7 @@
         <w:pStyle w:val="BodyText"/>
       </w:pPr>
       <w:r>
-        <w:t xml:space="preserve">Vì đây là cài đặt theo tài khoản (yêu cầu đăng nhập), cha cần vào hai trang trên và bật tay một lần — không có API hay tệp cấu hình nào trong repo điều khiển được việc này.</w:t>
+        <w:t xml:space="preserve">Vì đây là cài đặt theo tài khoản (yêu cầu đăng nhập), bạn cần vào hai trang trên và bật tay một lần — không có API hay tệp cấu hình nào trong repo điều khiển được việc này.</w:t>
       </w:r>
     </w:p>
     <w:p>
@@ -11329,7 +11179,7 @@
           <w:bCs/>
           <w:b/>
         </w:rPr>
-        <w:t xml:space="preserve">tệp này cha tự tạo, không có sẵn trong repo và không bao giờ lên git</w:t>
+        <w:t xml:space="preserve">tệp này bạn tự tạo, không có sẵn trong repo và không bao giờ lên git</w:t>
       </w:r>
       <w:r>
         <w:t xml:space="preserve"> </w:t>
@@ -11363,150 +11213,6 @@
       </w:r>
       <w:r>
         <w:t xml:space="preserve">). Các bước một lần:</w:t>
-      </w:r>
-    </w:p>
-    <w:p>
-      <w:pPr>
-        <w:numPr>
-          <w:ilvl w:val="0"/>
-          <w:numId w:val="1027"/>
-        </w:numPr>
-        <w:pStyle w:val="Compact"/>
-      </w:pPr>
-      <w:r>
-        <w:t xml:space="preserve">Render Dashboard → database</w:t>
-      </w:r>
-      <w:r>
-        <w:t xml:space="preserve"> </w:t>
-      </w:r>
-      <w:r>
-        <w:rPr>
-          <w:rStyle w:val="VerbatimChar"/>
-        </w:rPr>
-        <w:t xml:space="preserve">learnquiz-db</w:t>
-      </w:r>
-      <w:r>
-        <w:t xml:space="preserve"> </w:t>
-      </w:r>
-      <w:r>
-        <w:t xml:space="preserve">→ tab</w:t>
-      </w:r>
-      <w:r>
-        <w:t xml:space="preserve"> </w:t>
-      </w:r>
-      <w:r>
-        <w:rPr>
-          <w:bCs/>
-          <w:b/>
-        </w:rPr>
-        <w:t xml:space="preserve">Connections</w:t>
-      </w:r>
-    </w:p>
-    <w:p>
-      <w:pPr>
-        <w:numPr>
-          <w:ilvl w:val="0"/>
-          <w:numId w:val="1027"/>
-        </w:numPr>
-        <w:pStyle w:val="Compact"/>
-      </w:pPr>
-      <w:r>
-        <w:t xml:space="preserve">Copy chuỗi</w:t>
-      </w:r>
-      <w:r>
-        <w:t xml:space="preserve"> </w:t>
-      </w:r>
-      <w:r>
-        <w:rPr>
-          <w:bCs/>
-          <w:b/>
-        </w:rPr>
-        <w:t xml:space="preserve">External Database URL</w:t>
-      </w:r>
-      <w:r>
-        <w:t xml:space="preserve"> </w:t>
-      </w:r>
-      <w:r>
-        <w:t xml:space="preserve">(khác với Internal Database URL dùng ở Bước 3 — External mới kết nối được từ ngoài mạng Render, tức là từ máy cá nhân)</w:t>
-      </w:r>
-    </w:p>
-    <w:p>
-      <w:pPr>
-        <w:numPr>
-          <w:ilvl w:val="0"/>
-          <w:numId w:val="1027"/>
-        </w:numPr>
-        <w:pStyle w:val="Compact"/>
-      </w:pPr>
-      <w:r>
-        <w:t xml:space="preserve">Tạo tệp mới</w:t>
-      </w:r>
-      <w:r>
-        <w:t xml:space="preserve"> </w:t>
-      </w:r>
-      <w:r>
-        <w:rPr>
-          <w:rStyle w:val="VerbatimChar"/>
-        </w:rPr>
-        <w:t xml:space="preserve">backend/.env.production.local</w:t>
-      </w:r>
-      <w:r>
-        <w:t xml:space="preserve"> </w:t>
-      </w:r>
-      <w:r>
-        <w:t xml:space="preserve">với đúng một dòng:</w:t>
-      </w:r>
-    </w:p>
-    <w:p>
-      <w:pPr>
-        <w:pStyle w:val="SourceCode"/>
-      </w:pPr>
-      <w:r>
-        <w:rPr>
-          <w:rStyle w:val="VerbatimChar"/>
-        </w:rPr>
-        <w:t xml:space="preserve">DATABASE_URL="&lt;dán External Database URL vừa copy&gt;?sslmode=require"</w:t>
-      </w:r>
-    </w:p>
-    <w:p>
-      <w:pPr>
-        <w:pStyle w:val="FirstParagraph"/>
-      </w:pPr>
-      <w:r>
-        <w:rPr>
-          <w:iCs/>
-          <w:i/>
-        </w:rPr>
-        <w:t xml:space="preserve">(thêm</w:t>
-      </w:r>
-      <w:r>
-        <w:rPr>
-          <w:iCs/>
-          <w:i/>
-        </w:rPr>
-        <w:t xml:space="preserve"> </w:t>
-      </w:r>
-      <w:r>
-        <w:rPr>
-          <w:rStyle w:val="VerbatimChar"/>
-          <w:iCs/>
-          <w:i/>
-        </w:rPr>
-        <w:t xml:space="preserve">?sslmode=require</w:t>
-      </w:r>
-      <w:r>
-        <w:rPr>
-          <w:iCs/>
-          <w:i/>
-        </w:rPr>
-        <w:t xml:space="preserve"> </w:t>
-      </w:r>
-      <w:r>
-        <w:rPr>
-          <w:iCs/>
-          <w:i/>
-        </w:rPr>
-        <w:t xml:space="preserve">ở cuối — Render yêu cầu kết nối từ ngoài phải mã hoá TLS, thiếu cờ này sẽ báo lỗi kết nối)</w:t>
       </w:r>
     </w:p>
     <w:p>
@@ -11514,6 +11220,150 @@
         <w:numPr>
           <w:ilvl w:val="0"/>
           <w:numId w:val="1028"/>
+        </w:numPr>
+        <w:pStyle w:val="Compact"/>
+      </w:pPr>
+      <w:r>
+        <w:t xml:space="preserve">Render Dashboard → database</w:t>
+      </w:r>
+      <w:r>
+        <w:t xml:space="preserve"> </w:t>
+      </w:r>
+      <w:r>
+        <w:rPr>
+          <w:rStyle w:val="VerbatimChar"/>
+        </w:rPr>
+        <w:t xml:space="preserve">learnquiz-db</w:t>
+      </w:r>
+      <w:r>
+        <w:t xml:space="preserve"> </w:t>
+      </w:r>
+      <w:r>
+        <w:t xml:space="preserve">→ tab</w:t>
+      </w:r>
+      <w:r>
+        <w:t xml:space="preserve"> </w:t>
+      </w:r>
+      <w:r>
+        <w:rPr>
+          <w:bCs/>
+          <w:b/>
+        </w:rPr>
+        <w:t xml:space="preserve">Connections</w:t>
+      </w:r>
+    </w:p>
+    <w:p>
+      <w:pPr>
+        <w:numPr>
+          <w:ilvl w:val="0"/>
+          <w:numId w:val="1028"/>
+        </w:numPr>
+        <w:pStyle w:val="Compact"/>
+      </w:pPr>
+      <w:r>
+        <w:t xml:space="preserve">Copy chuỗi</w:t>
+      </w:r>
+      <w:r>
+        <w:t xml:space="preserve"> </w:t>
+      </w:r>
+      <w:r>
+        <w:rPr>
+          <w:bCs/>
+          <w:b/>
+        </w:rPr>
+        <w:t xml:space="preserve">External Database URL</w:t>
+      </w:r>
+      <w:r>
+        <w:t xml:space="preserve"> </w:t>
+      </w:r>
+      <w:r>
+        <w:t xml:space="preserve">(khác với Internal Database URL dùng ở Bước 3 — External mới kết nối được từ ngoài mạng Render, tức là từ máy cá nhân)</w:t>
+      </w:r>
+    </w:p>
+    <w:p>
+      <w:pPr>
+        <w:numPr>
+          <w:ilvl w:val="0"/>
+          <w:numId w:val="1028"/>
+        </w:numPr>
+        <w:pStyle w:val="Compact"/>
+      </w:pPr>
+      <w:r>
+        <w:t xml:space="preserve">Tạo tệp mới</w:t>
+      </w:r>
+      <w:r>
+        <w:t xml:space="preserve"> </w:t>
+      </w:r>
+      <w:r>
+        <w:rPr>
+          <w:rStyle w:val="VerbatimChar"/>
+        </w:rPr>
+        <w:t xml:space="preserve">backend/.env.production.local</w:t>
+      </w:r>
+      <w:r>
+        <w:t xml:space="preserve"> </w:t>
+      </w:r>
+      <w:r>
+        <w:t xml:space="preserve">với đúng một dòng:</w:t>
+      </w:r>
+    </w:p>
+    <w:p>
+      <w:pPr>
+        <w:pStyle w:val="SourceCode"/>
+      </w:pPr>
+      <w:r>
+        <w:rPr>
+          <w:rStyle w:val="VerbatimChar"/>
+        </w:rPr>
+        <w:t xml:space="preserve">DATABASE_URL="&lt;dán External Database URL vừa copy&gt;?sslmode=require"</w:t>
+      </w:r>
+    </w:p>
+    <w:p>
+      <w:pPr>
+        <w:pStyle w:val="FirstParagraph"/>
+      </w:pPr>
+      <w:r>
+        <w:rPr>
+          <w:iCs/>
+          <w:i/>
+        </w:rPr>
+        <w:t xml:space="preserve">(thêm</w:t>
+      </w:r>
+      <w:r>
+        <w:rPr>
+          <w:iCs/>
+          <w:i/>
+        </w:rPr>
+        <w:t xml:space="preserve"> </w:t>
+      </w:r>
+      <w:r>
+        <w:rPr>
+          <w:rStyle w:val="VerbatimChar"/>
+          <w:iCs/>
+          <w:i/>
+        </w:rPr>
+        <w:t xml:space="preserve">?sslmode=require</w:t>
+      </w:r>
+      <w:r>
+        <w:rPr>
+          <w:iCs/>
+          <w:i/>
+        </w:rPr>
+        <w:t xml:space="preserve"> </w:t>
+      </w:r>
+      <w:r>
+        <w:rPr>
+          <w:iCs/>
+          <w:i/>
+        </w:rPr>
+        <w:t xml:space="preserve">ở cuối — Render yêu cầu kết nối từ ngoài phải mã hoá TLS, thiếu cờ này sẽ báo lỗi kết nối)</w:t>
+      </w:r>
+    </w:p>
+    <w:p>
+      <w:pPr>
+        <w:numPr>
+          <w:ilvl w:val="0"/>
+          <w:numId w:val="1029"/>
         </w:numPr>
         <w:pStyle w:val="Compact"/>
       </w:pPr>
@@ -12660,6 +12510,36 @@
     </w:lvlOverride>
   </w:num>
   <w:num w:numId="1014">
+    <w:abstractNumId w:val="99411"/>
+    <w:lvlOverride w:ilvl="0">
+      <w:startOverride w:val="1"/>
+    </w:lvlOverride>
+    <w:lvlOverride w:ilvl="1">
+      <w:startOverride w:val="1"/>
+    </w:lvlOverride>
+    <w:lvlOverride w:ilvl="2">
+      <w:startOverride w:val="1"/>
+    </w:lvlOverride>
+    <w:lvlOverride w:ilvl="3">
+      <w:startOverride w:val="1"/>
+    </w:lvlOverride>
+    <w:lvlOverride w:ilvl="4">
+      <w:startOverride w:val="1"/>
+    </w:lvlOverride>
+    <w:lvlOverride w:ilvl="5">
+      <w:startOverride w:val="1"/>
+    </w:lvlOverride>
+    <w:lvlOverride w:ilvl="6">
+      <w:startOverride w:val="1"/>
+    </w:lvlOverride>
+    <w:lvlOverride w:ilvl="7">
+      <w:startOverride w:val="1"/>
+    </w:lvlOverride>
+    <w:lvlOverride w:ilvl="8">
+      <w:startOverride w:val="1"/>
+    </w:lvlOverride>
+  </w:num>
+  <w:num w:numId="1015">
     <w:abstractNumId w:val="99415"/>
     <w:lvlOverride w:ilvl="0">
       <w:startOverride w:val="5"/>
@@ -12689,7 +12569,7 @@
       <w:startOverride w:val="5"/>
     </w:lvlOverride>
   </w:num>
-  <w:num w:numId="1015">
+  <w:num w:numId="1016">
     <w:abstractNumId w:val="99416"/>
     <w:lvlOverride w:ilvl="0">
       <w:startOverride w:val="6"/>
@@ -12719,7 +12599,7 @@
       <w:startOverride w:val="6"/>
     </w:lvlOverride>
   </w:num>
-  <w:num w:numId="1016">
+  <w:num w:numId="1017">
     <w:abstractNumId w:val="99411"/>
     <w:lvlOverride w:ilvl="0">
       <w:startOverride w:val="1"/>
@@ -12749,7 +12629,7 @@
       <w:startOverride w:val="1"/>
     </w:lvlOverride>
   </w:num>
-  <w:num w:numId="1017">
+  <w:num w:numId="1018">
     <w:abstractNumId w:val="99414"/>
     <w:lvlOverride w:ilvl="0">
       <w:startOverride w:val="4"/>
@@ -12777,36 +12657,6 @@
     </w:lvlOverride>
     <w:lvlOverride w:ilvl="8">
       <w:startOverride w:val="4"/>
-    </w:lvlOverride>
-  </w:num>
-  <w:num w:numId="1018">
-    <w:abstractNumId w:val="99411"/>
-    <w:lvlOverride w:ilvl="0">
-      <w:startOverride w:val="1"/>
-    </w:lvlOverride>
-    <w:lvlOverride w:ilvl="1">
-      <w:startOverride w:val="1"/>
-    </w:lvlOverride>
-    <w:lvlOverride w:ilvl="2">
-      <w:startOverride w:val="1"/>
-    </w:lvlOverride>
-    <w:lvlOverride w:ilvl="3">
-      <w:startOverride w:val="1"/>
-    </w:lvlOverride>
-    <w:lvlOverride w:ilvl="4">
-      <w:startOverride w:val="1"/>
-    </w:lvlOverride>
-    <w:lvlOverride w:ilvl="5">
-      <w:startOverride w:val="1"/>
-    </w:lvlOverride>
-    <w:lvlOverride w:ilvl="6">
-      <w:startOverride w:val="1"/>
-    </w:lvlOverride>
-    <w:lvlOverride w:ilvl="7">
-      <w:startOverride w:val="1"/>
-    </w:lvlOverride>
-    <w:lvlOverride w:ilvl="8">
-      <w:startOverride w:val="1"/>
     </w:lvlOverride>
   </w:num>
   <w:num w:numId="1019">
@@ -12840,6 +12690,36 @@
     </w:lvlOverride>
   </w:num>
   <w:num w:numId="1020">
+    <w:abstractNumId w:val="99411"/>
+    <w:lvlOverride w:ilvl="0">
+      <w:startOverride w:val="1"/>
+    </w:lvlOverride>
+    <w:lvlOverride w:ilvl="1">
+      <w:startOverride w:val="1"/>
+    </w:lvlOverride>
+    <w:lvlOverride w:ilvl="2">
+      <w:startOverride w:val="1"/>
+    </w:lvlOverride>
+    <w:lvlOverride w:ilvl="3">
+      <w:startOverride w:val="1"/>
+    </w:lvlOverride>
+    <w:lvlOverride w:ilvl="4">
+      <w:startOverride w:val="1"/>
+    </w:lvlOverride>
+    <w:lvlOverride w:ilvl="5">
+      <w:startOverride w:val="1"/>
+    </w:lvlOverride>
+    <w:lvlOverride w:ilvl="6">
+      <w:startOverride w:val="1"/>
+    </w:lvlOverride>
+    <w:lvlOverride w:ilvl="7">
+      <w:startOverride w:val="1"/>
+    </w:lvlOverride>
+    <w:lvlOverride w:ilvl="8">
+      <w:startOverride w:val="1"/>
+    </w:lvlOverride>
+  </w:num>
+  <w:num w:numId="1021">
     <w:abstractNumId w:val="99413"/>
     <w:lvlOverride w:ilvl="0">
       <w:startOverride w:val="3"/>
@@ -12869,7 +12749,7 @@
       <w:startOverride w:val="3"/>
     </w:lvlOverride>
   </w:num>
-  <w:num w:numId="1021">
+  <w:num w:numId="1022">
     <w:abstractNumId w:val="99415"/>
     <w:lvlOverride w:ilvl="0">
       <w:startOverride w:val="5"/>
@@ -12899,7 +12779,7 @@
       <w:startOverride w:val="5"/>
     </w:lvlOverride>
   </w:num>
-  <w:num w:numId="1022">
+  <w:num w:numId="1023">
     <w:abstractNumId w:val="99416"/>
     <w:lvlOverride w:ilvl="0">
       <w:startOverride w:val="6"/>
@@ -12928,9 +12808,6 @@
     <w:lvlOverride w:ilvl="8">
       <w:startOverride w:val="6"/>
     </w:lvlOverride>
-  </w:num>
-  <w:num w:numId="1023">
-    <w:abstractNumId w:val="991"/>
   </w:num>
   <w:num w:numId="1024">
     <w:abstractNumId w:val="991"/>
@@ -12942,6 +12819,9 @@
     <w:abstractNumId w:val="991"/>
   </w:num>
   <w:num w:numId="1027">
+    <w:abstractNumId w:val="991"/>
+  </w:num>
+  <w:num w:numId="1028">
     <w:abstractNumId w:val="99411"/>
     <w:lvlOverride w:ilvl="0">
       <w:startOverride w:val="1"/>
@@ -12971,7 +12851,7 @@
       <w:startOverride w:val="1"/>
     </w:lvlOverride>
   </w:num>
-  <w:num w:numId="1028">
+  <w:num w:numId="1029">
     <w:abstractNumId w:val="99414"/>
     <w:lvlOverride w:ilvl="0">
       <w:startOverride w:val="4"/>
